--- a/klagomål/A 12622-2026 FSC-klagomål.docx
+++ b/klagomål/A 12622-2026 FSC-klagomål.docx
@@ -1427,7 +1427,7 @@
     <w:r>
       <w:tab/>
       <w:tab/>
-      <w:t>2026-06-15</w:t>
+      <w:t>2026-06-16</w:t>
       <w:br/>
       <w:br/>
     </w:r>

--- a/klagomål/A 12622-2026 FSC-klagomål.docx
+++ b/klagomål/A 12622-2026 FSC-klagomål.docx
@@ -1427,7 +1427,7 @@
     <w:r>
       <w:tab/>
       <w:tab/>
-      <w:t>2026-06-16</w:t>
+      <w:t>2026-06-17</w:t>
       <w:br/>
       <w:br/>
     </w:r>

--- a/klagomål/A 12622-2026 FSC-klagomål.docx
+++ b/klagomål/A 12622-2026 FSC-klagomål.docx
@@ -1,6 +1,6 @@
 
 <file path=word/document.xml><?xml version="1.0" encoding="utf-8"?>
-<w:document xmlns:wpc="http://schemas.microsoft.com/office/word/2010/wordprocessingCanvas" xmlns:cx="http://schemas.microsoft.com/office/drawing/2014/chartex" xmlns:cx1="http://schemas.microsoft.com/office/drawing/2015/9/8/chartex" xmlns:cx2="http://schemas.microsoft.com/office/drawing/2015/10/21/chartex" xmlns:cx3="http://schemas.microsoft.com/office/drawing/2016/5/9/chartex" xmlns:cx4="http://schemas.microsoft.com/office/drawing/2016/5/10/chartex" xmlns:cx5="http://schemas.microsoft.com/office/drawing/2016/5/11/chartex" xmlns:cx6="http://schemas.microsoft.com/office/drawing/2016/5/12/chartex" xmlns:cx7="http://schemas.microsoft.com/office/drawing/2016/5/13/chartex" xmlns:cx8="http://schemas.microsoft.com/office/drawing/2016/5/14/chartex" xmlns:mc="http://schemas.openxmlformats.org/markup-compatibility/2006" xmlns:aink="http://schemas.microsoft.com/office/drawing/2016/ink" xmlns:am3d="http://schemas.microsoft.com/office/drawing/2017/model3d" xmlns:o="urn:schemas-microsoft-com:office:office" xmlns:oel="http://schemas.microsoft.com/office/2019/extlst" xmlns:r="http://schemas.openxmlformats.org/officeDocument/2006/relationships" xmlns:m="http://schemas.openxmlformats.org/officeDocument/2006/math" xmlns:v="urn:schemas-microsoft-com:vml" xmlns:wp14="http://schemas.microsoft.com/office/word/2010/wordprocessingDrawing" xmlns:wp="http://schemas.openxmlformats.org/drawingml/2006/wordprocessingDrawing" xmlns:w10="urn:schemas-microsoft-com:office:word" xmlns:w="http://schemas.openxmlformats.org/wordprocessingml/2006/main" xmlns:w14="http://schemas.microsoft.com/office/word/2010/wordml" xmlns:w15="http://schemas.microsoft.com/office/word/2012/wordml" xmlns:w16cex="http://schemas.microsoft.com/office/word/2018/wordml/cex" xmlns:w16cid="http://schemas.microsoft.com/office/word/2016/wordml/cid" xmlns:w16="http://schemas.microsoft.com/office/word/2018/wordml" xmlns:w16sdtdh="http://schemas.microsoft.com/office/word/2020/wordml/sdtdatahash" xmlns:w16se="http://schemas.microsoft.com/office/word/2015/wordml/symex" xmlns:wpg="http://schemas.microsoft.com/office/word/2010/wordprocessingGroup" xmlns:wpi="http://schemas.microsoft.com/office/word/2010/wordprocessingInk" xmlns:wne="http://schemas.microsoft.com/office/word/2006/wordml" xmlns:wps="http://schemas.microsoft.com/office/word/2010/wordprocessingShape" mc:Ignorable="w14 w15 w16se w16cid w16 w16cex w16sdtdh wp14">
+<w:document xmlns:wpc="http://schemas.microsoft.com/office/word/2010/wordprocessingCanvas" xmlns:cx="http://schemas.microsoft.com/office/drawing/2014/chartex" xmlns:cx1="http://schemas.microsoft.com/office/drawing/2015/9/8/chartex" xmlns:cx2="http://schemas.microsoft.com/office/drawing/2015/10/21/chartex" xmlns:cx3="http://schemas.microsoft.com/office/drawing/2016/5/9/chartex" xmlns:cx4="http://schemas.microsoft.com/office/drawing/2016/5/10/chartex" xmlns:cx5="http://schemas.microsoft.com/office/drawing/2016/5/11/chartex" xmlns:cx6="http://schemas.microsoft.com/office/drawing/2016/5/12/chartex" xmlns:cx7="http://schemas.microsoft.com/office/drawing/2016/5/13/chartex" xmlns:cx8="http://schemas.microsoft.com/office/drawing/2016/5/14/chartex" xmlns:mc="http://schemas.openxmlformats.org/markup-compatibility/2006" xmlns:aink="http://schemas.microsoft.com/office/drawing/2016/ink" xmlns:am3d="http://schemas.microsoft.com/office/drawing/2017/model3d" xmlns:o="urn:schemas-microsoft-com:office:office" xmlns:oel="http://schemas.microsoft.com/office/2019/extlst" xmlns:r="http://schemas.openxmlformats.org/officeDocument/2006/relationships" xmlns:m="http://schemas.openxmlformats.org/officeDocument/2006/math" xmlns:v="urn:schemas-microsoft-com:vml" xmlns:wp14="http://schemas.microsoft.com/office/word/2010/wordprocessingDrawing" xmlns:wp="http://schemas.openxmlformats.org/drawingml/2006/wordprocessingDrawing" xmlns:w10="urn:schemas-microsoft-com:office:word" xmlns:w="http://schemas.openxmlformats.org/wordprocessingml/2006/main" xmlns:w14="http://schemas.microsoft.com/office/word/2010/wordml" xmlns:w15="http://schemas.microsoft.com/office/word/2012/wordml" xmlns:w16cex="http://schemas.microsoft.com/office/word/2018/wordml/cex" xmlns:w16cid="http://schemas.microsoft.com/office/word/2016/wordml/cid" xmlns:w16="http://schemas.microsoft.com/office/word/2018/wordml" xmlns:w16du="http://schemas.microsoft.com/office/word/2023/wordml/word16du" xmlns:w16sdtdh="http://schemas.microsoft.com/office/word/2020/wordml/sdtdatahash" xmlns:w16sdtfl="http://schemas.microsoft.com/office/word/2024/wordml/sdtformatlock" xmlns:w16se="http://schemas.microsoft.com/office/word/2015/wordml/symex" xmlns:wpg="http://schemas.microsoft.com/office/word/2010/wordprocessingGroup" xmlns:wpi="http://schemas.microsoft.com/office/word/2010/wordprocessingInk" xmlns:wne="http://schemas.microsoft.com/office/word/2006/wordml" xmlns:wps="http://schemas.microsoft.com/office/word/2010/wordprocessingShape" mc:Ignorable="w14 w15 w16se w16cid w16 w16cex w16sdtdh w16sdtfl w16du wp14">
   <w:body>
     <w:p>
       <w:r>
@@ -168,7 +168,7 @@
     </w:p>
     <w:p>
       <w:r>
-        <w:t>Detta dokument behandlar höga naturvärden i avverkningsanmälan A 12622-2026 i Strömsunds kommun. Denna avverkningsanmälan inkom 2026-03-10 00:00:00 och omfattar 10,1 ha.</w:t>
+        <w:t>Detta dokument behandlar höga naturvärden i avverkningsanmälan A 12622-2026 i Strömsunds kommun som inkom 2026-03-10 och omfattar 10,1 ha.</w:t>
       </w:r>
     </w:p>
     <w:p>
@@ -191,12 +191,15 @@
     </w:p>
     <w:p>
       <w:r>
-        <w:t>I avverkningsanmälan har följande 13 naturvårdsarter hittats: doftskinn (NT), garnlav (NT), harticka (NT), järpe (NT, §4), lunglav (NT), skrovellav (NT), tretåig hackspett (NT, §4), brandticka (S), bårdlav (S), norrlandslav (S), trådticka (S), kungsfågel (§4) och revlummer (§9). Av dessa är 7 rödlistade. För rödlistade arter har rödlistekategorin angivits inom parentes. Arter som är signalarter enligt Skogsstyrelsen har markerats med (S). För fridlysta arter anges även paragrafen i Artskyddsförordningen som arten är fridlyst enligt.</w:t>
+        <w:t>I och inom 17 meter från avverkningsanmälan har följande 14 naturvårdsarter hittats: garnlav (VU, T), doftskinn (NT, T), harticka (NT, T), lunglav (NT, T), skrovellav (NT, T), tretåig hackspett (NT, T, §4), brandticka (S), bårdlav (S, T), norrlandslav (S, T), trådticka (S, T), järpe (T, §4), linnea (T), kungsfågel (§4) och revlummer (§9). Av dessa är 6 rödlistade. För rödlistade arter har rödlistekategorin angivits inom parentes. Arter som är signalarter enligt Skogsstyrelsen har markerats med (S). Typiska arter inom Natura 2000 som är kopplade till skogsekosystem har markerats med (T). För fridlysta arter anges även paragrafen i Artskyddsförordningen som arten är fridlyst enligt.</w:t>
       </w:r>
     </w:p>
     <w:p>
       <w:r>
-        <w:t>De påträffade naturvårdsarterna är ett tydligt kvitto på att detta rör sig om en skog med höga naturvärden. I Figur 1 visas en karta över det avverkningsanmälda området, där samtliga fyndplatser för naturvårdsarter som finns registrerade på Artportalen har markerats.</w:t>
+        <w:t>De påträffade naturvårdsarterna är ett tydligt kvitto på att det rör sig om en skog med höga naturvärden.</w:t>
+      </w:r>
+      <w:r>
+        <w:t xml:space="preserve"> I Figur 1 visas fyndplatser för naturvårdsarter i området, som finns registrerade på Artportalen.</w:t>
       </w:r>
     </w:p>
     <w:p>
@@ -206,7 +209,7 @@
       <w:r>
         <w:drawing>
           <wp:inline xmlns:a="http://schemas.openxmlformats.org/drawingml/2006/main" xmlns:pic="http://schemas.openxmlformats.org/drawingml/2006/picture">
-            <wp:extent cx="5486400" cy="5857894"/>
+            <wp:extent cx="5486400" cy="5619649"/>
             <wp:docPr id="1" name="Picture 1"/>
             <wp:cNvGraphicFramePr>
               <a:graphicFrameLocks noChangeAspect="1"/>
@@ -227,7 +230,7 @@
                   <pic:spPr>
                     <a:xfrm>
                       <a:off x="0" y="0"/>
-                      <a:ext cx="5486400" cy="5857894"/>
+                      <a:ext cx="5486400" cy="5619649"/>
                     </a:xfrm>
                     <a:prstGeom prst="rect"/>
                   </pic:spPr>
@@ -241,9 +244,108 @@
     <w:p>
       <w:pPr>
         <w:pStyle w:val="Caption"/>
+        <w:spacing w:after="240"/>
       </w:pPr>
       <w:r>
-        <w:t>Figur 1. Fyndplatser för naturvårdsarter i det avverkningsanmälda området (röd linje). Markörer utan svart kant är placerade på fyndplatsen. Markörer med svart kant är placerade vid sidan av fyndplatsen och har ett svart streck som visar fyndplatsens exakta position. Kartans mittpunktskoordinat är N 7117811, E 505121 i SWEREF 99 TM.</w:t>
+        <w:t>Figur 1. Fyndplatser för naturvårdsarter i och inom 17 meter från avverkningsanmälan (röd linje). Markörer utan svart kant är placerade på fyndplatsen. Markörer med svart kant är placerade vid sidan av fyndplatsen och har ett svart streck som visar fyndplatsens exakta position. Kartans mittpunktskoordinat är N 7117811, E 505121 i SWEREF 99 TM.</w:t>
+      </w:r>
+    </w:p>
+    <w:p>
+      <w:pPr>
+        <w:pStyle w:val="Heading2"/>
+      </w:pPr>
+      <w:r>
+        <w:t>Fridlysta arter</w:t>
+      </w:r>
+    </w:p>
+    <w:p>
+      <w:r>
+        <w:t>Följande fridlysta arter har sina livsmiljöer och växtplatser i den avverkningsanmälda skogen: tretåig hackspett (NT, T, §4), järpe (T, §4), kungsfågel (§4) och revlummer (§9).</w:t>
+      </w:r>
+    </w:p>
+    <w:p>
+      <w:r>
+        <w:t xml:space="preserve">Observera att medlemsländerna är skyldiga att agera i enlighet med EU:s fågeldirektiv där det uttryckligen står att direktivet gäller för fåglar samt för deras ägg, bon och </w:t>
+      </w:r>
+      <w:r>
+        <w:rPr>
+          <w:b/>
+        </w:rPr>
+        <w:t xml:space="preserve">livsmiljöer </w:t>
+      </w:r>
+      <w:r>
+        <w:t>(artikel 1). Vidare att de åtgärder som vidtas inte får leda till en försämring av den nuvarande situationen beträffande bevarandet av de fågelarter som avses i artikel 1 (artikel 13). Fågeldirektivet är styrande för tillsynsansvariga myndigheters ärendehantering, ställningstaganden och beslutsfattande.</w:t>
+      </w:r>
+    </w:p>
+    <w:p>
+      <w:r>
+        <w:rPr>
+          <w:b/>
+        </w:rPr>
+        <w:t>Järpe (§4)</w:t>
+      </w:r>
+      <w:r>
+        <w:t xml:space="preserve">, som är upptagen i bilaga 1 och 2 EU:s fågeldirektiv, är mycket stationär inom sitt revir som är minst 25 hektar stort. Livsmiljöerna utgörs av tät barrskog med inblandning av lövträd och en väl utvecklad flerskiktad struktur med bärris och yngre eller undertryckta, täta granar i ett lägre skikt, ofta utmed bäckar och åar inne i den skyddande granskogen. Den överlever inte om dess livsmiljö kalavverkas och är även känslig för röjning, gallring och avverkning där unga granar och lövträd inte sparas i tillräcklig omfattning. Arten finns i sammanhängande grandominerad skog över hela Sverige men förekomsterna är betydligt glesare i Götaland än i övriga landet. Järpe är typisk art för </w:t>
+      </w:r>
+      <w:r>
+        <w:rPr>
+          <w:i/>
+        </w:rPr>
+        <w:t xml:space="preserve">9010 Taiga, 9080 Lövsumpskog </w:t>
+      </w:r>
+      <w:r>
+        <w:t xml:space="preserve">och </w:t>
+      </w:r>
+      <w:r>
+        <w:rPr>
+          <w:i/>
+        </w:rPr>
+        <w:t xml:space="preserve">9740 Skogsbevuxen myr </w:t>
+      </w:r>
+      <w:r>
+        <w:t>(SLU Artdatabanken, 2026).</w:t>
+      </w:r>
+    </w:p>
+    <w:p>
+      <w:r>
+        <w:rPr>
+          <w:b/>
+        </w:rPr>
+        <w:t>Tretåig hackspett (NT, §4)</w:t>
+      </w:r>
+      <w:r>
+        <w:t xml:space="preserve"> är rödlistad som nära hotad och ingår i bilaga 1 i EU:s fågeldirektiv. Tretåig hackspett är för sin överlevnad beroende av kontinuerlig tillförsel av äldre döende och död ved, som sker genom naturliga självgallringsprocesser i äldre grannaturskogar och barrblandade naturskogar. Om en skog genom skogsbruk gallras eller glesas ur så upphör och uteblir i stort sett den naturliga självgallringsprocessen för mycket lång tid framöver vilket omöjliggör upprätthållandet av den kontinuerliga ekologiska funktionen i ett område. Det finns studier som visar att naturskogens självgallringsprocess som den tretåiga hackspetten är beroende av, inte kan ersättas med efterlämnad hänsyn i skogsbruket (Imbeau &amp; Desrochers, 2002). Storleken på häckningsreviret varierar med skogstypen, förekomsten av död ved och graden av fragmentering, men är i allmänhet i storleksordningen 25–100 hektar. Vintertid krävs ofta betydligt större områden och det finns studier som antyder att arten behöver minst 100 hektar äldre skog. I områden med låg bonitet kan det behövas över 200 hektar lämpligt habitat för att ett par ska kunna reproducera sig. Områden med dokumenterad permanent förekomst i naturskogsmiljöer har vanligen så stora naturvärden att skogsbruk är olämpligt. Tretåig hackspett är typisk art för </w:t>
+      </w:r>
+      <w:r>
+        <w:rPr>
+          <w:i/>
+        </w:rPr>
+        <w:t xml:space="preserve">9010 Taiga, 9740 Skogsbevuxen myr, 9030 Landhöjningsskog </w:t>
+      </w:r>
+      <w:r>
+        <w:t xml:space="preserve">och </w:t>
+      </w:r>
+      <w:r>
+        <w:rPr>
+          <w:i/>
+        </w:rPr>
+        <w:t>9040 Fjällbjörkskog</w:t>
+      </w:r>
+      <w:r>
+        <w:t xml:space="preserve"> (Skogsstyrelsen, 2016; SLU Artdatabanken, 2024).</w:t>
+      </w:r>
+    </w:p>
+    <w:p>
+      <w:r>
+        <w:t>I BILAGA 1 finns mer detaljerad information om ekologi samt krav på livsmiljö hos fridlysta arter.</w:t>
+      </w:r>
+    </w:p>
+    <w:p>
+      <w:pPr>
+        <w:pStyle w:val="Heading2"/>
+      </w:pPr>
+      <w:r>
+        <w:t>Övriga naturvårdsarter</w:t>
       </w:r>
     </w:p>
     <w:p>
@@ -380,6 +482,26 @@
       </w:r>
       <w:r>
         <w:t xml:space="preserve"> (SLU Artdatabanken, 2024; Nitare &amp; Skogsstyrelsen, 2019).</w:t>
+      </w:r>
+    </w:p>
+    <w:p>
+      <w:r>
+        <w:rPr>
+          <w:b/>
+        </w:rPr>
+        <w:t xml:space="preserve">Linnea </w:t>
+      </w:r>
+      <w:r>
+        <w:t xml:space="preserve">är typisk art för </w:t>
+      </w:r>
+      <w:r>
+        <w:rPr>
+          <w:i/>
+        </w:rPr>
+        <w:t>9010 Taiga</w:t>
+      </w:r>
+      <w:r>
+        <w:t>. På linnea kan man hitta sporsäcksvampen linnealudd (SLU Artdatabanken, 2025).</w:t>
       </w:r>
     </w:p>
     <w:p>
@@ -548,96 +670,6 @@
         <w:pStyle w:val="Heading1"/>
       </w:pPr>
       <w:r>
-        <w:t>Fridlysta arter</w:t>
-      </w:r>
-    </w:p>
-    <w:p>
-      <w:r>
-        <w:t>Följande fridlysta arter har sina livsmiljöer och växtplatser i den avverkningsanmälda skogen: järpe (NT, §4), tretåig hackspett (NT, §4), kungsfågel (§4) och revlummer (§9).</w:t>
-      </w:r>
-    </w:p>
-    <w:p>
-      <w:r>
-        <w:t xml:space="preserve">Observera att medlemsländerna är skyldiga att agera i enlighet med EU:s fågeldirektiv där det uttryckligen står att direktivet gäller för fåglar samt för deras ägg, bon och </w:t>
-      </w:r>
-      <w:r>
-        <w:rPr>
-          <w:b/>
-        </w:rPr>
-        <w:t xml:space="preserve">livsmiljöer </w:t>
-      </w:r>
-      <w:r>
-        <w:t>(artikel 1). Vidare att de åtgärder som vidtas inte får leda till en försämring av den nuvarande situationen beträffande bevarandet av de fågelarter som avses i artikel 1 (artikel 13). Fågeldirektivet är styrande för tillsynsansvariga myndigheters ärendehantering, ställningstaganden och beslutsfattande.</w:t>
-      </w:r>
-    </w:p>
-    <w:p>
-      <w:r>
-        <w:rPr>
-          <w:b/>
-        </w:rPr>
-        <w:t>Järpe (§4)</w:t>
-      </w:r>
-      <w:r>
-        <w:t xml:space="preserve">, som är upptagen i bilaga 1 och 2 EU:s fågeldirektiv, är mycket stationär inom sitt revir som är minst 25 hektar stort. Livsmiljöerna utgörs av tät barrskog med inblandning av lövträd och en väl utvecklad flerskiktad struktur med bärris och yngre eller undertryckta, täta granar i ett lägre skikt, ofta utmed bäckar och åar inne i den skyddande granskogen. Den överlever inte om dess livsmiljö kalavverkas och är även känslig för röjning, gallring och avverkning där unga granar och lövträd inte sparas i tillräcklig omfattning. Arten finns i sammanhängande grandominerad skog över hela Sverige men förekomsterna är betydligt glesare i Götaland än i övriga landet. Järpe är typisk art för </w:t>
-      </w:r>
-      <w:r>
-        <w:rPr>
-          <w:i/>
-        </w:rPr>
-        <w:t xml:space="preserve">9010 Taiga, 9080 Lövsumpskog </w:t>
-      </w:r>
-      <w:r>
-        <w:t xml:space="preserve">och </w:t>
-      </w:r>
-      <w:r>
-        <w:rPr>
-          <w:i/>
-        </w:rPr>
-        <w:t xml:space="preserve">9740 Skogsbevuxen myr </w:t>
-      </w:r>
-      <w:r>
-        <w:t>(SLU Artdatabanken, 2026).</w:t>
-      </w:r>
-    </w:p>
-    <w:p>
-      <w:r>
-        <w:rPr>
-          <w:b/>
-        </w:rPr>
-        <w:t>Tretåig hackspett (NT, §4)</w:t>
-      </w:r>
-      <w:r>
-        <w:t xml:space="preserve"> är rödlistad som nära hotad och ingår i bilaga 1 i EU:s fågeldirektiv. Tretåig hackspett är för sin överlevnad beroende av kontinuerlig tillförsel av äldre döende och död ved, som sker genom naturliga självgallringsprocesser i äldre grannaturskogar och barrblandade naturskogar. Om en skog genom skogsbruk gallras eller glesas ur så upphör och uteblir i stort sett den naturliga självgallringsprocessen för mycket lång tid framöver vilket omöjliggör upprätthållandet av den kontinuerliga ekologiska funktionen i ett område. Det finns studier som visar att naturskogens självgallringsprocess som den tretåiga hackspetten är beroende av, inte kan ersättas med efterlämnad hänsyn i skogsbruket (Imbeau &amp; Desrochers, 2002). Storleken på häckningsreviret varierar med skogstypen, förekomsten av död ved och graden av fragmentering, men är i allmänhet i storleksordningen 25–100 hektar. Vintertid krävs ofta betydligt större områden och det finns studier som antyder att arten behöver minst 100 hektar äldre skog. I områden med låg bonitet kan det behövas över 200 hektar lämpligt habitat för att ett par ska kunna reproducera sig. Områden med dokumenterad permanent förekomst i naturskogsmiljöer har vanligen så stora naturvärden att skogsbruk är olämpligt. Tretåig hackspett är typisk art för </w:t>
-      </w:r>
-      <w:r>
-        <w:rPr>
-          <w:i/>
-        </w:rPr>
-        <w:t xml:space="preserve">9010 Taiga, 9740 Skogsbevuxen myr, 9030 Landhöjningsskog </w:t>
-      </w:r>
-      <w:r>
-        <w:t xml:space="preserve">och </w:t>
-      </w:r>
-      <w:r>
-        <w:rPr>
-          <w:i/>
-        </w:rPr>
-        <w:t>9040 Fjällbjörkskog</w:t>
-      </w:r>
-      <w:r>
-        <w:t xml:space="preserve"> (Skogsstyrelsen, 2016; SLU Artdatabanken, 2024).</w:t>
-      </w:r>
-    </w:p>
-    <w:p>
-      <w:r>
-        <w:t>I BILAGA 1 finns mer detaljerad information om ekologi samt krav på livsmiljö hos fridlysta arter.</w:t>
-      </w:r>
-    </w:p>
-    <w:p>
-      <w:pPr>
-        <w:pStyle w:val="Heading1"/>
-      </w:pPr>
-      <w:r>
         <w:t>Certifiering</w:t>
       </w:r>
     </w:p>
@@ -739,7 +771,7 @@
         <w:rPr>
           <w:i/>
         </w:rPr>
-        <w:t>I det avverkningsanmälda skogsområdet har 13 naturvårdsarter varav 7 rödlistade arter sina livsmiljöer och växtplatser.</w:t>
+        <w:t>I det avverkningsanmälda skogsområdet har 14 naturvårdsarter varav 6 rödlistade arter sina livsmiljöer och växtplatser.</w:t>
       </w:r>
     </w:p>
     <w:p>
@@ -1317,7 +1349,7 @@
 </file>
 
 <file path=word/endnotes.xml><?xml version="1.0" encoding="utf-8"?>
-<w:endnotes xmlns:wpc="http://schemas.microsoft.com/office/word/2010/wordprocessingCanvas" xmlns:cx="http://schemas.microsoft.com/office/drawing/2014/chartex" xmlns:cx1="http://schemas.microsoft.com/office/drawing/2015/9/8/chartex" xmlns:cx2="http://schemas.microsoft.com/office/drawing/2015/10/21/chartex" xmlns:cx3="http://schemas.microsoft.com/office/drawing/2016/5/9/chartex" xmlns:cx4="http://schemas.microsoft.com/office/drawing/2016/5/10/chartex" xmlns:cx5="http://schemas.microsoft.com/office/drawing/2016/5/11/chartex" xmlns:cx6="http://schemas.microsoft.com/office/drawing/2016/5/12/chartex" xmlns:cx7="http://schemas.microsoft.com/office/drawing/2016/5/13/chartex" xmlns:cx8="http://schemas.microsoft.com/office/drawing/2016/5/14/chartex" xmlns:mc="http://schemas.openxmlformats.org/markup-compatibility/2006" xmlns:aink="http://schemas.microsoft.com/office/drawing/2016/ink" xmlns:am3d="http://schemas.microsoft.com/office/drawing/2017/model3d" xmlns:o="urn:schemas-microsoft-com:office:office" xmlns:oel="http://schemas.microsoft.com/office/2019/extlst" xmlns:r="http://schemas.openxmlformats.org/officeDocument/2006/relationships" xmlns:m="http://schemas.openxmlformats.org/officeDocument/2006/math" xmlns:v="urn:schemas-microsoft-com:vml" xmlns:wp14="http://schemas.microsoft.com/office/word/2010/wordprocessingDrawing" xmlns:wp="http://schemas.openxmlformats.org/drawingml/2006/wordprocessingDrawing" xmlns:w10="urn:schemas-microsoft-com:office:word" xmlns:w="http://schemas.openxmlformats.org/wordprocessingml/2006/main" xmlns:w14="http://schemas.microsoft.com/office/word/2010/wordml" xmlns:w15="http://schemas.microsoft.com/office/word/2012/wordml" xmlns:w16cex="http://schemas.microsoft.com/office/word/2018/wordml/cex" xmlns:w16cid="http://schemas.microsoft.com/office/word/2016/wordml/cid" xmlns:w16="http://schemas.microsoft.com/office/word/2018/wordml" xmlns:w16sdtdh="http://schemas.microsoft.com/office/word/2020/wordml/sdtdatahash" xmlns:w16se="http://schemas.microsoft.com/office/word/2015/wordml/symex" xmlns:wpg="http://schemas.microsoft.com/office/word/2010/wordprocessingGroup" xmlns:wpi="http://schemas.microsoft.com/office/word/2010/wordprocessingInk" xmlns:wne="http://schemas.microsoft.com/office/word/2006/wordml" xmlns:wps="http://schemas.microsoft.com/office/word/2010/wordprocessingShape" mc:Ignorable="w14 w15 w16se w16cid w16 w16cex w16sdtdh wp14">
+<w:endnotes xmlns:wpc="http://schemas.microsoft.com/office/word/2010/wordprocessingCanvas" xmlns:cx="http://schemas.microsoft.com/office/drawing/2014/chartex" xmlns:cx1="http://schemas.microsoft.com/office/drawing/2015/9/8/chartex" xmlns:cx2="http://schemas.microsoft.com/office/drawing/2015/10/21/chartex" xmlns:cx3="http://schemas.microsoft.com/office/drawing/2016/5/9/chartex" xmlns:cx4="http://schemas.microsoft.com/office/drawing/2016/5/10/chartex" xmlns:cx5="http://schemas.microsoft.com/office/drawing/2016/5/11/chartex" xmlns:cx6="http://schemas.microsoft.com/office/drawing/2016/5/12/chartex" xmlns:cx7="http://schemas.microsoft.com/office/drawing/2016/5/13/chartex" xmlns:cx8="http://schemas.microsoft.com/office/drawing/2016/5/14/chartex" xmlns:mc="http://schemas.openxmlformats.org/markup-compatibility/2006" xmlns:aink="http://schemas.microsoft.com/office/drawing/2016/ink" xmlns:am3d="http://schemas.microsoft.com/office/drawing/2017/model3d" xmlns:o="urn:schemas-microsoft-com:office:office" xmlns:oel="http://schemas.microsoft.com/office/2019/extlst" xmlns:r="http://schemas.openxmlformats.org/officeDocument/2006/relationships" xmlns:m="http://schemas.openxmlformats.org/officeDocument/2006/math" xmlns:v="urn:schemas-microsoft-com:vml" xmlns:wp14="http://schemas.microsoft.com/office/word/2010/wordprocessingDrawing" xmlns:wp="http://schemas.openxmlformats.org/drawingml/2006/wordprocessingDrawing" xmlns:w10="urn:schemas-microsoft-com:office:word" xmlns:w="http://schemas.openxmlformats.org/wordprocessingml/2006/main" xmlns:w14="http://schemas.microsoft.com/office/word/2010/wordml" xmlns:w15="http://schemas.microsoft.com/office/word/2012/wordml" xmlns:w16cex="http://schemas.microsoft.com/office/word/2018/wordml/cex" xmlns:w16cid="http://schemas.microsoft.com/office/word/2016/wordml/cid" xmlns:w16="http://schemas.microsoft.com/office/word/2018/wordml" xmlns:w16du="http://schemas.microsoft.com/office/word/2023/wordml/word16du" xmlns:w16sdtdh="http://schemas.microsoft.com/office/word/2020/wordml/sdtdatahash" xmlns:w16sdtfl="http://schemas.microsoft.com/office/word/2024/wordml/sdtformatlock" xmlns:w16se="http://schemas.microsoft.com/office/word/2015/wordml/symex" xmlns:wpg="http://schemas.microsoft.com/office/word/2010/wordprocessingGroup" xmlns:wpi="http://schemas.microsoft.com/office/word/2010/wordprocessingInk" xmlns:wne="http://schemas.microsoft.com/office/word/2006/wordml" xmlns:wps="http://schemas.microsoft.com/office/word/2010/wordprocessingShape" mc:Ignorable="w14 w15 w16se w16cid w16 w16cex w16sdtdh w16sdtfl w16du wp14">
   <w:endnote w:type="separator" w:id="-1">
     <w:p>
       <w:pPr>
@@ -1342,7 +1374,7 @@
 </file>
 
 <file path=word/footer1.xml><?xml version="1.0" encoding="utf-8"?>
-<w:ftr xmlns:wpc="http://schemas.microsoft.com/office/word/2010/wordprocessingCanvas" xmlns:cx="http://schemas.microsoft.com/office/drawing/2014/chartex" xmlns:cx1="http://schemas.microsoft.com/office/drawing/2015/9/8/chartex" xmlns:cx2="http://schemas.microsoft.com/office/drawing/2015/10/21/chartex" xmlns:cx3="http://schemas.microsoft.com/office/drawing/2016/5/9/chartex" xmlns:cx4="http://schemas.microsoft.com/office/drawing/2016/5/10/chartex" xmlns:cx5="http://schemas.microsoft.com/office/drawing/2016/5/11/chartex" xmlns:cx6="http://schemas.microsoft.com/office/drawing/2016/5/12/chartex" xmlns:cx7="http://schemas.microsoft.com/office/drawing/2016/5/13/chartex" xmlns:cx8="http://schemas.microsoft.com/office/drawing/2016/5/14/chartex" xmlns:mc="http://schemas.openxmlformats.org/markup-compatibility/2006" xmlns:aink="http://schemas.microsoft.com/office/drawing/2016/ink" xmlns:am3d="http://schemas.microsoft.com/office/drawing/2017/model3d" xmlns:o="urn:schemas-microsoft-com:office:office" xmlns:oel="http://schemas.microsoft.com/office/2019/extlst" xmlns:r="http://schemas.openxmlformats.org/officeDocument/2006/relationships" xmlns:m="http://schemas.openxmlformats.org/officeDocument/2006/math" xmlns:v="urn:schemas-microsoft-com:vml" xmlns:wp14="http://schemas.microsoft.com/office/word/2010/wordprocessingDrawing" xmlns:wp="http://schemas.openxmlformats.org/drawingml/2006/wordprocessingDrawing" xmlns:w10="urn:schemas-microsoft-com:office:word" xmlns:w="http://schemas.openxmlformats.org/wordprocessingml/2006/main" xmlns:w14="http://schemas.microsoft.com/office/word/2010/wordml" xmlns:w15="http://schemas.microsoft.com/office/word/2012/wordml" xmlns:w16cex="http://schemas.microsoft.com/office/word/2018/wordml/cex" xmlns:w16cid="http://schemas.microsoft.com/office/word/2016/wordml/cid" xmlns:w16="http://schemas.microsoft.com/office/word/2018/wordml" xmlns:w16sdtdh="http://schemas.microsoft.com/office/word/2020/wordml/sdtdatahash" xmlns:w16se="http://schemas.microsoft.com/office/word/2015/wordml/symex" xmlns:wpg="http://schemas.microsoft.com/office/word/2010/wordprocessingGroup" xmlns:wpi="http://schemas.microsoft.com/office/word/2010/wordprocessingInk" xmlns:wne="http://schemas.microsoft.com/office/word/2006/wordml" xmlns:wps="http://schemas.microsoft.com/office/word/2010/wordprocessingShape" mc:Ignorable="w14 w15 w16se w16cid w16 w16cex w16sdtdh wp14">
+<w:ftr xmlns:wpc="http://schemas.microsoft.com/office/word/2010/wordprocessingCanvas" xmlns:cx="http://schemas.microsoft.com/office/drawing/2014/chartex" xmlns:cx1="http://schemas.microsoft.com/office/drawing/2015/9/8/chartex" xmlns:cx2="http://schemas.microsoft.com/office/drawing/2015/10/21/chartex" xmlns:cx3="http://schemas.microsoft.com/office/drawing/2016/5/9/chartex" xmlns:cx4="http://schemas.microsoft.com/office/drawing/2016/5/10/chartex" xmlns:cx5="http://schemas.microsoft.com/office/drawing/2016/5/11/chartex" xmlns:cx6="http://schemas.microsoft.com/office/drawing/2016/5/12/chartex" xmlns:cx7="http://schemas.microsoft.com/office/drawing/2016/5/13/chartex" xmlns:cx8="http://schemas.microsoft.com/office/drawing/2016/5/14/chartex" xmlns:mc="http://schemas.openxmlformats.org/markup-compatibility/2006" xmlns:aink="http://schemas.microsoft.com/office/drawing/2016/ink" xmlns:am3d="http://schemas.microsoft.com/office/drawing/2017/model3d" xmlns:o="urn:schemas-microsoft-com:office:office" xmlns:oel="http://schemas.microsoft.com/office/2019/extlst" xmlns:r="http://schemas.openxmlformats.org/officeDocument/2006/relationships" xmlns:m="http://schemas.openxmlformats.org/officeDocument/2006/math" xmlns:v="urn:schemas-microsoft-com:vml" xmlns:wp14="http://schemas.microsoft.com/office/word/2010/wordprocessingDrawing" xmlns:wp="http://schemas.openxmlformats.org/drawingml/2006/wordprocessingDrawing" xmlns:w10="urn:schemas-microsoft-com:office:word" xmlns:w="http://schemas.openxmlformats.org/wordprocessingml/2006/main" xmlns:w14="http://schemas.microsoft.com/office/word/2010/wordml" xmlns:w15="http://schemas.microsoft.com/office/word/2012/wordml" xmlns:w16cex="http://schemas.microsoft.com/office/word/2018/wordml/cex" xmlns:w16cid="http://schemas.microsoft.com/office/word/2016/wordml/cid" xmlns:w16="http://schemas.microsoft.com/office/word/2018/wordml" xmlns:w16du="http://schemas.microsoft.com/office/word/2023/wordml/word16du" xmlns:w16sdtdh="http://schemas.microsoft.com/office/word/2020/wordml/sdtdatahash" xmlns:w16sdtfl="http://schemas.microsoft.com/office/word/2024/wordml/sdtformatlock" xmlns:w16se="http://schemas.microsoft.com/office/word/2015/wordml/symex" xmlns:wpg="http://schemas.microsoft.com/office/word/2010/wordprocessingGroup" xmlns:wpi="http://schemas.microsoft.com/office/word/2010/wordprocessingInk" xmlns:wne="http://schemas.microsoft.com/office/word/2006/wordml" xmlns:wps="http://schemas.microsoft.com/office/word/2010/wordprocessingShape" mc:Ignorable="w14 w15 w16se w16cid w16 w16cex w16sdtdh w16sdtfl w16du wp14">
   <w:p>
     <w:pPr>
       <w:pStyle w:val="Footer"/>
@@ -1352,7 +1384,7 @@
 </file>
 
 <file path=word/footer2.xml><?xml version="1.0" encoding="utf-8"?>
-<w:ftr xmlns:wpc="http://schemas.microsoft.com/office/word/2010/wordprocessingCanvas" xmlns:cx="http://schemas.microsoft.com/office/drawing/2014/chartex" xmlns:cx1="http://schemas.microsoft.com/office/drawing/2015/9/8/chartex" xmlns:cx2="http://schemas.microsoft.com/office/drawing/2015/10/21/chartex" xmlns:cx3="http://schemas.microsoft.com/office/drawing/2016/5/9/chartex" xmlns:cx4="http://schemas.microsoft.com/office/drawing/2016/5/10/chartex" xmlns:cx5="http://schemas.microsoft.com/office/drawing/2016/5/11/chartex" xmlns:cx6="http://schemas.microsoft.com/office/drawing/2016/5/12/chartex" xmlns:cx7="http://schemas.microsoft.com/office/drawing/2016/5/13/chartex" xmlns:cx8="http://schemas.microsoft.com/office/drawing/2016/5/14/chartex" xmlns:mc="http://schemas.openxmlformats.org/markup-compatibility/2006" xmlns:aink="http://schemas.microsoft.com/office/drawing/2016/ink" xmlns:am3d="http://schemas.microsoft.com/office/drawing/2017/model3d" xmlns:o="urn:schemas-microsoft-com:office:office" xmlns:oel="http://schemas.microsoft.com/office/2019/extlst" xmlns:r="http://schemas.openxmlformats.org/officeDocument/2006/relationships" xmlns:m="http://schemas.openxmlformats.org/officeDocument/2006/math" xmlns:v="urn:schemas-microsoft-com:vml" xmlns:wp14="http://schemas.microsoft.com/office/word/2010/wordprocessingDrawing" xmlns:wp="http://schemas.openxmlformats.org/drawingml/2006/wordprocessingDrawing" xmlns:w10="urn:schemas-microsoft-com:office:word" xmlns:w="http://schemas.openxmlformats.org/wordprocessingml/2006/main" xmlns:w14="http://schemas.microsoft.com/office/word/2010/wordml" xmlns:w15="http://schemas.microsoft.com/office/word/2012/wordml" xmlns:w16cex="http://schemas.microsoft.com/office/word/2018/wordml/cex" xmlns:w16cid="http://schemas.microsoft.com/office/word/2016/wordml/cid" xmlns:w16="http://schemas.microsoft.com/office/word/2018/wordml" xmlns:w16sdtdh="http://schemas.microsoft.com/office/word/2020/wordml/sdtdatahash" xmlns:w16se="http://schemas.microsoft.com/office/word/2015/wordml/symex" xmlns:wpg="http://schemas.microsoft.com/office/word/2010/wordprocessingGroup" xmlns:wpi="http://schemas.microsoft.com/office/word/2010/wordprocessingInk" xmlns:wne="http://schemas.microsoft.com/office/word/2006/wordml" xmlns:wps="http://schemas.microsoft.com/office/word/2010/wordprocessingShape" mc:Ignorable="w14 w15 w16se w16cid w16 w16cex w16sdtdh wp14">
+<w:ftr xmlns:wpc="http://schemas.microsoft.com/office/word/2010/wordprocessingCanvas" xmlns:cx="http://schemas.microsoft.com/office/drawing/2014/chartex" xmlns:cx1="http://schemas.microsoft.com/office/drawing/2015/9/8/chartex" xmlns:cx2="http://schemas.microsoft.com/office/drawing/2015/10/21/chartex" xmlns:cx3="http://schemas.microsoft.com/office/drawing/2016/5/9/chartex" xmlns:cx4="http://schemas.microsoft.com/office/drawing/2016/5/10/chartex" xmlns:cx5="http://schemas.microsoft.com/office/drawing/2016/5/11/chartex" xmlns:cx6="http://schemas.microsoft.com/office/drawing/2016/5/12/chartex" xmlns:cx7="http://schemas.microsoft.com/office/drawing/2016/5/13/chartex" xmlns:cx8="http://schemas.microsoft.com/office/drawing/2016/5/14/chartex" xmlns:mc="http://schemas.openxmlformats.org/markup-compatibility/2006" xmlns:aink="http://schemas.microsoft.com/office/drawing/2016/ink" xmlns:am3d="http://schemas.microsoft.com/office/drawing/2017/model3d" xmlns:o="urn:schemas-microsoft-com:office:office" xmlns:oel="http://schemas.microsoft.com/office/2019/extlst" xmlns:r="http://schemas.openxmlformats.org/officeDocument/2006/relationships" xmlns:m="http://schemas.openxmlformats.org/officeDocument/2006/math" xmlns:v="urn:schemas-microsoft-com:vml" xmlns:wp14="http://schemas.microsoft.com/office/word/2010/wordprocessingDrawing" xmlns:wp="http://schemas.openxmlformats.org/drawingml/2006/wordprocessingDrawing" xmlns:w10="urn:schemas-microsoft-com:office:word" xmlns:w="http://schemas.openxmlformats.org/wordprocessingml/2006/main" xmlns:w14="http://schemas.microsoft.com/office/word/2010/wordml" xmlns:w15="http://schemas.microsoft.com/office/word/2012/wordml" xmlns:w16cex="http://schemas.microsoft.com/office/word/2018/wordml/cex" xmlns:w16cid="http://schemas.microsoft.com/office/word/2016/wordml/cid" xmlns:w16="http://schemas.microsoft.com/office/word/2018/wordml" xmlns:w16du="http://schemas.microsoft.com/office/word/2023/wordml/word16du" xmlns:w16sdtdh="http://schemas.microsoft.com/office/word/2020/wordml/sdtdatahash" xmlns:w16sdtfl="http://schemas.microsoft.com/office/word/2024/wordml/sdtformatlock" xmlns:w16se="http://schemas.microsoft.com/office/word/2015/wordml/symex" xmlns:wpg="http://schemas.microsoft.com/office/word/2010/wordprocessingGroup" xmlns:wpi="http://schemas.microsoft.com/office/word/2010/wordprocessingInk" xmlns:wne="http://schemas.microsoft.com/office/word/2006/wordml" xmlns:wps="http://schemas.microsoft.com/office/word/2010/wordprocessingShape" mc:Ignorable="w14 w15 w16se w16cid w16 w16cex w16sdtdh w16sdtfl w16du wp14">
   <w:p>
     <w:pPr>
       <w:pStyle w:val="Footer"/>
@@ -1362,7 +1394,7 @@
 </file>
 
 <file path=word/footer3.xml><?xml version="1.0" encoding="utf-8"?>
-<w:ftr xmlns:wpc="http://schemas.microsoft.com/office/word/2010/wordprocessingCanvas" xmlns:cx="http://schemas.microsoft.com/office/drawing/2014/chartex" xmlns:cx1="http://schemas.microsoft.com/office/drawing/2015/9/8/chartex" xmlns:cx2="http://schemas.microsoft.com/office/drawing/2015/10/21/chartex" xmlns:cx3="http://schemas.microsoft.com/office/drawing/2016/5/9/chartex" xmlns:cx4="http://schemas.microsoft.com/office/drawing/2016/5/10/chartex" xmlns:cx5="http://schemas.microsoft.com/office/drawing/2016/5/11/chartex" xmlns:cx6="http://schemas.microsoft.com/office/drawing/2016/5/12/chartex" xmlns:cx7="http://schemas.microsoft.com/office/drawing/2016/5/13/chartex" xmlns:cx8="http://schemas.microsoft.com/office/drawing/2016/5/14/chartex" xmlns:mc="http://schemas.openxmlformats.org/markup-compatibility/2006" xmlns:aink="http://schemas.microsoft.com/office/drawing/2016/ink" xmlns:am3d="http://schemas.microsoft.com/office/drawing/2017/model3d" xmlns:o="urn:schemas-microsoft-com:office:office" xmlns:oel="http://schemas.microsoft.com/office/2019/extlst" xmlns:r="http://schemas.openxmlformats.org/officeDocument/2006/relationships" xmlns:m="http://schemas.openxmlformats.org/officeDocument/2006/math" xmlns:v="urn:schemas-microsoft-com:vml" xmlns:wp14="http://schemas.microsoft.com/office/word/2010/wordprocessingDrawing" xmlns:wp="http://schemas.openxmlformats.org/drawingml/2006/wordprocessingDrawing" xmlns:w10="urn:schemas-microsoft-com:office:word" xmlns:w="http://schemas.openxmlformats.org/wordprocessingml/2006/main" xmlns:w14="http://schemas.microsoft.com/office/word/2010/wordml" xmlns:w15="http://schemas.microsoft.com/office/word/2012/wordml" xmlns:w16cex="http://schemas.microsoft.com/office/word/2018/wordml/cex" xmlns:w16cid="http://schemas.microsoft.com/office/word/2016/wordml/cid" xmlns:w16="http://schemas.microsoft.com/office/word/2018/wordml" xmlns:w16sdtdh="http://schemas.microsoft.com/office/word/2020/wordml/sdtdatahash" xmlns:w16se="http://schemas.microsoft.com/office/word/2015/wordml/symex" xmlns:wpg="http://schemas.microsoft.com/office/word/2010/wordprocessingGroup" xmlns:wpi="http://schemas.microsoft.com/office/word/2010/wordprocessingInk" xmlns:wne="http://schemas.microsoft.com/office/word/2006/wordml" xmlns:wps="http://schemas.microsoft.com/office/word/2010/wordprocessingShape" mc:Ignorable="w14 w15 w16se w16cid w16 w16cex w16sdtdh wp14">
+<w:ftr xmlns:wpc="http://schemas.microsoft.com/office/word/2010/wordprocessingCanvas" xmlns:cx="http://schemas.microsoft.com/office/drawing/2014/chartex" xmlns:cx1="http://schemas.microsoft.com/office/drawing/2015/9/8/chartex" xmlns:cx2="http://schemas.microsoft.com/office/drawing/2015/10/21/chartex" xmlns:cx3="http://schemas.microsoft.com/office/drawing/2016/5/9/chartex" xmlns:cx4="http://schemas.microsoft.com/office/drawing/2016/5/10/chartex" xmlns:cx5="http://schemas.microsoft.com/office/drawing/2016/5/11/chartex" xmlns:cx6="http://schemas.microsoft.com/office/drawing/2016/5/12/chartex" xmlns:cx7="http://schemas.microsoft.com/office/drawing/2016/5/13/chartex" xmlns:cx8="http://schemas.microsoft.com/office/drawing/2016/5/14/chartex" xmlns:mc="http://schemas.openxmlformats.org/markup-compatibility/2006" xmlns:aink="http://schemas.microsoft.com/office/drawing/2016/ink" xmlns:am3d="http://schemas.microsoft.com/office/drawing/2017/model3d" xmlns:o="urn:schemas-microsoft-com:office:office" xmlns:oel="http://schemas.microsoft.com/office/2019/extlst" xmlns:r="http://schemas.openxmlformats.org/officeDocument/2006/relationships" xmlns:m="http://schemas.openxmlformats.org/officeDocument/2006/math" xmlns:v="urn:schemas-microsoft-com:vml" xmlns:wp14="http://schemas.microsoft.com/office/word/2010/wordprocessingDrawing" xmlns:wp="http://schemas.openxmlformats.org/drawingml/2006/wordprocessingDrawing" xmlns:w10="urn:schemas-microsoft-com:office:word" xmlns:w="http://schemas.openxmlformats.org/wordprocessingml/2006/main" xmlns:w14="http://schemas.microsoft.com/office/word/2010/wordml" xmlns:w15="http://schemas.microsoft.com/office/word/2012/wordml" xmlns:w16cex="http://schemas.microsoft.com/office/word/2018/wordml/cex" xmlns:w16cid="http://schemas.microsoft.com/office/word/2016/wordml/cid" xmlns:w16="http://schemas.microsoft.com/office/word/2018/wordml" xmlns:w16du="http://schemas.microsoft.com/office/word/2023/wordml/word16du" xmlns:w16sdtdh="http://schemas.microsoft.com/office/word/2020/wordml/sdtdatahash" xmlns:w16sdtfl="http://schemas.microsoft.com/office/word/2024/wordml/sdtformatlock" xmlns:w16se="http://schemas.microsoft.com/office/word/2015/wordml/symex" xmlns:wpg="http://schemas.microsoft.com/office/word/2010/wordprocessingGroup" xmlns:wpi="http://schemas.microsoft.com/office/word/2010/wordprocessingInk" xmlns:wne="http://schemas.microsoft.com/office/word/2006/wordml" xmlns:wps="http://schemas.microsoft.com/office/word/2010/wordprocessingShape" mc:Ignorable="w14 w15 w16se w16cid w16 w16cex w16sdtdh w16sdtfl w16du wp14">
   <w:p>
     <w:pPr>
       <w:pStyle w:val="Footer"/>
@@ -1372,7 +1404,7 @@
 </file>
 
 <file path=word/footnotes.xml><?xml version="1.0" encoding="utf-8"?>
-<w:footnotes xmlns:wpc="http://schemas.microsoft.com/office/word/2010/wordprocessingCanvas" xmlns:cx="http://schemas.microsoft.com/office/drawing/2014/chartex" xmlns:cx1="http://schemas.microsoft.com/office/drawing/2015/9/8/chartex" xmlns:cx2="http://schemas.microsoft.com/office/drawing/2015/10/21/chartex" xmlns:cx3="http://schemas.microsoft.com/office/drawing/2016/5/9/chartex" xmlns:cx4="http://schemas.microsoft.com/office/drawing/2016/5/10/chartex" xmlns:cx5="http://schemas.microsoft.com/office/drawing/2016/5/11/chartex" xmlns:cx6="http://schemas.microsoft.com/office/drawing/2016/5/12/chartex" xmlns:cx7="http://schemas.microsoft.com/office/drawing/2016/5/13/chartex" xmlns:cx8="http://schemas.microsoft.com/office/drawing/2016/5/14/chartex" xmlns:mc="http://schemas.openxmlformats.org/markup-compatibility/2006" xmlns:aink="http://schemas.microsoft.com/office/drawing/2016/ink" xmlns:am3d="http://schemas.microsoft.com/office/drawing/2017/model3d" xmlns:o="urn:schemas-microsoft-com:office:office" xmlns:oel="http://schemas.microsoft.com/office/2019/extlst" xmlns:r="http://schemas.openxmlformats.org/officeDocument/2006/relationships" xmlns:m="http://schemas.openxmlformats.org/officeDocument/2006/math" xmlns:v="urn:schemas-microsoft-com:vml" xmlns:wp14="http://schemas.microsoft.com/office/word/2010/wordprocessingDrawing" xmlns:wp="http://schemas.openxmlformats.org/drawingml/2006/wordprocessingDrawing" xmlns:w10="urn:schemas-microsoft-com:office:word" xmlns:w="http://schemas.openxmlformats.org/wordprocessingml/2006/main" xmlns:w14="http://schemas.microsoft.com/office/word/2010/wordml" xmlns:w15="http://schemas.microsoft.com/office/word/2012/wordml" xmlns:w16cex="http://schemas.microsoft.com/office/word/2018/wordml/cex" xmlns:w16cid="http://schemas.microsoft.com/office/word/2016/wordml/cid" xmlns:w16="http://schemas.microsoft.com/office/word/2018/wordml" xmlns:w16sdtdh="http://schemas.microsoft.com/office/word/2020/wordml/sdtdatahash" xmlns:w16se="http://schemas.microsoft.com/office/word/2015/wordml/symex" xmlns:wpg="http://schemas.microsoft.com/office/word/2010/wordprocessingGroup" xmlns:wpi="http://schemas.microsoft.com/office/word/2010/wordprocessingInk" xmlns:wne="http://schemas.microsoft.com/office/word/2006/wordml" xmlns:wps="http://schemas.microsoft.com/office/word/2010/wordprocessingShape" mc:Ignorable="w14 w15 w16se w16cid w16 w16cex w16sdtdh wp14">
+<w:footnotes xmlns:wpc="http://schemas.microsoft.com/office/word/2010/wordprocessingCanvas" xmlns:cx="http://schemas.microsoft.com/office/drawing/2014/chartex" xmlns:cx1="http://schemas.microsoft.com/office/drawing/2015/9/8/chartex" xmlns:cx2="http://schemas.microsoft.com/office/drawing/2015/10/21/chartex" xmlns:cx3="http://schemas.microsoft.com/office/drawing/2016/5/9/chartex" xmlns:cx4="http://schemas.microsoft.com/office/drawing/2016/5/10/chartex" xmlns:cx5="http://schemas.microsoft.com/office/drawing/2016/5/11/chartex" xmlns:cx6="http://schemas.microsoft.com/office/drawing/2016/5/12/chartex" xmlns:cx7="http://schemas.microsoft.com/office/drawing/2016/5/13/chartex" xmlns:cx8="http://schemas.microsoft.com/office/drawing/2016/5/14/chartex" xmlns:mc="http://schemas.openxmlformats.org/markup-compatibility/2006" xmlns:aink="http://schemas.microsoft.com/office/drawing/2016/ink" xmlns:am3d="http://schemas.microsoft.com/office/drawing/2017/model3d" xmlns:o="urn:schemas-microsoft-com:office:office" xmlns:oel="http://schemas.microsoft.com/office/2019/extlst" xmlns:r="http://schemas.openxmlformats.org/officeDocument/2006/relationships" xmlns:m="http://schemas.openxmlformats.org/officeDocument/2006/math" xmlns:v="urn:schemas-microsoft-com:vml" xmlns:wp14="http://schemas.microsoft.com/office/word/2010/wordprocessingDrawing" xmlns:wp="http://schemas.openxmlformats.org/drawingml/2006/wordprocessingDrawing" xmlns:w10="urn:schemas-microsoft-com:office:word" xmlns:w="http://schemas.openxmlformats.org/wordprocessingml/2006/main" xmlns:w14="http://schemas.microsoft.com/office/word/2010/wordml" xmlns:w15="http://schemas.microsoft.com/office/word/2012/wordml" xmlns:w16cex="http://schemas.microsoft.com/office/word/2018/wordml/cex" xmlns:w16cid="http://schemas.microsoft.com/office/word/2016/wordml/cid" xmlns:w16="http://schemas.microsoft.com/office/word/2018/wordml" xmlns:w16du="http://schemas.microsoft.com/office/word/2023/wordml/word16du" xmlns:w16sdtdh="http://schemas.microsoft.com/office/word/2020/wordml/sdtdatahash" xmlns:w16sdtfl="http://schemas.microsoft.com/office/word/2024/wordml/sdtformatlock" xmlns:w16se="http://schemas.microsoft.com/office/word/2015/wordml/symex" xmlns:wpg="http://schemas.microsoft.com/office/word/2010/wordprocessingGroup" xmlns:wpi="http://schemas.microsoft.com/office/word/2010/wordprocessingInk" xmlns:wne="http://schemas.microsoft.com/office/word/2006/wordml" xmlns:wps="http://schemas.microsoft.com/office/word/2010/wordprocessingShape" mc:Ignorable="w14 w15 w16se w16cid w16 w16cex w16sdtdh w16sdtfl w16du wp14">
   <w:footnote w:type="separator" w:id="-1">
     <w:p>
       <w:pPr>
@@ -1397,7 +1429,7 @@
 </file>
 
 <file path=word/header1.xml><?xml version="1.0" encoding="utf-8"?>
-<w:hdr xmlns:wpc="http://schemas.microsoft.com/office/word/2010/wordprocessingCanvas" xmlns:cx="http://schemas.microsoft.com/office/drawing/2014/chartex" xmlns:cx1="http://schemas.microsoft.com/office/drawing/2015/9/8/chartex" xmlns:cx2="http://schemas.microsoft.com/office/drawing/2015/10/21/chartex" xmlns:cx3="http://schemas.microsoft.com/office/drawing/2016/5/9/chartex" xmlns:cx4="http://schemas.microsoft.com/office/drawing/2016/5/10/chartex" xmlns:cx5="http://schemas.microsoft.com/office/drawing/2016/5/11/chartex" xmlns:cx6="http://schemas.microsoft.com/office/drawing/2016/5/12/chartex" xmlns:cx7="http://schemas.microsoft.com/office/drawing/2016/5/13/chartex" xmlns:cx8="http://schemas.microsoft.com/office/drawing/2016/5/14/chartex" xmlns:mc="http://schemas.openxmlformats.org/markup-compatibility/2006" xmlns:aink="http://schemas.microsoft.com/office/drawing/2016/ink" xmlns:am3d="http://schemas.microsoft.com/office/drawing/2017/model3d" xmlns:o="urn:schemas-microsoft-com:office:office" xmlns:oel="http://schemas.microsoft.com/office/2019/extlst" xmlns:r="http://schemas.openxmlformats.org/officeDocument/2006/relationships" xmlns:m="http://schemas.openxmlformats.org/officeDocument/2006/math" xmlns:v="urn:schemas-microsoft-com:vml" xmlns:wp14="http://schemas.microsoft.com/office/word/2010/wordprocessingDrawing" xmlns:wp="http://schemas.openxmlformats.org/drawingml/2006/wordprocessingDrawing" xmlns:w10="urn:schemas-microsoft-com:office:word" xmlns:w="http://schemas.openxmlformats.org/wordprocessingml/2006/main" xmlns:w14="http://schemas.microsoft.com/office/word/2010/wordml" xmlns:w15="http://schemas.microsoft.com/office/word/2012/wordml" xmlns:w16cex="http://schemas.microsoft.com/office/word/2018/wordml/cex" xmlns:w16cid="http://schemas.microsoft.com/office/word/2016/wordml/cid" xmlns:w16="http://schemas.microsoft.com/office/word/2018/wordml" xmlns:w16sdtdh="http://schemas.microsoft.com/office/word/2020/wordml/sdtdatahash" xmlns:w16se="http://schemas.microsoft.com/office/word/2015/wordml/symex" xmlns:wpg="http://schemas.microsoft.com/office/word/2010/wordprocessingGroup" xmlns:wpi="http://schemas.microsoft.com/office/word/2010/wordprocessingInk" xmlns:wne="http://schemas.microsoft.com/office/word/2006/wordml" xmlns:wps="http://schemas.microsoft.com/office/word/2010/wordprocessingShape" mc:Ignorable="w14 w15 w16se w16cid w16 w16cex w16sdtdh wp14">
+<w:hdr xmlns:wpc="http://schemas.microsoft.com/office/word/2010/wordprocessingCanvas" xmlns:cx="http://schemas.microsoft.com/office/drawing/2014/chartex" xmlns:cx1="http://schemas.microsoft.com/office/drawing/2015/9/8/chartex" xmlns:cx2="http://schemas.microsoft.com/office/drawing/2015/10/21/chartex" xmlns:cx3="http://schemas.microsoft.com/office/drawing/2016/5/9/chartex" xmlns:cx4="http://schemas.microsoft.com/office/drawing/2016/5/10/chartex" xmlns:cx5="http://schemas.microsoft.com/office/drawing/2016/5/11/chartex" xmlns:cx6="http://schemas.microsoft.com/office/drawing/2016/5/12/chartex" xmlns:cx7="http://schemas.microsoft.com/office/drawing/2016/5/13/chartex" xmlns:cx8="http://schemas.microsoft.com/office/drawing/2016/5/14/chartex" xmlns:mc="http://schemas.openxmlformats.org/markup-compatibility/2006" xmlns:aink="http://schemas.microsoft.com/office/drawing/2016/ink" xmlns:am3d="http://schemas.microsoft.com/office/drawing/2017/model3d" xmlns:o="urn:schemas-microsoft-com:office:office" xmlns:oel="http://schemas.microsoft.com/office/2019/extlst" xmlns:r="http://schemas.openxmlformats.org/officeDocument/2006/relationships" xmlns:m="http://schemas.openxmlformats.org/officeDocument/2006/math" xmlns:v="urn:schemas-microsoft-com:vml" xmlns:wp14="http://schemas.microsoft.com/office/word/2010/wordprocessingDrawing" xmlns:wp="http://schemas.openxmlformats.org/drawingml/2006/wordprocessingDrawing" xmlns:w10="urn:schemas-microsoft-com:office:word" xmlns:w="http://schemas.openxmlformats.org/wordprocessingml/2006/main" xmlns:w14="http://schemas.microsoft.com/office/word/2010/wordml" xmlns:w15="http://schemas.microsoft.com/office/word/2012/wordml" xmlns:w16cex="http://schemas.microsoft.com/office/word/2018/wordml/cex" xmlns:w16cid="http://schemas.microsoft.com/office/word/2016/wordml/cid" xmlns:w16="http://schemas.microsoft.com/office/word/2018/wordml" xmlns:w16du="http://schemas.microsoft.com/office/word/2023/wordml/word16du" xmlns:w16sdtdh="http://schemas.microsoft.com/office/word/2020/wordml/sdtdatahash" xmlns:w16sdtfl="http://schemas.microsoft.com/office/word/2024/wordml/sdtformatlock" xmlns:w16se="http://schemas.microsoft.com/office/word/2015/wordml/symex" xmlns:wpg="http://schemas.microsoft.com/office/word/2010/wordprocessingGroup" xmlns:wpi="http://schemas.microsoft.com/office/word/2010/wordprocessingInk" xmlns:wne="http://schemas.microsoft.com/office/word/2006/wordml" xmlns:wps="http://schemas.microsoft.com/office/word/2010/wordprocessingShape" mc:Ignorable="w14 w15 w16se w16cid w16 w16cex w16sdtdh w16sdtfl w16du wp14">
   <w:p>
     <w:pPr>
       <w:pStyle w:val="Header"/>
@@ -1407,7 +1439,7 @@
 </file>
 
 <file path=word/header2.xml><?xml version="1.0" encoding="utf-8"?>
-<w:hdr xmlns:wpc="http://schemas.microsoft.com/office/word/2010/wordprocessingCanvas" xmlns:cx="http://schemas.microsoft.com/office/drawing/2014/chartex" xmlns:cx1="http://schemas.microsoft.com/office/drawing/2015/9/8/chartex" xmlns:cx2="http://schemas.microsoft.com/office/drawing/2015/10/21/chartex" xmlns:cx3="http://schemas.microsoft.com/office/drawing/2016/5/9/chartex" xmlns:cx4="http://schemas.microsoft.com/office/drawing/2016/5/10/chartex" xmlns:cx5="http://schemas.microsoft.com/office/drawing/2016/5/11/chartex" xmlns:cx6="http://schemas.microsoft.com/office/drawing/2016/5/12/chartex" xmlns:cx7="http://schemas.microsoft.com/office/drawing/2016/5/13/chartex" xmlns:cx8="http://schemas.microsoft.com/office/drawing/2016/5/14/chartex" xmlns:mc="http://schemas.openxmlformats.org/markup-compatibility/2006" xmlns:aink="http://schemas.microsoft.com/office/drawing/2016/ink" xmlns:am3d="http://schemas.microsoft.com/office/drawing/2017/model3d" xmlns:o="urn:schemas-microsoft-com:office:office" xmlns:oel="http://schemas.microsoft.com/office/2019/extlst" xmlns:r="http://schemas.openxmlformats.org/officeDocument/2006/relationships" xmlns:m="http://schemas.openxmlformats.org/officeDocument/2006/math" xmlns:v="urn:schemas-microsoft-com:vml" xmlns:wp14="http://schemas.microsoft.com/office/word/2010/wordprocessingDrawing" xmlns:wp="http://schemas.openxmlformats.org/drawingml/2006/wordprocessingDrawing" xmlns:w10="urn:schemas-microsoft-com:office:word" xmlns:w="http://schemas.openxmlformats.org/wordprocessingml/2006/main" xmlns:w14="http://schemas.microsoft.com/office/word/2010/wordml" xmlns:w15="http://schemas.microsoft.com/office/word/2012/wordml" xmlns:w16cex="http://schemas.microsoft.com/office/word/2018/wordml/cex" xmlns:w16cid="http://schemas.microsoft.com/office/word/2016/wordml/cid" xmlns:w16="http://schemas.microsoft.com/office/word/2018/wordml" xmlns:w16sdtdh="http://schemas.microsoft.com/office/word/2020/wordml/sdtdatahash" xmlns:w16se="http://schemas.microsoft.com/office/word/2015/wordml/symex" xmlns:wpg="http://schemas.microsoft.com/office/word/2010/wordprocessingGroup" xmlns:wpi="http://schemas.microsoft.com/office/word/2010/wordprocessingInk" xmlns:wne="http://schemas.microsoft.com/office/word/2006/wordml" xmlns:wps="http://schemas.microsoft.com/office/word/2010/wordprocessingShape" mc:Ignorable="w14 w15 w16se w16cid w16 w16cex w16sdtdh wp14">
+<w:hdr xmlns:wpc="http://schemas.microsoft.com/office/word/2010/wordprocessingCanvas" xmlns:cx="http://schemas.microsoft.com/office/drawing/2014/chartex" xmlns:cx1="http://schemas.microsoft.com/office/drawing/2015/9/8/chartex" xmlns:cx2="http://schemas.microsoft.com/office/drawing/2015/10/21/chartex" xmlns:cx3="http://schemas.microsoft.com/office/drawing/2016/5/9/chartex" xmlns:cx4="http://schemas.microsoft.com/office/drawing/2016/5/10/chartex" xmlns:cx5="http://schemas.microsoft.com/office/drawing/2016/5/11/chartex" xmlns:cx6="http://schemas.microsoft.com/office/drawing/2016/5/12/chartex" xmlns:cx7="http://schemas.microsoft.com/office/drawing/2016/5/13/chartex" xmlns:cx8="http://schemas.microsoft.com/office/drawing/2016/5/14/chartex" xmlns:mc="http://schemas.openxmlformats.org/markup-compatibility/2006" xmlns:aink="http://schemas.microsoft.com/office/drawing/2016/ink" xmlns:am3d="http://schemas.microsoft.com/office/drawing/2017/model3d" xmlns:o="urn:schemas-microsoft-com:office:office" xmlns:oel="http://schemas.microsoft.com/office/2019/extlst" xmlns:r="http://schemas.openxmlformats.org/officeDocument/2006/relationships" xmlns:m="http://schemas.openxmlformats.org/officeDocument/2006/math" xmlns:v="urn:schemas-microsoft-com:vml" xmlns:wp14="http://schemas.microsoft.com/office/word/2010/wordprocessingDrawing" xmlns:wp="http://schemas.openxmlformats.org/drawingml/2006/wordprocessingDrawing" xmlns:w10="urn:schemas-microsoft-com:office:word" xmlns:w="http://schemas.openxmlformats.org/wordprocessingml/2006/main" xmlns:w14="http://schemas.microsoft.com/office/word/2010/wordml" xmlns:w15="http://schemas.microsoft.com/office/word/2012/wordml" xmlns:w16cex="http://schemas.microsoft.com/office/word/2018/wordml/cex" xmlns:w16cid="http://schemas.microsoft.com/office/word/2016/wordml/cid" xmlns:w16="http://schemas.microsoft.com/office/word/2018/wordml" xmlns:w16du="http://schemas.microsoft.com/office/word/2023/wordml/word16du" xmlns:w16sdtdh="http://schemas.microsoft.com/office/word/2020/wordml/sdtdatahash" xmlns:w16sdtfl="http://schemas.microsoft.com/office/word/2024/wordml/sdtformatlock" xmlns:w16se="http://schemas.microsoft.com/office/word/2015/wordml/symex" xmlns:wpg="http://schemas.microsoft.com/office/word/2010/wordprocessingGroup" xmlns:wpi="http://schemas.microsoft.com/office/word/2010/wordprocessingInk" xmlns:wne="http://schemas.microsoft.com/office/word/2006/wordml" xmlns:wps="http://schemas.microsoft.com/office/word/2010/wordprocessingShape" mc:Ignorable="w14 w15 w16se w16cid w16 w16cex w16sdtdh w16sdtfl w16du wp14">
   <w:p>
     <w:pPr>
       <w:pStyle w:val="Header"/>
@@ -1418,7 +1450,7 @@
 </file>
 
 <file path=word/header3.xml><?xml version="1.0" encoding="utf-8"?>
-<w:hdr xmlns:wpc="http://schemas.microsoft.com/office/word/2010/wordprocessingCanvas" xmlns:cx="http://schemas.microsoft.com/office/drawing/2014/chartex" xmlns:cx1="http://schemas.microsoft.com/office/drawing/2015/9/8/chartex" xmlns:cx2="http://schemas.microsoft.com/office/drawing/2015/10/21/chartex" xmlns:cx3="http://schemas.microsoft.com/office/drawing/2016/5/9/chartex" xmlns:cx4="http://schemas.microsoft.com/office/drawing/2016/5/10/chartex" xmlns:cx5="http://schemas.microsoft.com/office/drawing/2016/5/11/chartex" xmlns:cx6="http://schemas.microsoft.com/office/drawing/2016/5/12/chartex" xmlns:cx7="http://schemas.microsoft.com/office/drawing/2016/5/13/chartex" xmlns:cx8="http://schemas.microsoft.com/office/drawing/2016/5/14/chartex" xmlns:mc="http://schemas.openxmlformats.org/markup-compatibility/2006" xmlns:aink="http://schemas.microsoft.com/office/drawing/2016/ink" xmlns:am3d="http://schemas.microsoft.com/office/drawing/2017/model3d" xmlns:o="urn:schemas-microsoft-com:office:office" xmlns:oel="http://schemas.microsoft.com/office/2019/extlst" xmlns:r="http://schemas.openxmlformats.org/officeDocument/2006/relationships" xmlns:m="http://schemas.openxmlformats.org/officeDocument/2006/math" xmlns:v="urn:schemas-microsoft-com:vml" xmlns:wp14="http://schemas.microsoft.com/office/word/2010/wordprocessingDrawing" xmlns:wp="http://schemas.openxmlformats.org/drawingml/2006/wordprocessingDrawing" xmlns:w10="urn:schemas-microsoft-com:office:word" xmlns:w="http://schemas.openxmlformats.org/wordprocessingml/2006/main" xmlns:w14="http://schemas.microsoft.com/office/word/2010/wordml" xmlns:w15="http://schemas.microsoft.com/office/word/2012/wordml" xmlns:w16cex="http://schemas.microsoft.com/office/word/2018/wordml/cex" xmlns:w16cid="http://schemas.microsoft.com/office/word/2016/wordml/cid" xmlns:w16="http://schemas.microsoft.com/office/word/2018/wordml" xmlns:w16sdtdh="http://schemas.microsoft.com/office/word/2020/wordml/sdtdatahash" xmlns:w16se="http://schemas.microsoft.com/office/word/2015/wordml/symex" xmlns:wpg="http://schemas.microsoft.com/office/word/2010/wordprocessingGroup" xmlns:wpi="http://schemas.microsoft.com/office/word/2010/wordprocessingInk" xmlns:wne="http://schemas.microsoft.com/office/word/2006/wordml" xmlns:wps="http://schemas.microsoft.com/office/word/2010/wordprocessingShape" mc:Ignorable="w14 w15 w16se w16cid w16 w16cex w16sdtdh wp14">
+<w:hdr xmlns:wpc="http://schemas.microsoft.com/office/word/2010/wordprocessingCanvas" xmlns:cx="http://schemas.microsoft.com/office/drawing/2014/chartex" xmlns:cx1="http://schemas.microsoft.com/office/drawing/2015/9/8/chartex" xmlns:cx2="http://schemas.microsoft.com/office/drawing/2015/10/21/chartex" xmlns:cx3="http://schemas.microsoft.com/office/drawing/2016/5/9/chartex" xmlns:cx4="http://schemas.microsoft.com/office/drawing/2016/5/10/chartex" xmlns:cx5="http://schemas.microsoft.com/office/drawing/2016/5/11/chartex" xmlns:cx6="http://schemas.microsoft.com/office/drawing/2016/5/12/chartex" xmlns:cx7="http://schemas.microsoft.com/office/drawing/2016/5/13/chartex" xmlns:cx8="http://schemas.microsoft.com/office/drawing/2016/5/14/chartex" xmlns:mc="http://schemas.openxmlformats.org/markup-compatibility/2006" xmlns:aink="http://schemas.microsoft.com/office/drawing/2016/ink" xmlns:am3d="http://schemas.microsoft.com/office/drawing/2017/model3d" xmlns:o="urn:schemas-microsoft-com:office:office" xmlns:oel="http://schemas.microsoft.com/office/2019/extlst" xmlns:r="http://schemas.openxmlformats.org/officeDocument/2006/relationships" xmlns:m="http://schemas.openxmlformats.org/officeDocument/2006/math" xmlns:v="urn:schemas-microsoft-com:vml" xmlns:wp14="http://schemas.microsoft.com/office/word/2010/wordprocessingDrawing" xmlns:wp="http://schemas.openxmlformats.org/drawingml/2006/wordprocessingDrawing" xmlns:w10="urn:schemas-microsoft-com:office:word" xmlns:w="http://schemas.openxmlformats.org/wordprocessingml/2006/main" xmlns:w14="http://schemas.microsoft.com/office/word/2010/wordml" xmlns:w15="http://schemas.microsoft.com/office/word/2012/wordml" xmlns:w16cex="http://schemas.microsoft.com/office/word/2018/wordml/cex" xmlns:w16cid="http://schemas.microsoft.com/office/word/2016/wordml/cid" xmlns:w16="http://schemas.microsoft.com/office/word/2018/wordml" xmlns:w16du="http://schemas.microsoft.com/office/word/2023/wordml/word16du" xmlns:w16sdtdh="http://schemas.microsoft.com/office/word/2020/wordml/sdtdatahash" xmlns:w16sdtfl="http://schemas.microsoft.com/office/word/2024/wordml/sdtformatlock" xmlns:w16se="http://schemas.microsoft.com/office/word/2015/wordml/symex" xmlns:wpg="http://schemas.microsoft.com/office/word/2010/wordprocessingGroup" xmlns:wpi="http://schemas.microsoft.com/office/word/2010/wordprocessingInk" xmlns:wne="http://schemas.microsoft.com/office/word/2006/wordml" xmlns:wps="http://schemas.microsoft.com/office/word/2010/wordprocessingShape" mc:Ignorable="w14 w15 w16se w16cid w16 w16cex w16sdtdh w16sdtfl w16du wp14">
   <w:p>
     <w:pPr>
       <w:pStyle w:val="Header"/>
@@ -1427,7 +1459,7 @@
     <w:r>
       <w:tab/>
       <w:tab/>
-      <w:t>2026-06-17</w:t>
+      <w:t>2026-06-18</w:t>
       <w:br/>
       <w:br/>
     </w:r>
@@ -1444,7 +1476,7 @@
 </file>
 
 <file path=word/numbering.xml><?xml version="1.0" encoding="utf-8"?>
-<w:numbering xmlns:wpc="http://schemas.microsoft.com/office/word/2010/wordprocessingCanvas" xmlns:cx="http://schemas.microsoft.com/office/drawing/2014/chartex" xmlns:cx1="http://schemas.microsoft.com/office/drawing/2015/9/8/chartex" xmlns:cx2="http://schemas.microsoft.com/office/drawing/2015/10/21/chartex" xmlns:cx3="http://schemas.microsoft.com/office/drawing/2016/5/9/chartex" xmlns:cx4="http://schemas.microsoft.com/office/drawing/2016/5/10/chartex" xmlns:cx5="http://schemas.microsoft.com/office/drawing/2016/5/11/chartex" xmlns:cx6="http://schemas.microsoft.com/office/drawing/2016/5/12/chartex" xmlns:cx7="http://schemas.microsoft.com/office/drawing/2016/5/13/chartex" xmlns:cx8="http://schemas.microsoft.com/office/drawing/2016/5/14/chartex" xmlns:mc="http://schemas.openxmlformats.org/markup-compatibility/2006" xmlns:aink="http://schemas.microsoft.com/office/drawing/2016/ink" xmlns:am3d="http://schemas.microsoft.com/office/drawing/2017/model3d" xmlns:o="urn:schemas-microsoft-com:office:office" xmlns:oel="http://schemas.microsoft.com/office/2019/extlst" xmlns:r="http://schemas.openxmlformats.org/officeDocument/2006/relationships" xmlns:m="http://schemas.openxmlformats.org/officeDocument/2006/math" xmlns:v="urn:schemas-microsoft-com:vml" xmlns:wp14="http://schemas.microsoft.com/office/word/2010/wordprocessingDrawing" xmlns:wp="http://schemas.openxmlformats.org/drawingml/2006/wordprocessingDrawing" xmlns:w10="urn:schemas-microsoft-com:office:word" xmlns:w="http://schemas.openxmlformats.org/wordprocessingml/2006/main" xmlns:w14="http://schemas.microsoft.com/office/word/2010/wordml" xmlns:w15="http://schemas.microsoft.com/office/word/2012/wordml" xmlns:w16cex="http://schemas.microsoft.com/office/word/2018/wordml/cex" xmlns:w16cid="http://schemas.microsoft.com/office/word/2016/wordml/cid" xmlns:w16="http://schemas.microsoft.com/office/word/2018/wordml" xmlns:w16sdtdh="http://schemas.microsoft.com/office/word/2020/wordml/sdtdatahash" xmlns:w16se="http://schemas.microsoft.com/office/word/2015/wordml/symex" xmlns:wpg="http://schemas.microsoft.com/office/word/2010/wordprocessingGroup" xmlns:wpi="http://schemas.microsoft.com/office/word/2010/wordprocessingInk" xmlns:wne="http://schemas.microsoft.com/office/word/2006/wordml" xmlns:wps="http://schemas.microsoft.com/office/word/2010/wordprocessingShape" mc:Ignorable="w14 w15 w16se w16cid w16 w16cex w16sdtdh wp14">
+<w:numbering xmlns:wpc="http://schemas.microsoft.com/office/word/2010/wordprocessingCanvas" xmlns:cx="http://schemas.microsoft.com/office/drawing/2014/chartex" xmlns:cx1="http://schemas.microsoft.com/office/drawing/2015/9/8/chartex" xmlns:cx2="http://schemas.microsoft.com/office/drawing/2015/10/21/chartex" xmlns:cx3="http://schemas.microsoft.com/office/drawing/2016/5/9/chartex" xmlns:cx4="http://schemas.microsoft.com/office/drawing/2016/5/10/chartex" xmlns:cx5="http://schemas.microsoft.com/office/drawing/2016/5/11/chartex" xmlns:cx6="http://schemas.microsoft.com/office/drawing/2016/5/12/chartex" xmlns:cx7="http://schemas.microsoft.com/office/drawing/2016/5/13/chartex" xmlns:cx8="http://schemas.microsoft.com/office/drawing/2016/5/14/chartex" xmlns:mc="http://schemas.openxmlformats.org/markup-compatibility/2006" xmlns:aink="http://schemas.microsoft.com/office/drawing/2016/ink" xmlns:am3d="http://schemas.microsoft.com/office/drawing/2017/model3d" xmlns:o="urn:schemas-microsoft-com:office:office" xmlns:oel="http://schemas.microsoft.com/office/2019/extlst" xmlns:r="http://schemas.openxmlformats.org/officeDocument/2006/relationships" xmlns:m="http://schemas.openxmlformats.org/officeDocument/2006/math" xmlns:v="urn:schemas-microsoft-com:vml" xmlns:wp14="http://schemas.microsoft.com/office/word/2010/wordprocessingDrawing" xmlns:wp="http://schemas.openxmlformats.org/drawingml/2006/wordprocessingDrawing" xmlns:w10="urn:schemas-microsoft-com:office:word" xmlns:w="http://schemas.openxmlformats.org/wordprocessingml/2006/main" xmlns:w14="http://schemas.microsoft.com/office/word/2010/wordml" xmlns:w15="http://schemas.microsoft.com/office/word/2012/wordml" xmlns:w16cex="http://schemas.microsoft.com/office/word/2018/wordml/cex" xmlns:w16cid="http://schemas.microsoft.com/office/word/2016/wordml/cid" xmlns:w16="http://schemas.microsoft.com/office/word/2018/wordml" xmlns:w16du="http://schemas.microsoft.com/office/word/2023/wordml/word16du" xmlns:w16sdtdh="http://schemas.microsoft.com/office/word/2020/wordml/sdtdatahash" xmlns:w16sdtfl="http://schemas.microsoft.com/office/word/2024/wordml/sdtformatlock" xmlns:w16se="http://schemas.microsoft.com/office/word/2015/wordml/symex" xmlns:wpg="http://schemas.microsoft.com/office/word/2010/wordprocessingGroup" xmlns:wpi="http://schemas.microsoft.com/office/word/2010/wordprocessingInk" xmlns:wne="http://schemas.microsoft.com/office/word/2006/wordml" xmlns:wps="http://schemas.microsoft.com/office/word/2010/wordprocessingShape" mc:Ignorable="w14 w15 w16se w16cid w16 w16cex w16sdtdh w16sdtfl w16du wp14">
   <w:abstractNum w:abstractNumId="0" w15:restartNumberingAfterBreak="0">
     <w:nsid w:val="FFFFFF7C"/>
     <w:multiLevelType w:val="singleLevel"/>
@@ -1647,7 +1679,7 @@
 </file>
 
 <file path=word/styles.xml><?xml version="1.0" encoding="utf-8"?>
-<w:styles xmlns:mc="http://schemas.openxmlformats.org/markup-compatibility/2006" xmlns:r="http://schemas.openxmlformats.org/officeDocument/2006/relationships" xmlns:w="http://schemas.openxmlformats.org/wordprocessingml/2006/main" xmlns:w14="http://schemas.microsoft.com/office/word/2010/wordml" xmlns:w15="http://schemas.microsoft.com/office/word/2012/wordml" xmlns:w16cex="http://schemas.microsoft.com/office/word/2018/wordml/cex" xmlns:w16cid="http://schemas.microsoft.com/office/word/2016/wordml/cid" xmlns:w16="http://schemas.microsoft.com/office/word/2018/wordml" xmlns:w16sdtdh="http://schemas.microsoft.com/office/word/2020/wordml/sdtdatahash" xmlns:w16se="http://schemas.microsoft.com/office/word/2015/wordml/symex" mc:Ignorable="w14 w15 w16se w16cid w16 w16cex w16sdtdh">
+<w:styles xmlns:mc="http://schemas.openxmlformats.org/markup-compatibility/2006" xmlns:r="http://schemas.openxmlformats.org/officeDocument/2006/relationships" xmlns:w="http://schemas.openxmlformats.org/wordprocessingml/2006/main" xmlns:w14="http://schemas.microsoft.com/office/word/2010/wordml" xmlns:w15="http://schemas.microsoft.com/office/word/2012/wordml" xmlns:w16cex="http://schemas.microsoft.com/office/word/2018/wordml/cex" xmlns:w16cid="http://schemas.microsoft.com/office/word/2016/wordml/cid" xmlns:w16="http://schemas.microsoft.com/office/word/2018/wordml" xmlns:w16du="http://schemas.microsoft.com/office/word/2023/wordml/word16du" xmlns:w16sdtdh="http://schemas.microsoft.com/office/word/2020/wordml/sdtdatahash" xmlns:w16sdtfl="http://schemas.microsoft.com/office/word/2024/wordml/sdtformatlock" xmlns:w16se="http://schemas.microsoft.com/office/word/2015/wordml/symex" mc:Ignorable="w14 w15 w16se w16cid w16 w16cex w16sdtdh w16sdtfl w16du">
   <w:docDefaults>
     <w:rPrDefault>
       <w:rPr>
@@ -2405,7 +2437,7 @@
     <w:link w:val="TitleChar"/>
     <w:uiPriority w:val="10"/>
     <w:qFormat/>
-    <w:rsid w:val="007106C8"/>
+    <w:rsid w:val="00E854FA"/>
     <w:pPr>
       <w:spacing w:after="300" w:line="240" w:lineRule="auto"/>
       <w:contextualSpacing/>
@@ -2415,7 +2447,7 @@
       <w:rFonts w:eastAsiaTheme="majorEastAsia" w:cstheme="majorBidi"/>
       <w:spacing w:val="5"/>
       <w:kern w:val="28"/>
-      <w:sz w:val="52"/>
+      <w:sz w:val="40"/>
       <w:szCs w:val="52"/>
       <w:lang w:val="sv-SE" w:eastAsia="en-US" w:bidi="ar-SA"/>
     </w:rPr>
@@ -2425,12 +2457,12 @@
     <w:basedOn w:val="DefaultParagraphFont"/>
     <w:link w:val="Title"/>
     <w:uiPriority w:val="10"/>
-    <w:rsid w:val="007106C8"/>
+    <w:rsid w:val="00E854FA"/>
     <w:rPr>
       <w:rFonts w:ascii="Times New Roman" w:eastAsiaTheme="majorEastAsia" w:hAnsi="Times New Roman" w:cstheme="majorBidi"/>
       <w:spacing w:val="5"/>
       <w:kern w:val="28"/>
-      <w:sz w:val="52"/>
+      <w:sz w:val="40"/>
       <w:szCs w:val="52"/>
       <w:lang w:val="sv-SE" w:eastAsia="en-US" w:bidi="ar-SA"/>
     </w:rPr>

--- a/klagomål/A 12622-2026 FSC-klagomål.docx
+++ b/klagomål/A 12622-2026 FSC-klagomål.docx
@@ -1459,7 +1459,7 @@
     <w:r>
       <w:tab/>
       <w:tab/>
-      <w:t>2026-06-18</w:t>
+      <w:t>2026-06-19</w:t>
       <w:br/>
       <w:br/>
     </w:r>

--- a/klagomål/A 12622-2026 FSC-klagomål.docx
+++ b/klagomål/A 12622-2026 FSC-klagomål.docx
@@ -1459,7 +1459,7 @@
     <w:r>
       <w:tab/>
       <w:tab/>
-      <w:t>2026-06-19</w:t>
+      <w:t>2026-06-20</w:t>
       <w:br/>
       <w:br/>
     </w:r>

--- a/klagomål/A 12622-2026 FSC-klagomål.docx
+++ b/klagomål/A 12622-2026 FSC-klagomål.docx
@@ -168,38 +168,7 @@
     </w:p>
     <w:p>
       <w:r>
-        <w:t>Detta dokument behandlar höga naturvärden i avverkningsanmälan A 12622-2026 i Strömsunds kommun som inkom 2026-03-10 och omfattar 10,1 ha.</w:t>
-      </w:r>
-    </w:p>
-    <w:p>
-      <w:r>
-        <w:t>Nedan presenteras fynd av naturvårdsarter och fridlysta arter som gjorts i det avverkningsanmälda området, samt relevanta utdrag ur standarderna för FSC, Chain of Custody, Controlled Wood och PEFC. I BILAGA 1 finns artfakta om fridlysta och rödlistade arter.</w:t>
-      </w:r>
-    </w:p>
-    <w:p>
-      <w:r>
-        <w:t>Vi förväntar oss att ni återkommer med ett skriftligt svar på vårt klagomål och även beskriver vilka korrigerande åtgärder ni satt in för att rätta till identifierade brister i er efterlevnad av den svenska FSC standarden.</w:t>
-      </w:r>
-    </w:p>
-    <w:p>
-      <w:pPr>
-        <w:pStyle w:val="Heading1"/>
-      </w:pPr>
-      <w:r>
-        <w:t>Naturvårdsarter</w:t>
-      </w:r>
-    </w:p>
-    <w:p>
-      <w:r>
-        <w:t>I och inom 17 meter från avverkningsanmälan har följande 14 naturvårdsarter hittats: garnlav (VU, T), doftskinn (NT, T), harticka (NT, T), lunglav (NT, T), skrovellav (NT, T), tretåig hackspett (NT, T, §4), brandticka (S), bårdlav (S, T), norrlandslav (S, T), trådticka (S, T), järpe (T, §4), linnea (T), kungsfågel (§4) och revlummer (§9). Av dessa är 6 rödlistade. För rödlistade arter har rödlistekategorin angivits inom parentes. Arter som är signalarter enligt Skogsstyrelsen har markerats med (S). Typiska arter inom Natura 2000 som är kopplade till skogsekosystem har markerats med (T). För fridlysta arter anges även paragrafen i Artskyddsförordningen som arten är fridlyst enligt.</w:t>
-      </w:r>
-    </w:p>
-    <w:p>
-      <w:r>
-        <w:t>De påträffade naturvårdsarterna är ett tydligt kvitto på att det rör sig om en skog med höga naturvärden.</w:t>
-      </w:r>
-      <w:r>
-        <w:t xml:space="preserve"> I Figur 1 visas fyndplatser för naturvårdsarter i området, som finns registrerade på Artportalen.</w:t>
+        <w:t>Detta klagomål behandlar höga naturvärden i avverkningsanmälan A 12622-2026 i Strömsunds kommun som inkom 2026-03-10 och omfattar 10,1 ha.</w:t>
       </w:r>
     </w:p>
     <w:p>
@@ -247,7 +216,418 @@
         <w:spacing w:after="240"/>
       </w:pPr>
       <w:r>
-        <w:t>Figur 1. Fyndplatser för naturvårdsarter i och inom 17 meter från avverkningsanmälan (röd linje). Markörer utan svart kant är placerade på fyndplatsen. Markörer med svart kant är placerade vid sidan av fyndplatsen och har ett svart streck som visar fyndplatsens exakta position. Kartans mittpunktskoordinat är N 7117811, E 505121 i SWEREF 99 TM.</w:t>
+        <w:t>Figur 1. Fyndplatser för naturvårdsarter i och inom 17 meter från avverkningsanmälan. Markörer utan svart kant är placerade på fyndplatsen. Markörer med svart kant är placerade vid sidan av fyndplatsen har ett svart streck som visar fyndplatsens exakta position. Kartans mittpunktskoordinat är N 7117811, E 505121 i SWEREF 99 TM.</w:t>
+      </w:r>
+    </w:p>
+    <w:p>
+      <w:r>
+        <w:t>I och inom 17 meter från avverkningsanmälan finns fynd av 14 naturvårdsarter, varav 6 är rödlistade, 4 är fridlysta, 11 är typiska (T) och 4 är signalarter (S): garnlav (VU, T), doftskinn (NT, T), harticka (NT, T), lunglav (NT, T), skrovellav (NT, T), tretåig hackspett (NT, T, §4), brandticka (S), bårdlav (S, T), norrlandslav (S, T), trådticka (S, T), järpe (T, §4), linnea (T), kungsfågel (§4) och revlummer (§9). Se Figur 1.</w:t>
+      </w:r>
+    </w:p>
+    <w:p>
+      <w:r>
+        <w:t>Nedan presenteras relevanta utdrag ur standarderna för FSC, Chain of Custody, Controlled Wood och PEFC.</w:t>
+      </w:r>
+    </w:p>
+    <w:p>
+      <w:r>
+        <w:t>Vi förväntar oss att ni återkommer med ett skriftligt svar på vårt klagomål och även beskriver vilka korrigerande åtgärder ni satt in för att rätta till identifierade brister i er efterlevnad av den svenska FSC standarden.</w:t>
+      </w:r>
+    </w:p>
+    <w:p>
+      <w:pPr>
+        <w:pStyle w:val="Heading1"/>
+      </w:pPr>
+      <w:r>
+        <w:t>Naturvårdsarter och fridlysta arter</w:t>
+      </w:r>
+    </w:p>
+    <w:p>
+      <w:r>
+        <w:t>Nedan följer beskrivningar av de naturvårdsarter och fridlysta arter som har sina livsmiljöer och växtplatser i den avverkningsanmälda skogen. Se även ytterligare artfakta i BILAGA 1. De påträffade naturvårdsarterna är ett tydligt kvitto på att det rör sig om en skog med höga naturvärden.</w:t>
+      </w:r>
+    </w:p>
+    <w:p>
+      <w:r>
+        <w:rPr>
+          <w:b/>
+        </w:rPr>
+        <w:t>Garnlav (VU)</w:t>
+      </w:r>
+      <w:r>
+        <w:t xml:space="preserve"> är en utpräglad barrskogsart som ibland kan drapera träden i norrländska grannaturskogar med hög luftfuktighet. Den förekommer även i talldominerade bestånd där den, förutom i trädens grenverk, påträffas hängande över ojämnheter i tallbarken. Arten har minskat starkt i södra och mellersta Sverige och den minskar även i sitt nordliga utbredningsområde. Minskningstakten uppgår till 30 (20–50) % inom 50 år och överstiger gränsvärdet för Sårbar (VU). Orsaken till tillbakagången beror främst på slutavverkningar av naturskogsartade skogar. Bestånd med riklig förekomst bör regelmässigt sparas, vilket även gynnar flera andra sällsynta och rödlistade arter. Garnlav är värdväxt för den mycket sällsynta och akut hotade fjärilen barrskogslavfly (CR) som hör hemma i boreala barrskogar med riklig förekomst av värdväxten. Tidigare kunde arten konstateras årligen på flera platser vid Dala-Floda i Dalarna innan lokalerna kalavverkades. Senaste fyndet i landet av barrskogslavfly är från år 2000 då den påträffades vid Högberget i Sollefteå kommun. Garnlav är typisk art för </w:t>
+      </w:r>
+      <w:r>
+        <w:rPr>
+          <w:i/>
+        </w:rPr>
+        <w:t xml:space="preserve">9010 Taiga </w:t>
+      </w:r>
+      <w:r>
+        <w:t>och</w:t>
+      </w:r>
+      <w:r>
+        <w:rPr>
+          <w:i/>
+        </w:rPr>
+        <w:t xml:space="preserve"> 9070 Trädklädd betesmark</w:t>
+      </w:r>
+      <w:r>
+        <w:t xml:space="preserve"> (SLU Artdatabanken, 2026).</w:t>
+      </w:r>
+    </w:p>
+    <w:p>
+      <w:r>
+        <w:rPr>
+          <w:b/>
+        </w:rPr>
+        <w:t>Doftskinn (NT)</w:t>
+      </w:r>
+      <w:r>
+        <w:t xml:space="preserve">, rödlistad som nära hotad, är en mycket bra signalart för boreal granskog och indikerar ett gran-skogsekosystem med lång kontinuitet av grova lågor. Arten är placerad i toppen av Skogsstyrelsens värdepyramid för bedömning av skog med höga naturvärden och har klassats som en “urskogsindikator”, då den förekommer med ett tydligt optimum i helt eller nästan helt orörda skogar. Doftskinn är typisk art för </w:t>
+      </w:r>
+      <w:r>
+        <w:rPr>
+          <w:i/>
+        </w:rPr>
+        <w:t xml:space="preserve">9010 Taiga </w:t>
+      </w:r>
+      <w:r>
+        <w:t>(SLU Artdatabanken, 2025; Nitare &amp; Skogsstyrelsen, 2019).</w:t>
+      </w:r>
+    </w:p>
+    <w:p>
+      <w:r>
+        <w:rPr>
+          <w:b/>
+        </w:rPr>
+        <w:t>Harticka (NT)</w:t>
+      </w:r>
+      <w:r>
+        <w:t xml:space="preserve"> är normalt en mycket bra signalart för granskogar med höga naturvärden. Även när svampen påträffas i mer påverkade skogar är det nästan alltid fråga om skogsmiljöer i sena successionsstadier med höga naturvärden. Skogsskötselåtgärder på eller i omedelbar närhet av växtplatserna kan innebära ett hot mot arten. Harticka är typisk art för </w:t>
+      </w:r>
+      <w:r>
+        <w:rPr>
+          <w:i/>
+        </w:rPr>
+        <w:t xml:space="preserve">9010 Taiga, 9050 Näringsrik granskog </w:t>
+      </w:r>
+      <w:r>
+        <w:t xml:space="preserve">och </w:t>
+      </w:r>
+      <w:r>
+        <w:rPr>
+          <w:i/>
+        </w:rPr>
+        <w:t>9030 Landhöjningsskog</w:t>
+      </w:r>
+      <w:r>
+        <w:t xml:space="preserve"> (SLU Artdatabanken, 2024; Nitare &amp; Skogsstyrelsen, 2019).</w:t>
+      </w:r>
+    </w:p>
+    <w:p>
+      <w:r>
+        <w:rPr>
+          <w:b/>
+        </w:rPr>
+        <w:t>Lunglav (NT)</w:t>
+      </w:r>
+      <w:r>
+        <w:t xml:space="preserve"> är en av vårt lands främsta signalarter som överallt indikerar gamla lövträd, skogsbestånd med höga naturvärden och ekosystem med långskoglig kontinuitet. Lokalt kan förekomsten vara mycket riklig men den hittas nästan enbart i gamla och ej slutavverkade skogar. Artens samtliga förekomster bör uppmärksammas från naturvårdssynpunkt, då många lokaler även hyser andra ovanliga och rödlistade arter. Rikliga förekomster bör skyddas med biotopskydd, frivilliga avsättningar eller reservat. På lunglav kan de sällsynta lavparasiterna lunglavshårprick (CR), </w:t>
+      </w:r>
+      <w:r>
+        <w:rPr>
+          <w:i/>
+        </w:rPr>
+        <w:t>Abrothallus diederichii</w:t>
+      </w:r>
+      <w:r>
+        <w:t xml:space="preserve"> (VU), </w:t>
+      </w:r>
+      <w:r>
+        <w:rPr>
+          <w:i/>
+        </w:rPr>
+        <w:t>Abrothallus lobariae</w:t>
+      </w:r>
+      <w:r>
+        <w:t xml:space="preserve"> (VU), </w:t>
+      </w:r>
+      <w:r>
+        <w:rPr>
+          <w:i/>
+        </w:rPr>
+        <w:t>Calycina lobariae</w:t>
+      </w:r>
+      <w:r>
+        <w:t xml:space="preserve"> (VU), lunglavsknapp (VU) och skrovelmössing (VU) påträffas. Lunglav är typisk art för </w:t>
+      </w:r>
+      <w:r>
+        <w:rPr>
+          <w:i/>
+        </w:rPr>
+        <w:t>9010 Taiga, 9020 Nordlig ädellövskog, 9110 Näringsfattig bokskog, 9130 Näringsrik bokskog, 9160 Näringsrik ekskog, 9180 Ädellövskog i branter, 9190 Näringsfattig ekskog, 9070 Trädklädd betesmark, 9040 Fjällbjörkskog</w:t>
+      </w:r>
+      <w:r>
+        <w:t xml:space="preserve"> och</w:t>
+      </w:r>
+      <w:r>
+        <w:rPr>
+          <w:i/>
+        </w:rPr>
+        <w:t xml:space="preserve"> 6530 Lövängar</w:t>
+      </w:r>
+      <w:r>
+        <w:t xml:space="preserve"> (SLU Artdatabanken, 2026; Nitare &amp; Skogsstyrelsen, 2019).</w:t>
+      </w:r>
+    </w:p>
+    <w:p>
+      <w:r>
+        <w:rPr>
+          <w:b/>
+        </w:rPr>
+        <w:t>Skrovellav (NT)</w:t>
+      </w:r>
+      <w:r>
+        <w:t xml:space="preserve"> växer på gamla lövträd och på klippor i gamla skogar med hög och jämn luftfuktighet. Slutavverkning av kontinuitetsskog utgör det största hotet och lavens fortsatta förekomst bör säkerställas genom att lokaler med äldre skog skyddas. I områden med mycket hög luftfuktighet kan man på bålen av skrovellav finna de sällsynta parasitsvamparna skrovellavsknapp (EN), </w:t>
+      </w:r>
+      <w:r>
+        <w:rPr>
+          <w:i/>
+        </w:rPr>
+        <w:t>Catillaria lobariicola</w:t>
+      </w:r>
+      <w:r>
+        <w:t xml:space="preserve"> (VU) och </w:t>
+      </w:r>
+      <w:r>
+        <w:rPr>
+          <w:i/>
+        </w:rPr>
+        <w:t>Merismatium lobariae</w:t>
+      </w:r>
+      <w:r>
+        <w:t xml:space="preserve"> (DD). Skrovellav är typisk art för </w:t>
+      </w:r>
+      <w:r>
+        <w:rPr>
+          <w:i/>
+        </w:rPr>
+        <w:t xml:space="preserve">9010 Taiga, 9020 Nordlig ädellövskog, 9040 Fjällbjörkskog, 9070 Trädklädd betesmark, 9160 Näringsrik ekskog, 9180 Ädellövskog i branter, 9190 Näringsfattig ekskog, 8210 Kalkbranter </w:t>
+      </w:r>
+      <w:r>
+        <w:t xml:space="preserve">och </w:t>
+      </w:r>
+      <w:r>
+        <w:rPr>
+          <w:i/>
+        </w:rPr>
+        <w:t>6530 Lövängar</w:t>
+      </w:r>
+      <w:r>
+        <w:t xml:space="preserve"> (SLU Artdatabanken, 2026; Nitare &amp; Skogsstyrelsen, 2019).</w:t>
+      </w:r>
+    </w:p>
+    <w:p>
+      <w:r>
+        <w:rPr>
+          <w:b/>
+        </w:rPr>
+        <w:t>Tretåig hackspett (NT, §4)</w:t>
+      </w:r>
+      <w:r>
+        <w:t xml:space="preserve"> är rödlistad som nära hotad och ingår i bilaga 1 i EU:s fågeldirektiv. Tretåig hackspett är för sin överlevnad beroende av kontinuerlig tillförsel av äldre döende och död ved, som sker genom naturliga självgallringsprocesser i äldre grannaturskogar och barrblandade naturskogar. Om en skog genom skogsbruk gallras eller glesas ur så upphör och uteblir i stort sett den naturliga självgallringsprocessen för mycket lång tid framöver vilket omöjliggör upprätthållandet av den kontinuerliga ekologiska funktionen i ett område. Det finns studier som visar att naturskogens självgallringsprocess som den tretåiga hackspetten är beroende av, inte kan ersättas med efterlämnad hänsyn i skogsbruket (Imbeau &amp; Desrochers, 2002). Storleken på häckningsreviret varierar med skogstypen, förekomsten av död ved och graden av fragmentering, men är i allmänhet i storleksordningen 25–100 hektar. Vintertid krävs ofta betydligt större områden och det finns studier som antyder att arten behöver minst 100 hektar äldre skog. I områden med låg bonitet kan det behövas över 200 hektar lämpligt habitat för att ett par ska kunna reproducera sig. Områden med dokumenterad permanent förekomst i naturskogsmiljöer har vanligen så stora naturvärden att skogsbruk är olämpligt. Tretåig hackspett är typisk art för </w:t>
+      </w:r>
+      <w:r>
+        <w:rPr>
+          <w:i/>
+        </w:rPr>
+        <w:t xml:space="preserve">9010 Taiga, 9740 Skogsbevuxen myr, 9030 Landhöjningsskog </w:t>
+      </w:r>
+      <w:r>
+        <w:t xml:space="preserve">och </w:t>
+      </w:r>
+      <w:r>
+        <w:rPr>
+          <w:i/>
+        </w:rPr>
+        <w:t>9040 Fjällbjörkskog</w:t>
+      </w:r>
+      <w:r>
+        <w:t xml:space="preserve"> (Skogsstyrelsen, 2016; SLU Artdatabanken, 2024).</w:t>
+      </w:r>
+    </w:p>
+    <w:p>
+      <w:r>
+        <w:rPr>
+          <w:b/>
+        </w:rPr>
+        <w:t xml:space="preserve">Brandticka </w:t>
+      </w:r>
+      <w:r>
+        <w:t>förekommer främst i olikåldrig fuktig granskog med mycket död ved, ofta i kärrkanter eller vid bäckar på lokaler med hög luftfuktighet. Växer huvudsakligen på grova granlågor, någon enstaka gång på tall, asp eller björk, och verkar knuten till ved som först rötats av klibbticka. Arten var tidigare rödlistad men en sentida ökning, bland annat i barkborreangripna granplanteringar i sydligaste Skandinavien har förändrat hotbilden. Populationen i landet kan påverkas negativt av kalavverkning och ett skogsbruk som innebär att mängden grova granlågor minskar. Även dikning och gallring som leder till ett torrare mikroklimat på växtplatserna kan ha negativ inverkan. För att säkerställa en gynnsam bevarandestatus på sikt bör områdesskydd av artens livsmiljöer upprättas på ett sätt som tryggar livskraftiga populationer på landskapsnivå. Vid skogsbruk bör grov död ved och skyddszoner vid kärr och vattendrag lämnas, och träd tillåtas åldras och dö på ett sätt som skapar kontinuerlig tillgång på livsmiljöer (SLU Artdatabanken, 2025).</w:t>
+      </w:r>
+    </w:p>
+    <w:p>
+      <w:r>
+        <w:rPr>
+          <w:b/>
+        </w:rPr>
+        <w:t>Bårdlav</w:t>
+      </w:r>
+      <w:r>
+        <w:t xml:space="preserve"> signalerar miljöer med höga naturvärden och på lokalerna finns vanligtvis många andra ovanliga och rödlistade arter. Den visar även på platser med hög och jämn luftfuktighet. På bårdlav och andra njurlavar (Nephroma) kan de sällsynta parasiterna </w:t>
+      </w:r>
+      <w:r>
+        <w:rPr>
+          <w:i/>
+        </w:rPr>
+        <w:t xml:space="preserve">Protounguicularia nephromatis </w:t>
+      </w:r>
+      <w:r>
+        <w:t xml:space="preserve">(VU) och </w:t>
+      </w:r>
+      <w:r>
+        <w:rPr>
+          <w:i/>
+        </w:rPr>
+        <w:t xml:space="preserve">Tremella nephromatis </w:t>
+      </w:r>
+      <w:r>
+        <w:t xml:space="preserve">(DD) påträffas. Bårdlav är typisk art för </w:t>
+      </w:r>
+      <w:r>
+        <w:rPr>
+          <w:i/>
+        </w:rPr>
+        <w:t xml:space="preserve">9010 Taiga, 9020 Nordlig ädellövskog, 9070 Trädklädd betesmark, 9110 Näringsfattig bokskog, 9160 Näringsrik ekskog, 9180 Ädellövskog i branter </w:t>
+      </w:r>
+      <w:r>
+        <w:t>och</w:t>
+      </w:r>
+      <w:r>
+        <w:rPr>
+          <w:i/>
+        </w:rPr>
+        <w:t xml:space="preserve"> 9190 Näringsfattig ekskog</w:t>
+      </w:r>
+      <w:r>
+        <w:t xml:space="preserve"> (SLU Artdatabanken, 2026; Nitare &amp; Skogsstyrelsen, 2019).</w:t>
+      </w:r>
+    </w:p>
+    <w:p>
+      <w:r>
+        <w:rPr>
+          <w:b/>
+        </w:rPr>
+        <w:t xml:space="preserve">Norrlandslav </w:t>
+      </w:r>
+      <w:r>
+        <w:t xml:space="preserve">indikerar söder om den naturliga norrlandsgränsen barrskogsbeklädda bergbranter eller andra ostörda skogsmiljöer med höga naturvärden. Norrlandslav är typisk art för </w:t>
+      </w:r>
+      <w:r>
+        <w:rPr>
+          <w:i/>
+        </w:rPr>
+        <w:t xml:space="preserve">9010 Taiga, 8110 Silikatrasmarker </w:t>
+      </w:r>
+      <w:r>
+        <w:t>och</w:t>
+      </w:r>
+      <w:r>
+        <w:rPr>
+          <w:i/>
+        </w:rPr>
+        <w:t xml:space="preserve"> 8120 Kalkrasmarker </w:t>
+      </w:r>
+      <w:r>
+        <w:t>(Nitare &amp; Skogsstyrelsen, 2000; SLU Artdatabanken, 2025).</w:t>
+      </w:r>
+    </w:p>
+    <w:p>
+      <w:r>
+        <w:rPr>
+          <w:b/>
+        </w:rPr>
+        <w:t xml:space="preserve">Trådticka </w:t>
+      </w:r>
+      <w:r>
+        <w:t xml:space="preserve">är knuten till grova granar i rikare ofta fuktiga miljöer. Den återfinns på både levande och döda träd samt stubbar och nyligen fallna träd. Karaktärsart för äldre fuktiga granskogsbiotoper, och i stor mängd är den en bra signalart för miljöer med andra rödlistade arter. Trådticka är typisk art för </w:t>
+      </w:r>
+      <w:r>
+        <w:rPr>
+          <w:i/>
+        </w:rPr>
+        <w:t xml:space="preserve">9010 Taiga </w:t>
+      </w:r>
+      <w:r>
+        <w:t xml:space="preserve">och </w:t>
+      </w:r>
+      <w:r>
+        <w:rPr>
+          <w:i/>
+        </w:rPr>
+        <w:t xml:space="preserve">9050 Näringsrik granskog </w:t>
+      </w:r>
+      <w:r>
+        <w:t>(SLU Artdatabanken, 2025).</w:t>
+      </w:r>
+    </w:p>
+    <w:p>
+      <w:r>
+        <w:rPr>
+          <w:b/>
+        </w:rPr>
+        <w:t>Järpe (§4)</w:t>
+      </w:r>
+      <w:r>
+        <w:t xml:space="preserve">, som är upptagen i bilaga 1 och 2 EU:s fågeldirektiv, är mycket stationär inom sitt revir som är minst 25 hektar stort. Livsmiljöerna utgörs av tät barrskog med inblandning av lövträd och en väl utvecklad flerskiktad struktur med bärris och yngre eller undertryckta, täta granar i ett lägre skikt, ofta utmed bäckar och åar inne i den skyddande granskogen. Den överlever inte om dess livsmiljö kalavverkas och är även känslig för röjning, gallring och avverkning där unga granar och lövträd inte sparas i tillräcklig omfattning. Arten finns i sammanhängande grandominerad skog över hela Sverige men förekomsterna är betydligt glesare i Götaland än i övriga landet. Järpe är typisk art för </w:t>
+      </w:r>
+      <w:r>
+        <w:rPr>
+          <w:i/>
+        </w:rPr>
+        <w:t xml:space="preserve">9010 Taiga, 9080 Lövsumpskog </w:t>
+      </w:r>
+      <w:r>
+        <w:t xml:space="preserve">och </w:t>
+      </w:r>
+      <w:r>
+        <w:rPr>
+          <w:i/>
+        </w:rPr>
+        <w:t xml:space="preserve">9740 Skogsbevuxen myr </w:t>
+      </w:r>
+      <w:r>
+        <w:t>(SLU Artdatabanken, 2026).</w:t>
+      </w:r>
+    </w:p>
+    <w:p>
+      <w:r>
+        <w:rPr>
+          <w:b/>
+        </w:rPr>
+        <w:t xml:space="preserve">Linnea </w:t>
+      </w:r>
+      <w:r>
+        <w:t xml:space="preserve">är typisk art för </w:t>
+      </w:r>
+      <w:r>
+        <w:rPr>
+          <w:i/>
+        </w:rPr>
+        <w:t>9010 Taiga</w:t>
+      </w:r>
+      <w:r>
+        <w:t>. På linnea kan man hitta sporsäcksvampen linnealudd (SLU Artdatabanken, 2025).</w:t>
+      </w:r>
+    </w:p>
+    <w:p>
+      <w:pPr>
+        <w:pStyle w:val="Heading1"/>
+      </w:pPr>
+      <w:r>
+        <w:t>Certifiering</w:t>
       </w:r>
     </w:p>
     <w:p>
@@ -255,26 +635,18 @@
         <w:pStyle w:val="Heading2"/>
       </w:pPr>
       <w:r>
-        <w:t>Fridlysta arter</w:t>
+        <w:t>Ur FSC-standarden</w:t>
       </w:r>
     </w:p>
     <w:p>
-      <w:r>
-        <w:t>Följande fridlysta arter har sina livsmiljöer och växtplatser i den avverkningsanmälda skogen: tretåig hackspett (NT, T, §4), järpe (T, §4), kungsfågel (§4) och revlummer (§9).</w:t>
-      </w:r>
-    </w:p>
-    <w:p>
-      <w:r>
-        <w:t xml:space="preserve">Observera att medlemsländerna är skyldiga att agera i enlighet med EU:s fågeldirektiv där det uttryckligen står att direktivet gäller för fåglar samt för deras ägg, bon och </w:t>
-      </w:r>
       <w:r>
         <w:rPr>
           <w:b/>
         </w:rPr>
-        <w:t xml:space="preserve">livsmiljöer </w:t>
-      </w:r>
-      <w:r>
-        <w:t>(artikel 1). Vidare att de åtgärder som vidtas inte får leda till en försämring av den nuvarande situationen beträffande bevarandet av de fågelarter som avses i artikel 1 (artikel 13). Fågeldirektivet är styrande för tillsynsansvariga myndigheters ärendehantering, ställningstaganden och beslutsfattande.</w:t>
+        <w:t xml:space="preserve">PRINCIP 1: LAGEFTERLEVNAD: </w:t>
+      </w:r>
+      <w:r>
+        <w:t>Certifikatsinnehavaren ska följa alla tillämpliga lagar, förordningar och nationellt ratificerade internationella avtal, konventioner och överenskommelser.</w:t>
       </w:r>
     </w:p>
     <w:p>
@@ -282,62 +654,81 @@
         <w:rPr>
           <w:b/>
         </w:rPr>
-        <w:t>Järpe (§4)</w:t>
-      </w:r>
-      <w:r>
-        <w:t xml:space="preserve">, som är upptagen i bilaga 1 och 2 EU:s fågeldirektiv, är mycket stationär inom sitt revir som är minst 25 hektar stort. Livsmiljöerna utgörs av tät barrskog med inblandning av lövträd och en väl utvecklad flerskiktad struktur med bärris och yngre eller undertryckta, täta granar i ett lägre skikt, ofta utmed bäckar och åar inne i den skyddande granskogen. Den överlever inte om dess livsmiljö kalavverkas och är även känslig för röjning, gallring och avverkning där unga granar och lövträd inte sparas i tillräcklig omfattning. Arten finns i sammanhängande grandominerad skog över hela Sverige men förekomsterna är betydligt glesare i Götaland än i övriga landet. Järpe är typisk art för </w:t>
+        <w:t xml:space="preserve">1.3.1 </w:t>
+      </w:r>
+      <w:r>
+        <w:t>Tillämpliga lagar och föreskrifter för brukandet av skogen följs.</w:t>
+      </w:r>
+    </w:p>
+    <w:p>
+      <w:pPr>
+        <w:pStyle w:val="ListBullet"/>
+      </w:pPr>
+      <w:r>
+        <w:rPr>
+          <w:b/>
+          <w:i/>
+        </w:rPr>
+        <w:t xml:space="preserve">Kommentar: </w:t>
+      </w:r>
+      <w:r>
+        <w:t>I den avverkningsanmälda skogen har fridlysta arter sina livsmiljöer och växtplatser. Att skada de fridlysta arternas livsmiljöer, växtplatser eller ekologiska funktion är inte tillåtet enligt artskyddsförordningen.</w:t>
       </w:r>
       <w:r>
         <w:rPr>
           <w:i/>
         </w:rPr>
-        <w:t xml:space="preserve">9010 Taiga, 9080 Lövsumpskog </w:t>
-      </w:r>
-      <w:r>
-        <w:t xml:space="preserve">och </w:t>
+        <w:t xml:space="preserve"> EU:s medlemsländer och skogsbolag är skyldiga att agera i enlighet med EU:s fågeldirektiv där det uttryckligen står att direktivet gäller för fåglar samt för deras ägg, bon och </w:t>
+      </w:r>
+      <w:r>
+        <w:rPr>
+          <w:b/>
+          <w:i/>
+        </w:rPr>
+        <w:t xml:space="preserve">livsmiljöer </w:t>
+      </w:r>
+      <w:r>
+        <w:t>(artikel 1). Vidare att de åtgärder som vidtas inte får leda till en försämring av den nuvarande situationen beträffande bevarandet av de fågelarter som avses i artikel 1 (artikel 13).</w:t>
+      </w:r>
+    </w:p>
+    <w:p>
+      <w:r>
+        <w:rPr>
+          <w:b/>
+        </w:rPr>
+        <w:t xml:space="preserve">6.4 </w:t>
+      </w:r>
+      <w:r>
+        <w:t>Certifikatsinnehavaren ska skydda sällsynta arter och hotade arter samt deras livsmiljöer inom skogsbruksenheten. Det ska ske genom avsättningar, andra skyddade områden och genom att skapa konnektivitet och/eller genom andra direkta åtgärder som gynnar dessa arters överlevnad och livskraft. Åtgärderna ska stå i förhållande till brukandets skala, intensitet och risk, samt till sällsynta och hotade arters bevarandestatus och ekologiska krav. Certifikatsinnehavaren ska beakta den geografiska spridningen och ekologiska krav hos sällsynta och hotade arter utanför skogsbruksenhetens gränser när beslut om åtgärder inom skogsbruksenheten ska fattas.</w:t>
+      </w:r>
+    </w:p>
+    <w:p>
+      <w:r>
+        <w:rPr>
+          <w:b/>
+        </w:rPr>
+        <w:t xml:space="preserve">6.4.3 </w:t>
+      </w:r>
+      <w:r>
+        <w:t>Bevarandeåtgärder genomförs för de kända förekomster av rödlistade arter som påverkas av skogsbruk.</w:t>
+      </w:r>
+    </w:p>
+    <w:p>
+      <w:pPr>
+        <w:pStyle w:val="ListBullet"/>
+      </w:pPr>
+      <w:r>
+        <w:rPr>
+          <w:b/>
+          <w:i/>
+        </w:rPr>
+        <w:t xml:space="preserve">Kommentar: </w:t>
       </w:r>
       <w:r>
         <w:rPr>
           <w:i/>
         </w:rPr>
-        <w:t xml:space="preserve">9740 Skogsbevuxen myr </w:t>
-      </w:r>
-      <w:r>
-        <w:t>(SLU Artdatabanken, 2026).</w:t>
-      </w:r>
-    </w:p>
-    <w:p>
-      <w:r>
-        <w:rPr>
-          <w:b/>
-        </w:rPr>
-        <w:t>Tretåig hackspett (NT, §4)</w:t>
-      </w:r>
-      <w:r>
-        <w:t xml:space="preserve"> är rödlistad som nära hotad och ingår i bilaga 1 i EU:s fågeldirektiv. Tretåig hackspett är för sin överlevnad beroende av kontinuerlig tillförsel av äldre döende och död ved, som sker genom naturliga självgallringsprocesser i äldre grannaturskogar och barrblandade naturskogar. Om en skog genom skogsbruk gallras eller glesas ur så upphör och uteblir i stort sett den naturliga självgallringsprocessen för mycket lång tid framöver vilket omöjliggör upprätthållandet av den kontinuerliga ekologiska funktionen i ett område. Det finns studier som visar att naturskogens självgallringsprocess som den tretåiga hackspetten är beroende av, inte kan ersättas med efterlämnad hänsyn i skogsbruket (Imbeau &amp; Desrochers, 2002). Storleken på häckningsreviret varierar med skogstypen, förekomsten av död ved och graden av fragmentering, men är i allmänhet i storleksordningen 25–100 hektar. Vintertid krävs ofta betydligt större områden och det finns studier som antyder att arten behöver minst 100 hektar äldre skog. I områden med låg bonitet kan det behövas över 200 hektar lämpligt habitat för att ett par ska kunna reproducera sig. Områden med dokumenterad permanent förekomst i naturskogsmiljöer har vanligen så stora naturvärden att skogsbruk är olämpligt. Tretåig hackspett är typisk art för </w:t>
-      </w:r>
-      <w:r>
-        <w:rPr>
-          <w:i/>
-        </w:rPr>
-        <w:t xml:space="preserve">9010 Taiga, 9740 Skogsbevuxen myr, 9030 Landhöjningsskog </w:t>
-      </w:r>
-      <w:r>
-        <w:t xml:space="preserve">och </w:t>
-      </w:r>
-      <w:r>
-        <w:rPr>
-          <w:i/>
-        </w:rPr>
-        <w:t>9040 Fjällbjörkskog</w:t>
-      </w:r>
-      <w:r>
-        <w:t xml:space="preserve"> (Skogsstyrelsen, 2016; SLU Artdatabanken, 2024).</w:t>
-      </w:r>
-    </w:p>
-    <w:p>
-      <w:r>
-        <w:t>I BILAGA 1 finns mer detaljerad information om ekologi samt krav på livsmiljö hos fridlysta arter.</w:t>
+        <w:t>I det avverkningsanmälda skogsområdet har 14 naturvårdsarter varav 6 rödlistade arter sina livsmiljöer och växtplatser.</w:t>
       </w:r>
     </w:p>
     <w:p>
@@ -345,7 +736,7 @@
         <w:pStyle w:val="Heading2"/>
       </w:pPr>
       <w:r>
-        <w:t>Övriga naturvårdsarter</w:t>
+        <w:t>Ur Chain of Custody Certification (FSC-STD-40-004 ver 3.0)</w:t>
       </w:r>
     </w:p>
     <w:p>
@@ -353,316 +744,144 @@
         <w:rPr>
           <w:b/>
         </w:rPr>
-        <w:t xml:space="preserve">Brandticka </w:t>
-      </w:r>
-      <w:r>
-        <w:t>förekommer främst i olikåldrig fuktig granskog med mycket död ved, ofta i kärrkanter eller vid bäckar på lokaler med hög luftfuktighet. Växer huvudsakligen på grova granlågor, någon enstaka gång på tall, asp eller björk, och verkar knuten till ved som först rötats av klibbticka. Arten var tidigare rödlistad men en sentida ökning, bland annat i barkborreangripna granplanteringar i sydligaste Skandinavien har förändrat hotbilden. Populationen i landet kan påverkas negativt av kalavverkning och ett skogsbruk som innebär att mängden grova granlågor minskar. Även dikning och gallring som leder till ett torrare mikroklimat på växtplatserna kan ha negativ inverkan. För att säkerställa en gynnsam bevarandestatus på sikt bör områdesskydd av artens livsmiljöer upprättas på ett sätt som tryggar livskraftiga populationer på landskapsnivå. Vid skogsbruk bör grov död ved och skyddszoner vid kärr och vattendrag lämnas, och träd tillåtas åldras och dö på ett sätt som skapar kontinuerlig tillgång på livsmiljöer (SLU Artdatabanken, 2025).</w:t>
+        <w:t xml:space="preserve">1.3 </w:t>
+      </w:r>
+      <w:r>
+        <w:t xml:space="preserve">The organization shall commit to the FSC values as defined in FSC-POL-01-004 Policy for the Association of Organizations with FSC. </w:t>
       </w:r>
     </w:p>
     <w:p>
+      <w:pPr>
+        <w:pStyle w:val="Heading2"/>
+      </w:pPr>
+      <w:r>
+        <w:t>Ur FSC:s policy för associerade organisationer (FSC-POL-01-004)</w:t>
+      </w:r>
+    </w:p>
+    <w:p>
+      <w:r>
+        <w:t xml:space="preserve">Som “Chain of Custody”-certifierad organisation är skogsbolaget bunden av de fastställda reglerna i Del 1 Punkt 1 c) i Policy för organisationer associerade med FSC (FSC-POL-01-004 V2-0 EN + SVE version 2012-03-02): </w:t>
+      </w:r>
+    </w:p>
+    <w:p>
+      <w:pPr>
+        <w:pStyle w:val="ListNumber"/>
+      </w:pPr>
+      <w:r>
+        <w:t>De organisationer FSC kan acceptera association med får inte direkt eller indirekt ha några kopplingar till nedanstående, oacceptabla aktiviteter:</w:t>
+      </w:r>
+    </w:p>
+    <w:p>
+      <w:pPr>
+        <w:ind w:left="357"/>
+      </w:pPr>
+      <w:r>
+        <w:t>a) Olaglig skogsavverkning och handel med olagligt avverkat virke eller skogsprodukter</w:t>
+      </w:r>
+    </w:p>
+    <w:p>
+      <w:pPr>
+        <w:ind w:left="357"/>
+      </w:pPr>
+      <w:r>
+        <w:t>...</w:t>
+      </w:r>
+    </w:p>
+    <w:p>
+      <w:pPr>
+        <w:ind w:left="357"/>
+      </w:pPr>
+      <w:r>
+        <w:t>c) Skogsbruk som förstör höga naturvärden</w:t>
+      </w:r>
+    </w:p>
+    <w:p>
+      <w:pPr>
+        <w:ind w:left="357"/>
+      </w:pPr>
+      <w:r>
+        <w:t>d) Betydande omvandling av skog till plantager eller annan, icke skoglig, markanvändning</w:t>
+      </w:r>
+    </w:p>
+    <w:p>
+      <w:pPr>
+        <w:pStyle w:val="ListBullet"/>
+      </w:pPr>
       <w:r>
         <w:rPr>
           <w:b/>
+          <w:i/>
         </w:rPr>
-        <w:t>Bårdlav</w:t>
-      </w:r>
-      <w:r>
-        <w:t xml:space="preserve"> signalerar miljöer med höga naturvärden och på lokalerna finns vanligtvis många andra ovanliga och rödlistade arter. Den visar även på platser med hög och jämn luftfuktighet. På bårdlav och andra njurlavar (Nephroma) kan de sällsynta parasiterna </w:t>
+        <w:t xml:space="preserve">Kommentar: </w:t>
       </w:r>
       <w:r>
         <w:rPr>
           <w:i/>
         </w:rPr>
-        <w:t xml:space="preserve">Protounguicularia nephromatis </w:t>
-      </w:r>
-      <w:r>
-        <w:t xml:space="preserve">(VU) och </w:t>
+        <w:t>Avverkning av skog med höga naturvärden samt skada på fridlysta arter strider både mot FSC Controlled Wood-standarden och FSC:s policy for associerade organisationer.</w:t>
+      </w:r>
+    </w:p>
+    <w:p>
+      <w:pPr>
+        <w:pStyle w:val="Heading2"/>
+      </w:pPr>
+      <w:r>
+        <w:t>Ur FSC Controlled Wood (FSC-STD-40-005)</w:t>
+      </w:r>
+    </w:p>
+    <w:p>
+      <w:r>
+        <w:t>Virke som inte accepteras i FSC-märkta produkter (oacceptabelt ursprung) enligt FSC Controlled Wood (FSC-STD-40-005):</w:t>
+      </w:r>
+    </w:p>
+    <w:p>
+      <w:pPr>
+        <w:pStyle w:val="ListNumber"/>
+      </w:pPr>
+      <w:r>
+        <w:t>Illegalt avverkat virke.</w:t>
+      </w:r>
+    </w:p>
+    <w:p>
+      <w:pPr>
+        <w:pStyle w:val="ListNumber"/>
+      </w:pPr>
+      <w:r>
+        <w:t>...</w:t>
+      </w:r>
+    </w:p>
+    <w:p>
+      <w:pPr>
+        <w:pStyle w:val="ListNumber"/>
+      </w:pPr>
+      <w:r>
+        <w:t>Virke från avverkningar som hotar höga naturvärden.</w:t>
+      </w:r>
+    </w:p>
+    <w:p>
+      <w:pPr>
+        <w:pStyle w:val="ListNumber"/>
+      </w:pPr>
+      <w:r>
+        <w:t>Virke från skog som konverteras till plantager eller icke-skogligt bruk.</w:t>
+      </w:r>
+    </w:p>
+    <w:p>
+      <w:pPr>
+        <w:pStyle w:val="ListBullet"/>
+      </w:pPr>
+      <w:r>
+        <w:rPr>
+          <w:b/>
+          <w:i/>
+        </w:rPr>
+        <w:t xml:space="preserve">Kommentar: </w:t>
       </w:r>
       <w:r>
         <w:rPr>
           <w:i/>
         </w:rPr>
-        <w:t xml:space="preserve">Tremella nephromatis </w:t>
-      </w:r>
-      <w:r>
-        <w:t xml:space="preserve">(DD) påträffas. Bårdlav är typisk art för </w:t>
-      </w:r>
-      <w:r>
-        <w:rPr>
-          <w:i/>
-        </w:rPr>
-        <w:t xml:space="preserve">9010 Taiga, 9020 Nordlig ädellövskog, 9070 Trädklädd betesmark, 9110 Näringsfattig bokskog, 9160 Näringsrik ekskog, 9180 Ädellövskog i branter </w:t>
-      </w:r>
-      <w:r>
-        <w:t>och</w:t>
-      </w:r>
-      <w:r>
-        <w:rPr>
-          <w:i/>
-        </w:rPr>
-        <w:t xml:space="preserve"> 9190 Näringsfattig ekskog</w:t>
-      </w:r>
-      <w:r>
-        <w:t xml:space="preserve"> (SLU Artdatabanken, 2026; Nitare &amp; Skogsstyrelsen, 2019).</w:t>
-      </w:r>
-    </w:p>
-    <w:p>
-      <w:r>
-        <w:rPr>
-          <w:b/>
-        </w:rPr>
-        <w:t>Doftskinn (NT)</w:t>
-      </w:r>
-      <w:r>
-        <w:t xml:space="preserve">, rödlistad som nära hotad, är en mycket bra signalart för boreal granskog och indikerar ett gran-skogsekosystem med lång kontinuitet av grova lågor. Arten är placerad i toppen av Skogsstyrelsens värdepyramid för bedömning av skog med höga naturvärden och har klassats som en “urskogsindikator”, då den förekommer med ett tydligt optimum i helt eller nästan helt orörda skogar. Doftskinn är typisk art för </w:t>
-      </w:r>
-      <w:r>
-        <w:rPr>
-          <w:i/>
-        </w:rPr>
-        <w:t xml:space="preserve">9010 Taiga </w:t>
-      </w:r>
-      <w:r>
-        <w:t>(SLU Artdatabanken, 2025; Nitare &amp; Skogsstyrelsen, 2019).</w:t>
-      </w:r>
-    </w:p>
-    <w:p>
-      <w:r>
-        <w:rPr>
-          <w:b/>
-        </w:rPr>
-        <w:t>Garnlav (VU)</w:t>
-      </w:r>
-      <w:r>
-        <w:t xml:space="preserve"> är en utpräglad barrskogsart som ibland kan drapera träden i norrländska grannaturskogar med hög luftfuktighet. Den förekommer även i talldominerade bestånd där den, förutom i trädens grenverk, påträffas hängande över ojämnheter i tallbarken. Arten har minskat starkt i södra och mellersta Sverige och den minskar även i sitt nordliga utbredningsområde. Minskningstakten uppgår till 30 (20–50) % inom 50 år och överstiger gränsvärdet för Sårbar (VU). Orsaken till tillbakagången beror främst på slutavverkningar av naturskogsartade skogar. Bestånd med riklig förekomst bör regelmässigt sparas, vilket även gynnar flera andra sällsynta och rödlistade arter. Garnlav är värdväxt för den mycket sällsynta och akut hotade fjärilen barrskogslavfly (CR) som hör hemma i boreala barrskogar med riklig förekomst av värdväxten. Tidigare kunde arten konstateras årligen på flera platser vid Dala-Floda i Dalarna innan lokalerna kalavverkades. Senaste fyndet i landet av barrskogslavfly är från år 2000 då den påträffades vid Högberget i Sollefteå kommun. Garnlav är typisk art för </w:t>
-      </w:r>
-      <w:r>
-        <w:rPr>
-          <w:i/>
-        </w:rPr>
-        <w:t xml:space="preserve">9010 Taiga </w:t>
-      </w:r>
-      <w:r>
-        <w:t>och</w:t>
-      </w:r>
-      <w:r>
-        <w:rPr>
-          <w:i/>
-        </w:rPr>
-        <w:t xml:space="preserve"> 9070 Trädklädd betesmark</w:t>
-      </w:r>
-      <w:r>
-        <w:t xml:space="preserve"> (SLU Artdatabanken, 2026).</w:t>
-      </w:r>
-    </w:p>
-    <w:p>
-      <w:r>
-        <w:rPr>
-          <w:b/>
-        </w:rPr>
-        <w:t>Harticka (NT)</w:t>
-      </w:r>
-      <w:r>
-        <w:t xml:space="preserve"> är normalt en mycket bra signalart för granskogar med höga naturvärden. Även när svampen påträffas i mer påverkade skogar är det nästan alltid fråga om skogsmiljöer i sena successionsstadier med höga naturvärden. Skogsskötselåtgärder på eller i omedelbar närhet av växtplatserna kan innebära ett hot mot arten. Harticka är typisk art för </w:t>
-      </w:r>
-      <w:r>
-        <w:rPr>
-          <w:i/>
-        </w:rPr>
-        <w:t xml:space="preserve">9010 Taiga, 9050 Näringsrik granskog </w:t>
-      </w:r>
-      <w:r>
-        <w:t xml:space="preserve">och </w:t>
-      </w:r>
-      <w:r>
-        <w:rPr>
-          <w:i/>
-        </w:rPr>
-        <w:t>9030 Landhöjningsskog</w:t>
-      </w:r>
-      <w:r>
-        <w:t xml:space="preserve"> (SLU Artdatabanken, 2024; Nitare &amp; Skogsstyrelsen, 2019).</w:t>
-      </w:r>
-    </w:p>
-    <w:p>
-      <w:r>
-        <w:rPr>
-          <w:b/>
-        </w:rPr>
-        <w:t xml:space="preserve">Linnea </w:t>
-      </w:r>
-      <w:r>
-        <w:t xml:space="preserve">är typisk art för </w:t>
-      </w:r>
-      <w:r>
-        <w:rPr>
-          <w:i/>
-        </w:rPr>
-        <w:t>9010 Taiga</w:t>
-      </w:r>
-      <w:r>
-        <w:t>. På linnea kan man hitta sporsäcksvampen linnealudd (SLU Artdatabanken, 2025).</w:t>
-      </w:r>
-    </w:p>
-    <w:p>
-      <w:r>
-        <w:rPr>
-          <w:b/>
-        </w:rPr>
-        <w:t>Lunglav (NT)</w:t>
-      </w:r>
-      <w:r>
-        <w:t xml:space="preserve"> är en av vårt lands främsta signalarter som överallt indikerar gamla lövträd, skogsbestånd med höga naturvärden och ekosystem med långskoglig kontinuitet. Lokalt kan förekomsten vara mycket riklig men den hittas nästan enbart i gamla och ej slutavverkade skogar. Artens samtliga förekomster bör uppmärksammas från naturvårdssynpunkt, då många lokaler även hyser andra ovanliga och rödlistade arter. Rikliga förekomster bör skyddas med biotopskydd, frivilliga avsättningar eller reservat. På lunglav kan de sällsynta lavparasiterna lunglavshårprick (CR), </w:t>
-      </w:r>
-      <w:r>
-        <w:rPr>
-          <w:i/>
-        </w:rPr>
-        <w:t>Abrothallus diederichii</w:t>
-      </w:r>
-      <w:r>
-        <w:t xml:space="preserve"> (VU), </w:t>
-      </w:r>
-      <w:r>
-        <w:rPr>
-          <w:i/>
-        </w:rPr>
-        <w:t>Abrothallus lobariae</w:t>
-      </w:r>
-      <w:r>
-        <w:t xml:space="preserve"> (VU), </w:t>
-      </w:r>
-      <w:r>
-        <w:rPr>
-          <w:i/>
-        </w:rPr>
-        <w:t>Calycina lobariae</w:t>
-      </w:r>
-      <w:r>
-        <w:t xml:space="preserve"> (VU), lunglavsknapp (VU) och skrovelmössing (VU) påträffas. Lunglav är typisk art för </w:t>
-      </w:r>
-      <w:r>
-        <w:rPr>
-          <w:i/>
-        </w:rPr>
-        <w:t>9010 Taiga, 9020 Nordlig ädellövskog, 9110 Näringsfattig bokskog, 9130 Näringsrik bokskog, 9160 Näringsrik ekskog, 9180 Ädellövskog i branter, 9190 Näringsfattig ekskog, 9070 Trädklädd betesmark, 9040 Fjällbjörkskog</w:t>
-      </w:r>
-      <w:r>
-        <w:t xml:space="preserve"> och</w:t>
-      </w:r>
-      <w:r>
-        <w:rPr>
-          <w:i/>
-        </w:rPr>
-        <w:t xml:space="preserve"> 6530 Lövängar</w:t>
-      </w:r>
-      <w:r>
-        <w:t xml:space="preserve"> (SLU Artdatabanken, 2026; Nitare &amp; Skogsstyrelsen, 2019).</w:t>
-      </w:r>
-    </w:p>
-    <w:p>
-      <w:r>
-        <w:rPr>
-          <w:b/>
-        </w:rPr>
-        <w:t xml:space="preserve">Norrlandslav </w:t>
-      </w:r>
-      <w:r>
-        <w:t xml:space="preserve">indikerar söder om den naturliga norrlandsgränsen barrskogsbeklädda bergbranter eller andra ostörda skogsmiljöer med höga naturvärden. Norrlandslav är typisk art för </w:t>
-      </w:r>
-      <w:r>
-        <w:rPr>
-          <w:i/>
-        </w:rPr>
-        <w:t xml:space="preserve">9010 Taiga, 8110 Silikatrasmarker </w:t>
-      </w:r>
-      <w:r>
-        <w:t>och</w:t>
-      </w:r>
-      <w:r>
-        <w:rPr>
-          <w:i/>
-        </w:rPr>
-        <w:t xml:space="preserve"> 8120 Kalkrasmarker </w:t>
-      </w:r>
-      <w:r>
-        <w:t>(Nitare &amp; Skogsstyrelsen, 2000; SLU Artdatabanken, 2025).</w:t>
-      </w:r>
-    </w:p>
-    <w:p>
-      <w:r>
-        <w:rPr>
-          <w:b/>
-        </w:rPr>
-        <w:t>Skrovellav (NT)</w:t>
-      </w:r>
-      <w:r>
-        <w:t xml:space="preserve"> växer på gamla lövträd och på klippor i gamla skogar med hög och jämn luftfuktighet. Slutavverkning av kontinuitetsskog utgör det största hotet och lavens fortsatta förekomst bör säkerställas genom att lokaler med äldre skog skyddas. I områden med mycket hög luftfuktighet kan man på bålen av skrovellav finna de sällsynta parasitsvamparna skrovellavsknapp (EN), </w:t>
-      </w:r>
-      <w:r>
-        <w:rPr>
-          <w:i/>
-        </w:rPr>
-        <w:t>Catillaria lobariicola</w:t>
-      </w:r>
-      <w:r>
-        <w:t xml:space="preserve"> (VU) och </w:t>
-      </w:r>
-      <w:r>
-        <w:rPr>
-          <w:i/>
-        </w:rPr>
-        <w:t>Merismatium lobariae</w:t>
-      </w:r>
-      <w:r>
-        <w:t xml:space="preserve"> (DD). Skrovellav är typisk art för </w:t>
-      </w:r>
-      <w:r>
-        <w:rPr>
-          <w:i/>
-        </w:rPr>
-        <w:t xml:space="preserve">9010 Taiga, 9020 Nordlig ädellövskog, 9040 Fjällbjörkskog, 9070 Trädklädd betesmark, 9160 Näringsrik ekskog, 9180 Ädellövskog i branter, 9190 Näringsfattig ekskog, 8210 Kalkbranter </w:t>
-      </w:r>
-      <w:r>
-        <w:t xml:space="preserve">och </w:t>
-      </w:r>
-      <w:r>
-        <w:rPr>
-          <w:i/>
-        </w:rPr>
-        <w:t>6530 Lövängar</w:t>
-      </w:r>
-      <w:r>
-        <w:t xml:space="preserve"> (SLU Artdatabanken, 2026; Nitare &amp; Skogsstyrelsen, 2019).</w:t>
-      </w:r>
-    </w:p>
-    <w:p>
-      <w:r>
-        <w:rPr>
-          <w:b/>
-        </w:rPr>
-        <w:t xml:space="preserve">Trådticka </w:t>
-      </w:r>
-      <w:r>
-        <w:t xml:space="preserve">är knuten till grova granar i rikare ofta fuktiga miljöer. Den återfinns på både levande och döda träd samt stubbar och nyligen fallna träd. Karaktärsart för äldre fuktiga granskogsbiotoper, och i stor mängd är den en bra signalart för miljöer med andra rödlistade arter. Trådticka är typisk art för </w:t>
-      </w:r>
-      <w:r>
-        <w:rPr>
-          <w:i/>
-        </w:rPr>
-        <w:t xml:space="preserve">9010 Taiga </w:t>
-      </w:r>
-      <w:r>
-        <w:t xml:space="preserve">och </w:t>
-      </w:r>
-      <w:r>
-        <w:rPr>
-          <w:i/>
-        </w:rPr>
-        <w:t xml:space="preserve">9050 Näringsrik granskog </w:t>
-      </w:r>
-      <w:r>
-        <w:t>(SLU Artdatabanken, 2025).</w:t>
+        <w:t>Avverkning av skog med höga naturvärden samt skada på fridlysta arter strider både mot FSC Controlled Wood-standarden och FSC:s policy for associerade organisationer.</w:t>
       </w:r>
     </w:p>
     <w:p>
@@ -670,7 +889,108 @@
         <w:pStyle w:val="Heading1"/>
       </w:pPr>
       <w:r>
-        <w:t>Certifiering</w:t>
+        <w:t>Ur PEFC-standarden gällande lagefterlevnad</w:t>
+      </w:r>
+    </w:p>
+    <w:p>
+      <w:r>
+        <w:t>PEFC-standarden förutsätter att tillämplig svensk lagstiftning följs. Det är utsedd tillsynsmyndighet som ansvarar för tillsyn av lagens efterlevnad. PEFC-standarden återger innehållet i vissa certifieringskritiska lag- och föreskriftskrav vilka ska ingå i granskning av PEFC-systemets efterlevnad.</w:t>
+      </w:r>
+    </w:p>
+    <w:p>
+      <w:pPr>
+        <w:pStyle w:val="ListBullet"/>
+      </w:pPr>
+      <w:r>
+        <w:rPr>
+          <w:b/>
+          <w:i/>
+        </w:rPr>
+        <w:t xml:space="preserve">Kommentar: </w:t>
+      </w:r>
+      <w:r>
+        <w:rPr>
+          <w:i/>
+        </w:rPr>
+        <w:t>I den avverkningsanmälda skogen har fridlysta arter sina livsmiljöer och växtplatser. Att skada de fridlysta arternas livsmiljöer, växtplatser eller ekologiska funktion är inte tillåtet enligt artskyddsförordningen</w:t>
+      </w:r>
+    </w:p>
+    <w:p>
+      <w:r>
+        <w:br w:type="page"/>
+      </w:r>
+    </w:p>
+    <w:p>
+      <w:pPr>
+        <w:pStyle w:val="Title"/>
+      </w:pPr>
+      <w:r>
+        <w:t>BILAGA 1 –</w:t>
+        <w:br/>
+        <w:t>Fridlysta och rödlistade arter</w:t>
+      </w:r>
+    </w:p>
+    <w:p>
+      <w:pPr>
+        <w:pStyle w:val="Heading1"/>
+      </w:pPr>
+      <w:r>
+        <w:t>Lunglav – ekologi samt krav på livsmiljön</w:t>
+      </w:r>
+    </w:p>
+    <w:p>
+      <w:r>
+        <w:t xml:space="preserve">Lunglav (NT) är en av vårt lands främsta signalarter som överallt indikerar gamla lövträd, skogsbestånd med höga naturvärden och ekosystem med lång skoglig kontinuitet. Lokalt kan förekomsten vara mycket riklig men den hittas nästan enbart i gamla och ej slutavverkade skogar. Artens samtliga förekomster bör uppmärksammas från naturvårdssynpunkt, då många lokaler även hyser andra ovanliga och rödlistade arter, däribland de sällsynta lavparasiterna lunglavshårprick (CR), </w:t>
+      </w:r>
+      <w:r>
+        <w:rPr>
+          <w:i/>
+        </w:rPr>
+        <w:t>Abrothallus diederichii</w:t>
+      </w:r>
+      <w:r>
+        <w:t xml:space="preserve"> (VU), </w:t>
+      </w:r>
+      <w:r>
+        <w:rPr>
+          <w:i/>
+        </w:rPr>
+        <w:t>Abrothallus lobariae</w:t>
+      </w:r>
+      <w:r>
+        <w:t xml:space="preserve"> (VU), </w:t>
+      </w:r>
+      <w:r>
+        <w:rPr>
+          <w:i/>
+        </w:rPr>
+        <w:t>Calycina lobariae</w:t>
+      </w:r>
+      <w:r>
+        <w:t xml:space="preserve"> (VU), lunglavsknapp (VU) och skrovelmössing (VU), som växer på lunglav. Rikliga förekomster med lunglav bör skyddas med biotopskydd, frivilliga avsättningar eller reservat (SLU Artdatabanken, 2026; Nitare &amp; Skogsstyrelsen, 2019).</w:t>
+      </w:r>
+    </w:p>
+    <w:p>
+      <w:r>
+        <w:t xml:space="preserve">Lunglav är typisk art för </w:t>
+      </w:r>
+      <w:r>
+        <w:rPr>
+          <w:i/>
+        </w:rPr>
+        <w:t>9010 Taiga, 9020 Nordlig ädellövskog, 9110 Näringsfattig bokskog, 9130 Näringsrik bokskog, 9160 Näringsrik ekskog, 9180 Ädellövskog i branter, 9190 Näringsfattig ekskog, 9070 Trädklädd betesmark, 9040 Fjällbjörkskog</w:t>
+      </w:r>
+      <w:r>
+        <w:t xml:space="preserve"> och</w:t>
+      </w:r>
+      <w:r>
+        <w:rPr>
+          <w:i/>
+        </w:rPr>
+        <w:t xml:space="preserve"> 6530 Lövängar</w:t>
+      </w:r>
+      <w:r>
+        <w:t xml:space="preserve"> (SLU Artdatabanken, 2026).</w:t>
       </w:r>
     </w:p>
     <w:p>
@@ -678,100 +998,105 @@
         <w:pStyle w:val="Heading2"/>
       </w:pPr>
       <w:r>
-        <w:t>Ur FSC-standarden</w:t>
+        <w:t>Referenser – lunglav</w:t>
       </w:r>
     </w:p>
     <w:p>
       <w:r>
+        <w:t xml:space="preserve">Nitare, J. och Skogsstyrelsen, 2019. </w:t>
+      </w:r>
+      <w:r>
         <w:rPr>
-          <w:b/>
+          <w:i/>
         </w:rPr>
-        <w:t xml:space="preserve">PRINCIP 1: LAGEFTERLEVNAD: </w:t>
-      </w:r>
-      <w:r>
-        <w:t>Certifikatsinnehavaren ska följa alla tillämpliga lagar, förordningar och nationellt ratificerade internationella avtal, konventioner och överenskommelser.</w:t>
+        <w:t xml:space="preserve">Skyddsvärd skog – Naturvårdsarter och andra kriterier för naturvärdesbedömning. </w:t>
+      </w:r>
+      <w:r>
+        <w:t>Skogsstyrelsen.</w:t>
       </w:r>
     </w:p>
     <w:p>
       <w:r>
+        <w:t xml:space="preserve">SLU Artdatabanken, 2026. </w:t>
+      </w:r>
+      <w:r>
         <w:rPr>
-          <w:b/>
+          <w:i/>
         </w:rPr>
-        <w:t xml:space="preserve">1.3.1 </w:t>
-      </w:r>
-      <w:r>
-        <w:t>Tillämpliga lagar och föreskrifter för brukandet av skogen följs.</w:t>
+        <w:t xml:space="preserve">Artfaktablad. Naturvård – artfakta. </w:t>
+      </w:r>
+      <w:r>
+        <w:t>SLU Artdatabanken, Uppsala.</w:t>
       </w:r>
     </w:p>
     <w:p>
       <w:pPr>
-        <w:pStyle w:val="ListBullet"/>
+        <w:pStyle w:val="Heading1"/>
       </w:pPr>
       <w:r>
-        <w:rPr>
-          <w:b/>
-          <w:i/>
-        </w:rPr>
-        <w:t xml:space="preserve">Kommentar: </w:t>
-      </w:r>
-      <w:r>
-        <w:t>I den avverkningsanmälda skogen har fridlysta arter sina livsmiljöer och växtplatser. Att skada de fridlysta arternas livsmiljöer, växtplatser eller ekologiska funktion är inte tillåtet enligt artskyddsförordningen.</w:t>
+        <w:t>Tretåig hackspett – ekologi samt krav på livsmiljön</w:t>
+      </w:r>
+    </w:p>
+    <w:p>
+      <w:r>
+        <w:t xml:space="preserve">Tretåig hackspett (NT) är fridlyst enligt §4 Artskyddsförordningen och finns med som prioriterad art i Skogsstyrelsen vägledning för skogsbruket (bilaga 4 till SVL). I vägledningen står bland annat att: </w:t>
       </w:r>
       <w:r>
         <w:rPr>
           <w:i/>
         </w:rPr>
-        <w:t xml:space="preserve"> EU:s medlemsländer och skogsbolag är skyldiga att agera i enlighet med EU:s fågeldirektiv där det uttryckligen står att direktivet gäller för fåglar samt för deras ägg, bon och </w:t>
-      </w:r>
-      <w:r>
-        <w:rPr>
-          <w:b/>
-          <w:i/>
-        </w:rPr>
-        <w:t xml:space="preserve">livsmiljöer </w:t>
-      </w:r>
-      <w:r>
-        <w:t>(artikel 1). Vidare att de åtgärder som vidtas inte får leda till en försämring av den nuvarande situationen beträffande bevarandet av de fågelarter som avses i artikel 1 (artikel 13).</w:t>
-      </w:r>
-    </w:p>
-    <w:p>
-      <w:r>
-        <w:rPr>
-          <w:b/>
-        </w:rPr>
-        <w:t xml:space="preserve">6.4 </w:t>
-      </w:r>
-      <w:r>
-        <w:t>Certifikatsinnehavaren ska skydda sällsynta arter och hotade arter samt deras livsmiljöer inom skogsbruksenheten. Det ska ske genom avsättningar, andra skyddade områden och genom att skapa konnektivitet och/eller genom andra direkta åtgärder som gynnar dessa arters överlevnad och livskraft. Åtgärderna ska stå i förhållande till brukandets skala, intensitet och risk, samt till sällsynta och hotade arters bevarandestatus och ekologiska krav. Certifikatsinnehavaren ska beakta den geografiska spridningen och ekologiska krav hos sällsynta och hotade arter utanför skogsbruksenhetens gränser när beslut om åtgärder inom skogsbruksenheten ska fattas.</w:t>
-      </w:r>
-    </w:p>
-    <w:p>
-      <w:r>
-        <w:rPr>
-          <w:b/>
-        </w:rPr>
-        <w:t xml:space="preserve">6.4.3 </w:t>
-      </w:r>
-      <w:r>
-        <w:t>Bevarandeåtgärder genomförs för de kända förekomster av rödlistade arter som påverkas av skogsbruk.</w:t>
-      </w:r>
-    </w:p>
-    <w:p>
-      <w:pPr>
-        <w:pStyle w:val="ListBullet"/>
-      </w:pPr>
-      <w:r>
-        <w:rPr>
-          <w:b/>
-          <w:i/>
-        </w:rPr>
-        <w:t xml:space="preserve">Kommentar: </w:t>
+        <w:t xml:space="preserve">“Tretåig hackspett har stora arealkrav och höga krav på sin livsmiljö. Omdaningen av naturskogar till kulturskogar medför en förlust av viktiga miljöer, något som förstärks av ökad fragmentering till följd av avverkningar.” </w:t>
+      </w:r>
+      <w:r>
+        <w:t xml:space="preserve">Vidare att: </w:t>
       </w:r>
       <w:r>
         <w:rPr>
           <w:i/>
         </w:rPr>
-        <w:t>I det avverkningsanmälda skogsområdet har 14 naturvårdsarter varav 6 rödlistade arter sina livsmiljöer och växtplatser.</w:t>
+        <w:t>“Områden med dokumenterad permanent förekomst i naturskogsmiljöer har vanligen så stora naturvärden att skogsbruk är olämpligt”</w:t>
+      </w:r>
+      <w:r>
+        <w:t xml:space="preserve"> (SLU Artdatabanken, 2024; Skogsstyrelsen, 2016)</w:t>
+      </w:r>
+      <w:r>
+        <w:rPr>
+          <w:i/>
+        </w:rPr>
+        <w:t>.</w:t>
+      </w:r>
+    </w:p>
+    <w:p>
+      <w:r>
+        <w:t>Tretåig hackspett är beroende av större sammanhängande naturskogar med kontinuerlig tillgång och nybildning av död ved och fragmentering av livsmiljöerna utgör ett stort hot mot arten (se exempelvis Stachura-Skierczynska et al., 2009; Wesolowski et al., 2005; Butler et al., 2004; Pakkala et al., 2002; Amcoff et al., 1996; Virkkala, 1991). Det finns studier som visar att naturskogens självgallringsprocess som den tretåiga hackspetten är beroende av, inte kan ersättas med efterlämnad hänsyn i skogsbruket (Imbeau &amp; Desrochers, 2002).</w:t>
+      </w:r>
+    </w:p>
+    <w:p>
+      <w:r>
+        <w:t>Permanenta revir av tretåig hackspett karaktäriseras ofta av artens typiska ringformigt ordnade hackmärken på framför allt gamla granar. För att säkerställa att inte revir av tretåig hackspett drabbas av avverkningsplanerna bör en inventering göras i området både under häckningstid och under vintern, då arten utnyttjar betydligt större områden än under sommarens häckningsrevir. Storleken på häckningsreviret varierar med skogstypen, förekomsten av död ved och graden av fragmentering, men är i allmänhet i storleksordningen 25–100 hektar (SLU Artdatabanken, 2024; Skogsstyrelsen, 2016).</w:t>
+      </w:r>
+    </w:p>
+    <w:p>
+      <w:r>
+        <w:t xml:space="preserve">Förutom fridlysning enligt §4 Artskyddsförordningen är tretåig hackspett även förtecknad i EU:s fågeldirektiv bilaga 1. Den är typisk art för </w:t>
+      </w:r>
+      <w:r>
+        <w:rPr>
+          <w:i/>
+        </w:rPr>
+        <w:t xml:space="preserve">9010 Taiga, 9740 Skogsbevuxen myr, 9030 Landhöjningsskog </w:t>
+      </w:r>
+      <w:r>
+        <w:t xml:space="preserve">och </w:t>
+      </w:r>
+      <w:r>
+        <w:rPr>
+          <w:i/>
+        </w:rPr>
+        <w:t>9040 Fjällbjörkskog</w:t>
+      </w:r>
+      <w:r>
+        <w:t xml:space="preserve"> samt ingår i Natura 2000 och är förtecknad i Bernkonventionen bilaga II (strikt skyddade djurarter) (SLU Artdatabanken, 2024; Skogsstyrelsen, 2016).</w:t>
       </w:r>
     </w:p>
     <w:p>
@@ -779,18 +1104,166 @@
         <w:pStyle w:val="Heading2"/>
       </w:pPr>
       <w:r>
-        <w:t>Ur Chain of Custody Certification (FSC-STD-40-004 ver 3.0)</w:t>
+        <w:t>Referenser – tretåig hackspett</w:t>
       </w:r>
     </w:p>
     <w:p>
       <w:r>
+        <w:t xml:space="preserve">Amcoff, M. &amp; Eriksson, P. 1996. </w:t>
+      </w:r>
+      <w:r>
         <w:rPr>
-          <w:b/>
+          <w:i/>
         </w:rPr>
-        <w:t xml:space="preserve">1.3 </w:t>
-      </w:r>
-      <w:r>
-        <w:t xml:space="preserve">The organization shall commit to the FSC values as defined in FSC-POL-01-004 Policy for the Association of Organizations with FSC. </w:t>
+        <w:t xml:space="preserve">Förekomst av tretåig hackspett Picoides tridactylus på bestånds- och landskapsnivå. </w:t>
+      </w:r>
+      <w:r>
+        <w:t>Ornis Svecica 6: 107–119.</w:t>
+      </w:r>
+    </w:p>
+    <w:p>
+      <w:r>
+        <w:t xml:space="preserve">Butler, R., Angelstam, P., Ekelund, P. &amp; Schlaeffer, R. 2004. </w:t>
+      </w:r>
+      <w:r>
+        <w:rPr>
+          <w:i/>
+        </w:rPr>
+        <w:t xml:space="preserve">Dead wood threshold values for the three-toed woodpecker presence in boreal and sub-Alpine forest. </w:t>
+      </w:r>
+      <w:r>
+        <w:t>Biological conservation 119(3): 305–318.</w:t>
+      </w:r>
+    </w:p>
+    <w:p>
+      <w:r>
+        <w:t xml:space="preserve">Imbeau, L. &amp; Desrochers, A. 2002. </w:t>
+      </w:r>
+      <w:r>
+        <w:rPr>
+          <w:i/>
+        </w:rPr>
+        <w:t xml:space="preserve">Foraging Ecology and Use of Drumming Trees by Three-Toed Woodpeckers. </w:t>
+      </w:r>
+      <w:r>
+        <w:t>The Journal of Wildlife Management. Vol. 66, No. 1 (Jan., 2002), pp. 222–231.</w:t>
+      </w:r>
+    </w:p>
+    <w:p>
+      <w:r>
+        <w:t xml:space="preserve">Pakkala, T., Hanski, I. &amp; Tomppo, E. 2002. </w:t>
+      </w:r>
+      <w:r>
+        <w:rPr>
+          <w:i/>
+        </w:rPr>
+        <w:t xml:space="preserve">Spatial ecology of the three-toed woodpecker in managed forest landscapes. </w:t>
+      </w:r>
+      <w:r>
+        <w:t>Silva Fennica 36(1): 279–288.</w:t>
+      </w:r>
+    </w:p>
+    <w:p>
+      <w:r>
+        <w:t xml:space="preserve">Skogsstyrelsen, 2016. </w:t>
+      </w:r>
+      <w:r>
+        <w:rPr>
+          <w:i/>
+        </w:rPr>
+        <w:t>Vägledning för hänsyn till fåglar – Tretåig hackspett.</w:t>
+      </w:r>
+    </w:p>
+    <w:p>
+      <w:r>
+        <w:t xml:space="preserve">SLU Artdatabanken, 2024. </w:t>
+      </w:r>
+      <w:r>
+        <w:rPr>
+          <w:i/>
+        </w:rPr>
+        <w:t xml:space="preserve">Artfaktablad. Naturvård – artfakta. </w:t>
+      </w:r>
+      <w:r>
+        <w:t>SLU Artdatabanken, Uppsala.</w:t>
+      </w:r>
+    </w:p>
+    <w:p>
+      <w:r>
+        <w:t xml:space="preserve">Stachura-Skierczynska, K., Tumiel, T. &amp; Skierczynski, M. 2009. </w:t>
+      </w:r>
+      <w:r>
+        <w:rPr>
+          <w:i/>
+        </w:rPr>
+        <w:t xml:space="preserve">Habitat prediction model for three-toed woodpecker and its implications for the conservation of biologically valuable forests. </w:t>
+      </w:r>
+      <w:r>
+        <w:t>Forest Ecology and Management 258(5): 697–703.</w:t>
+      </w:r>
+    </w:p>
+    <w:p>
+      <w:r>
+        <w:t xml:space="preserve">Virkkala, R. 1991. </w:t>
+      </w:r>
+      <w:r>
+        <w:rPr>
+          <w:i/>
+        </w:rPr>
+        <w:t xml:space="preserve">Population trends of forest birds in a Finnish Lapland landscape of large habitat blocks – Consequences of stochastic environmental variation or regional habitat alteration. </w:t>
+      </w:r>
+      <w:r>
+        <w:t>Biological conservation 56(2): 223–240.</w:t>
+      </w:r>
+    </w:p>
+    <w:p>
+      <w:r>
+        <w:t xml:space="preserve">Wesolowski, T., Czeszczewik, D. &amp; Rowinski, P. 2005. </w:t>
+      </w:r>
+      <w:r>
+        <w:rPr>
+          <w:i/>
+        </w:rPr>
+        <w:t xml:space="preserve">Effects of forest management on Three-toed Woodpecker Picoides tridactylus distribution in the Bialowieza Forest (NE Poland): conservation implications. </w:t>
+      </w:r>
+      <w:r>
+        <w:t>Acta Ornithologica 40(1): 53–60.</w:t>
+      </w:r>
+    </w:p>
+    <w:p>
+      <w:pPr>
+        <w:pStyle w:val="Heading1"/>
+      </w:pPr>
+      <w:r>
+        <w:t>Järpe – ekologi samt krav på livsmiljön</w:t>
+      </w:r>
+    </w:p>
+    <w:p>
+      <w:r>
+        <w:t>Järpe är fridlyst enligt 4§ artskyddsförordningen och upptagen i bilaga 1 och 2 EU:s fågeldirektiv. Den finns i sammanhängande grandominerad skog över hela Sverige men förekomsterna är betydligt glesare i Götaland än i övriga landet. Järpen har sina livsmiljöer i tät barrskog med inblandning av lövträd och en väl utvecklad flerskiktad struktur med bärris och yngre eller undertryckta, täta granar i ett lägre skikt, ofta utmed bäckar och åar inne i den skyddande granskogen (SLU Artdatabanken, 2026).</w:t>
+      </w:r>
+    </w:p>
+    <w:p>
+      <w:r>
+        <w:t xml:space="preserve">Arten behöver lämpliga skogsbestånd om sammanlagt minst 25 hektar. Den är mycket stationär inom sitt revir och när ett par etablerat sig stannar de så länge miljön är intakt. Den undviker öppen mark och förﬂyttar sig sällan över större öppna myrar eller åkermark, och är därför känslig för fragmentering. Järpen överlever inte om dess livsmiljö kalavverkas och är även känslig för röjning, gallring och avverkning där unga granar och lövträd inte sparas i tillräcklig omfattning.  Järpe är typisk art för </w:t>
+      </w:r>
+      <w:r>
+        <w:rPr>
+          <w:i/>
+        </w:rPr>
+        <w:t>9010 Taiga, 9740 Skogsbevuxen myr</w:t>
+      </w:r>
+      <w:r>
+        <w:t xml:space="preserve"> och </w:t>
+      </w:r>
+      <w:r>
+        <w:rPr>
+          <w:i/>
+        </w:rPr>
+        <w:t>9080 Lövsumpskog</w:t>
+      </w:r>
+      <w:r>
+        <w:t xml:space="preserve"> (SLU Artdatabanken, 2026).</w:t>
       </w:r>
     </w:p>
     <w:p>
@@ -798,222 +1271,6 @@
         <w:pStyle w:val="Heading2"/>
       </w:pPr>
       <w:r>
-        <w:t>Ur FSC:s policy för associerade organisationer (FSC-POL-01-004)</w:t>
-      </w:r>
-    </w:p>
-    <w:p>
-      <w:r>
-        <w:t xml:space="preserve">Som “Chain of Custody”-certifierad organisation är skogsbolaget bunden av de fastställda reglerna i Del 1 Punkt 1 c) i Policy för organisationer associerade med FSC (FSC-POL-01-004 V2-0 EN + SVE version 2012-03-02): </w:t>
-      </w:r>
-    </w:p>
-    <w:p>
-      <w:pPr>
-        <w:pStyle w:val="ListNumber"/>
-      </w:pPr>
-      <w:r>
-        <w:t>De organisationer FSC kan acceptera association med får inte direkt eller indirekt ha några kopplingar till nedanstående, oacceptabla aktiviteter:</w:t>
-      </w:r>
-    </w:p>
-    <w:p>
-      <w:pPr>
-        <w:ind w:left="357"/>
-      </w:pPr>
-      <w:r>
-        <w:t>a) Olaglig skogsavverkning och handel med olagligt avverkat virke eller skogsprodukter</w:t>
-      </w:r>
-    </w:p>
-    <w:p>
-      <w:pPr>
-        <w:ind w:left="357"/>
-      </w:pPr>
-      <w:r>
-        <w:t>...</w:t>
-      </w:r>
-    </w:p>
-    <w:p>
-      <w:pPr>
-        <w:ind w:left="357"/>
-      </w:pPr>
-      <w:r>
-        <w:t>c) Skogsbruk som förstör höga naturvärden</w:t>
-      </w:r>
-    </w:p>
-    <w:p>
-      <w:pPr>
-        <w:ind w:left="357"/>
-      </w:pPr>
-      <w:r>
-        <w:t>d) Betydande omvandling av skog till plantager eller annan, icke skoglig, markanvändning</w:t>
-      </w:r>
-    </w:p>
-    <w:p>
-      <w:pPr>
-        <w:pStyle w:val="ListBullet"/>
-      </w:pPr>
-      <w:r>
-        <w:rPr>
-          <w:b/>
-          <w:i/>
-        </w:rPr>
-        <w:t xml:space="preserve">Kommentar: </w:t>
-      </w:r>
-      <w:r>
-        <w:rPr>
-          <w:i/>
-        </w:rPr>
-        <w:t>Avverkning av skog med höga naturvärden samt skada på fridlysta arter strider både mot FSC Controlled Wood-standarden och FSC:s policy for associerade organisationer.</w:t>
-      </w:r>
-    </w:p>
-    <w:p>
-      <w:pPr>
-        <w:pStyle w:val="Heading2"/>
-      </w:pPr>
-      <w:r>
-        <w:t>Ur FSC Controlled Wood (FSC-STD-40-005)</w:t>
-      </w:r>
-    </w:p>
-    <w:p>
-      <w:r>
-        <w:t>Virke som inte accepteras i FSC-märkta produkter (oacceptabelt ursprung) enligt FSC Controlled Wood (FSC-STD-40-005):</w:t>
-      </w:r>
-    </w:p>
-    <w:p>
-      <w:pPr>
-        <w:pStyle w:val="ListNumber"/>
-      </w:pPr>
-      <w:r>
-        <w:t>Illegalt avverkat virke.</w:t>
-      </w:r>
-    </w:p>
-    <w:p>
-      <w:pPr>
-        <w:pStyle w:val="ListNumber"/>
-      </w:pPr>
-      <w:r>
-        <w:t>...</w:t>
-      </w:r>
-    </w:p>
-    <w:p>
-      <w:pPr>
-        <w:pStyle w:val="ListNumber"/>
-      </w:pPr>
-      <w:r>
-        <w:t>Virke från avverkningar som hotar höga naturvärden.</w:t>
-      </w:r>
-    </w:p>
-    <w:p>
-      <w:pPr>
-        <w:pStyle w:val="ListNumber"/>
-      </w:pPr>
-      <w:r>
-        <w:t>Virke från skog som konverteras till plantager eller icke-skogligt bruk.</w:t>
-      </w:r>
-    </w:p>
-    <w:p>
-      <w:pPr>
-        <w:pStyle w:val="ListBullet"/>
-      </w:pPr>
-      <w:r>
-        <w:rPr>
-          <w:b/>
-          <w:i/>
-        </w:rPr>
-        <w:t xml:space="preserve">Kommentar: </w:t>
-      </w:r>
-      <w:r>
-        <w:rPr>
-          <w:i/>
-        </w:rPr>
-        <w:t>Avverkning av skog med höga naturvärden samt skada på fridlysta arter strider både mot FSC Controlled Wood-standarden och FSC:s policy for associerade organisationer.</w:t>
-      </w:r>
-    </w:p>
-    <w:p>
-      <w:pPr>
-        <w:pStyle w:val="Heading1"/>
-      </w:pPr>
-      <w:r>
-        <w:t>Ur PEFC-standarden gällande lagefterlevnad</w:t>
-      </w:r>
-    </w:p>
-    <w:p>
-      <w:r>
-        <w:t>PEFC-standarden förutsätter att tillämplig svensk lagstiftning följs. Det är utsedd tillsynsmyndighet som ansvarar för tillsyn av lagens efterlevnad. PEFC-standarden återger innehållet i vissa certifieringskritiska lag- och föreskriftskrav vilka ska ingå i granskning av PEFC-systemets efterlevnad.</w:t>
-      </w:r>
-    </w:p>
-    <w:p>
-      <w:pPr>
-        <w:pStyle w:val="ListBullet"/>
-      </w:pPr>
-      <w:r>
-        <w:rPr>
-          <w:b/>
-          <w:i/>
-        </w:rPr>
-        <w:t xml:space="preserve">Kommentar: </w:t>
-      </w:r>
-      <w:r>
-        <w:rPr>
-          <w:i/>
-        </w:rPr>
-        <w:t>I den avverkningsanmälda skogen har fridlysta arter sina livsmiljöer och växtplatser. Att skada de fridlysta arternas livsmiljöer, växtplatser eller ekologiska funktion är inte tillåtet enligt artskyddsförordningen</w:t>
-      </w:r>
-    </w:p>
-    <w:p>
-      <w:r>
-        <w:br w:type="page"/>
-      </w:r>
-    </w:p>
-    <w:p>
-      <w:pPr>
-        <w:pStyle w:val="Title"/>
-      </w:pPr>
-      <w:r>
-        <w:t>BILAGA 1 –</w:t>
-        <w:br/>
-        <w:t>Fridlysta och rödlistade arter</w:t>
-      </w:r>
-    </w:p>
-    <w:p>
-      <w:pPr>
-        <w:pStyle w:val="Heading1"/>
-      </w:pPr>
-      <w:r>
-        <w:t>Järpe – ekologi samt krav på livsmiljön</w:t>
-      </w:r>
-    </w:p>
-    <w:p>
-      <w:r>
-        <w:t>Järpe är fridlyst enligt 4§ artskyddsförordningen och upptagen i bilaga 1 och 2 EU:s fågeldirektiv. Den finns i sammanhängande grandominerad skog över hela Sverige men förekomsterna är betydligt glesare i Götaland än i övriga landet. Järpen har sina livsmiljöer i tät barrskog med inblandning av lövträd och en väl utvecklad flerskiktad struktur med bärris och yngre eller undertryckta, täta granar i ett lägre skikt, ofta utmed bäckar och åar inne i den skyddande granskogen (SLU Artdatabanken, 2026).</w:t>
-      </w:r>
-    </w:p>
-    <w:p>
-      <w:r>
-        <w:t xml:space="preserve">Arten behöver lämpliga skogsbestånd om sammanlagt minst 25 hektar. Den är mycket stationär inom sitt revir och när ett par etablerat sig stannar de så länge miljön är intakt. Den undviker öppen mark och förﬂyttar sig sällan över större öppna myrar eller åkermark, och är därför känslig för fragmentering. Järpen överlever inte om dess livsmiljö kalavverkas och är även känslig för röjning, gallring och avverkning där unga granar och lövträd inte sparas i tillräcklig omfattning.  Järpe är typisk art för </w:t>
-      </w:r>
-      <w:r>
-        <w:rPr>
-          <w:i/>
-        </w:rPr>
-        <w:t>9010 Taiga, 9740 Skogsbevuxen myr</w:t>
-      </w:r>
-      <w:r>
-        <w:t xml:space="preserve"> och </w:t>
-      </w:r>
-      <w:r>
-        <w:rPr>
-          <w:i/>
-        </w:rPr>
-        <w:t>9080 Lövsumpskog</w:t>
-      </w:r>
-      <w:r>
-        <w:t xml:space="preserve"> (SLU Artdatabanken, 2026).</w:t>
-      </w:r>
-    </w:p>
-    <w:p>
-      <w:pPr>
-        <w:pStyle w:val="Heading2"/>
-      </w:pPr>
-      <w:r>
         <w:t>Referenser – järpe</w:t>
       </w:r>
     </w:p>
@@ -1029,306 +1286,6 @@
       </w:r>
       <w:r>
         <w:t>SLU Artdatabanken, Uppsala</w:t>
-      </w:r>
-    </w:p>
-    <w:p>
-      <w:pPr>
-        <w:pStyle w:val="Heading1"/>
-      </w:pPr>
-      <w:r>
-        <w:t>Lunglav – ekologi samt krav på livsmiljön</w:t>
-      </w:r>
-    </w:p>
-    <w:p>
-      <w:r>
-        <w:t xml:space="preserve">Lunglav (NT) är en av vårt lands främsta signalarter som överallt indikerar gamla lövträd, skogsbestånd med höga naturvärden och ekosystem med lång skoglig kontinuitet. Lokalt kan förekomsten vara mycket riklig men den hittas nästan enbart i gamla och ej slutavverkade skogar. Artens samtliga förekomster bör uppmärksammas från naturvårdssynpunkt, då många lokaler även hyser andra ovanliga och rödlistade arter, däribland de sällsynta lavparasiterna lunglavshårprick (CR), </w:t>
-      </w:r>
-      <w:r>
-        <w:rPr>
-          <w:i/>
-        </w:rPr>
-        <w:t>Abrothallus diederichii</w:t>
-      </w:r>
-      <w:r>
-        <w:t xml:space="preserve"> (VU), </w:t>
-      </w:r>
-      <w:r>
-        <w:rPr>
-          <w:i/>
-        </w:rPr>
-        <w:t>Abrothallus lobariae</w:t>
-      </w:r>
-      <w:r>
-        <w:t xml:space="preserve"> (VU), </w:t>
-      </w:r>
-      <w:r>
-        <w:rPr>
-          <w:i/>
-        </w:rPr>
-        <w:t>Calycina lobariae</w:t>
-      </w:r>
-      <w:r>
-        <w:t xml:space="preserve"> (VU), lunglavsknapp (VU) och skrovelmössing (VU), som växer på lunglav. Rikliga förekomster med lunglav bör skyddas med biotopskydd, frivilliga avsättningar eller reservat (SLU Artdatabanken, 2026; Nitare &amp; Skogsstyrelsen, 2019).</w:t>
-      </w:r>
-    </w:p>
-    <w:p>
-      <w:r>
-        <w:t xml:space="preserve">Lunglav är typisk art för </w:t>
-      </w:r>
-      <w:r>
-        <w:rPr>
-          <w:i/>
-        </w:rPr>
-        <w:t>9010 Taiga, 9020 Nordlig ädellövskog, 9110 Näringsfattig bokskog, 9130 Näringsrik bokskog, 9160 Näringsrik ekskog, 9180 Ädellövskog i branter, 9190 Näringsfattig ekskog, 9070 Trädklädd betesmark, 9040 Fjällbjörkskog</w:t>
-      </w:r>
-      <w:r>
-        <w:t xml:space="preserve"> och</w:t>
-      </w:r>
-      <w:r>
-        <w:rPr>
-          <w:i/>
-        </w:rPr>
-        <w:t xml:space="preserve"> 6530 Lövängar</w:t>
-      </w:r>
-      <w:r>
-        <w:t xml:space="preserve"> (SLU Artdatabanken, 2026).</w:t>
-      </w:r>
-    </w:p>
-    <w:p>
-      <w:pPr>
-        <w:pStyle w:val="Heading2"/>
-      </w:pPr>
-      <w:r>
-        <w:t>Referenser – lunglav</w:t>
-      </w:r>
-    </w:p>
-    <w:p>
-      <w:r>
-        <w:t xml:space="preserve">Nitare, J. och Skogsstyrelsen, 2019. </w:t>
-      </w:r>
-      <w:r>
-        <w:rPr>
-          <w:i/>
-        </w:rPr>
-        <w:t xml:space="preserve">Skyddsvärd skog – Naturvårdsarter och andra kriterier för naturvärdesbedömning. </w:t>
-      </w:r>
-      <w:r>
-        <w:t>Skogsstyrelsen.</w:t>
-      </w:r>
-    </w:p>
-    <w:p>
-      <w:r>
-        <w:t xml:space="preserve">SLU Artdatabanken, 2026. </w:t>
-      </w:r>
-      <w:r>
-        <w:rPr>
-          <w:i/>
-        </w:rPr>
-        <w:t xml:space="preserve">Artfaktablad. Naturvård – artfakta. </w:t>
-      </w:r>
-      <w:r>
-        <w:t>SLU Artdatabanken, Uppsala.</w:t>
-      </w:r>
-    </w:p>
-    <w:p>
-      <w:pPr>
-        <w:pStyle w:val="Heading1"/>
-      </w:pPr>
-      <w:r>
-        <w:t>Tretåig hackspett – ekologi samt krav på livsmiljön</w:t>
-      </w:r>
-    </w:p>
-    <w:p>
-      <w:r>
-        <w:t xml:space="preserve">Tretåig hackspett (NT) är fridlyst enligt §4 Artskyddsförordningen och finns med som prioriterad art i Skogsstyrelsen vägledning för skogsbruket (bilaga 4 till SVL). I vägledningen står bland annat att: </w:t>
-      </w:r>
-      <w:r>
-        <w:rPr>
-          <w:i/>
-        </w:rPr>
-        <w:t xml:space="preserve">“Tretåig hackspett har stora arealkrav och höga krav på sin livsmiljö. Omdaningen av naturskogar till kulturskogar medför en förlust av viktiga miljöer, något som förstärks av ökad fragmentering till följd av avverkningar.” </w:t>
-      </w:r>
-      <w:r>
-        <w:t xml:space="preserve">Vidare att: </w:t>
-      </w:r>
-      <w:r>
-        <w:rPr>
-          <w:i/>
-        </w:rPr>
-        <w:t>“Områden med dokumenterad permanent förekomst i naturskogsmiljöer har vanligen så stora naturvärden att skogsbruk är olämpligt”</w:t>
-      </w:r>
-      <w:r>
-        <w:t xml:space="preserve"> (SLU Artdatabanken, 2024; Skogsstyrelsen, 2016)</w:t>
-      </w:r>
-      <w:r>
-        <w:rPr>
-          <w:i/>
-        </w:rPr>
-        <w:t>.</w:t>
-      </w:r>
-    </w:p>
-    <w:p>
-      <w:r>
-        <w:t>Tretåig hackspett är beroende av större sammanhängande naturskogar med kontinuerlig tillgång och nybildning av död ved och fragmentering av livsmiljöerna utgör ett stort hot mot arten (se exempelvis Stachura-Skierczynska et al., 2009; Wesolowski et al., 2005; Butler et al., 2004; Pakkala et al., 2002; Amcoff et al., 1996; Virkkala, 1991). Det finns studier som visar att naturskogens självgallringsprocess som den tretåiga hackspetten är beroende av, inte kan ersättas med efterlämnad hänsyn i skogsbruket (Imbeau &amp; Desrochers, 2002).</w:t>
-      </w:r>
-    </w:p>
-    <w:p>
-      <w:r>
-        <w:t>Permanenta revir av tretåig hackspett karaktäriseras ofta av artens typiska ringformigt ordnade hackmärken på framför allt gamla granar. För att säkerställa att inte revir av tretåig hackspett drabbas av avverkningsplanerna bör en inventering göras i området både under häckningstid och under vintern, då arten utnyttjar betydligt större områden än under sommarens häckningsrevir. Storleken på häckningsreviret varierar med skogstypen, förekomsten av död ved och graden av fragmentering, men är i allmänhet i storleksordningen 25–100 hektar (SLU Artdatabanken, 2024; Skogsstyrelsen, 2016).</w:t>
-      </w:r>
-    </w:p>
-    <w:p>
-      <w:r>
-        <w:t xml:space="preserve">Förutom fridlysning enligt §4 Artskyddsförordningen är tretåig hackspett även förtecknad i EU:s fågeldirektiv bilaga 1. Den är typisk art för </w:t>
-      </w:r>
-      <w:r>
-        <w:rPr>
-          <w:i/>
-        </w:rPr>
-        <w:t xml:space="preserve">9010 Taiga, 9740 Skogsbevuxen myr, 9030 Landhöjningsskog </w:t>
-      </w:r>
-      <w:r>
-        <w:t xml:space="preserve">och </w:t>
-      </w:r>
-      <w:r>
-        <w:rPr>
-          <w:i/>
-        </w:rPr>
-        <w:t>9040 Fjällbjörkskog</w:t>
-      </w:r>
-      <w:r>
-        <w:t xml:space="preserve"> samt ingår i Natura 2000 och är förtecknad i Bernkonventionen bilaga II (strikt skyddade djurarter) (SLU Artdatabanken, 2024; Skogsstyrelsen, 2016).</w:t>
-      </w:r>
-    </w:p>
-    <w:p>
-      <w:pPr>
-        <w:pStyle w:val="Heading2"/>
-      </w:pPr>
-      <w:r>
-        <w:t>Referenser – tretåig hackspett</w:t>
-      </w:r>
-    </w:p>
-    <w:p>
-      <w:r>
-        <w:t xml:space="preserve">Amcoff, M. &amp; Eriksson, P. 1996. </w:t>
-      </w:r>
-      <w:r>
-        <w:rPr>
-          <w:i/>
-        </w:rPr>
-        <w:t xml:space="preserve">Förekomst av tretåig hackspett Picoides tridactylus på bestånds- och landskapsnivå. </w:t>
-      </w:r>
-      <w:r>
-        <w:t>Ornis Svecica 6: 107–119.</w:t>
-      </w:r>
-    </w:p>
-    <w:p>
-      <w:r>
-        <w:t xml:space="preserve">Butler, R., Angelstam, P., Ekelund, P. &amp; Schlaeffer, R. 2004. </w:t>
-      </w:r>
-      <w:r>
-        <w:rPr>
-          <w:i/>
-        </w:rPr>
-        <w:t xml:space="preserve">Dead wood threshold values for the three-toed woodpecker presence in boreal and sub-Alpine forest. </w:t>
-      </w:r>
-      <w:r>
-        <w:t>Biological conservation 119(3): 305–318.</w:t>
-      </w:r>
-    </w:p>
-    <w:p>
-      <w:r>
-        <w:t xml:space="preserve">Imbeau, L. &amp; Desrochers, A. 2002. </w:t>
-      </w:r>
-      <w:r>
-        <w:rPr>
-          <w:i/>
-        </w:rPr>
-        <w:t xml:space="preserve">Foraging Ecology and Use of Drumming Trees by Three-Toed Woodpeckers. </w:t>
-      </w:r>
-      <w:r>
-        <w:t>The Journal of Wildlife Management. Vol. 66, No. 1 (Jan., 2002), pp. 222–231.</w:t>
-      </w:r>
-    </w:p>
-    <w:p>
-      <w:r>
-        <w:t xml:space="preserve">Pakkala, T., Hanski, I. &amp; Tomppo, E. 2002. </w:t>
-      </w:r>
-      <w:r>
-        <w:rPr>
-          <w:i/>
-        </w:rPr>
-        <w:t xml:space="preserve">Spatial ecology of the three-toed woodpecker in managed forest landscapes. </w:t>
-      </w:r>
-      <w:r>
-        <w:t>Silva Fennica 36(1): 279–288.</w:t>
-      </w:r>
-    </w:p>
-    <w:p>
-      <w:r>
-        <w:t xml:space="preserve">Skogsstyrelsen, 2016. </w:t>
-      </w:r>
-      <w:r>
-        <w:rPr>
-          <w:i/>
-        </w:rPr>
-        <w:t>Vägledning för hänsyn till fåglar – Tretåig hackspett.</w:t>
-      </w:r>
-    </w:p>
-    <w:p>
-      <w:r>
-        <w:t xml:space="preserve">SLU Artdatabanken, 2024. </w:t>
-      </w:r>
-      <w:r>
-        <w:rPr>
-          <w:i/>
-        </w:rPr>
-        <w:t xml:space="preserve">Artfaktablad. Naturvård – artfakta. </w:t>
-      </w:r>
-      <w:r>
-        <w:t>SLU Artdatabanken, Uppsala.</w:t>
-      </w:r>
-    </w:p>
-    <w:p>
-      <w:r>
-        <w:t xml:space="preserve">Stachura-Skierczynska, K., Tumiel, T. &amp; Skierczynski, M. 2009. </w:t>
-      </w:r>
-      <w:r>
-        <w:rPr>
-          <w:i/>
-        </w:rPr>
-        <w:t xml:space="preserve">Habitat prediction model for three-toed woodpecker and its implications for the conservation of biologically valuable forests. </w:t>
-      </w:r>
-      <w:r>
-        <w:t>Forest Ecology and Management 258(5): 697–703.</w:t>
-      </w:r>
-    </w:p>
-    <w:p>
-      <w:r>
-        <w:t xml:space="preserve">Virkkala, R. 1991. </w:t>
-      </w:r>
-      <w:r>
-        <w:rPr>
-          <w:i/>
-        </w:rPr>
-        <w:t xml:space="preserve">Population trends of forest birds in a Finnish Lapland landscape of large habitat blocks – Consequences of stochastic environmental variation or regional habitat alteration. </w:t>
-      </w:r>
-      <w:r>
-        <w:t>Biological conservation 56(2): 223–240.</w:t>
-      </w:r>
-    </w:p>
-    <w:p>
-      <w:r>
-        <w:t xml:space="preserve">Wesolowski, T., Czeszczewik, D. &amp; Rowinski, P. 2005. </w:t>
-      </w:r>
-      <w:r>
-        <w:rPr>
-          <w:i/>
-        </w:rPr>
-        <w:t xml:space="preserve">Effects of forest management on Three-toed Woodpecker Picoides tridactylus distribution in the Bialowieza Forest (NE Poland): conservation implications. </w:t>
-      </w:r>
-      <w:r>
-        <w:t>Acta Ornithologica 40(1): 53–60.</w:t>
       </w:r>
     </w:p>
     <w:sectPr>
@@ -1459,7 +1416,7 @@
     <w:r>
       <w:tab/>
       <w:tab/>
-      <w:t>2026-06-20</w:t>
+      <w:t>2026-06-21</w:t>
       <w:br/>
       <w:br/>
     </w:r>

--- a/klagomål/A 12622-2026 FSC-klagomål.docx
+++ b/klagomål/A 12622-2026 FSC-klagomål.docx
@@ -1416,7 +1416,7 @@
     <w:r>
       <w:tab/>
       <w:tab/>
-      <w:t>2026-06-21</w:t>
+      <w:t>2026-06-22</w:t>
       <w:br/>
       <w:br/>
     </w:r>

--- a/klagomål/A 12622-2026 FSC-klagomål.docx
+++ b/klagomål/A 12622-2026 FSC-klagomål.docx
@@ -1416,7 +1416,7 @@
     <w:r>
       <w:tab/>
       <w:tab/>
-      <w:t>2026-06-22</w:t>
+      <w:t>2026-06-23</w:t>
       <w:br/>
       <w:br/>
     </w:r>

--- a/klagomål/A 12622-2026 FSC-klagomål.docx
+++ b/klagomål/A 12622-2026 FSC-klagomål.docx
@@ -1416,7 +1416,7 @@
     <w:r>
       <w:tab/>
       <w:tab/>
-      <w:t>2026-06-23</w:t>
+      <w:t>2026-06-24</w:t>
       <w:br/>
       <w:br/>
     </w:r>

--- a/klagomål/A 12622-2026 FSC-klagomål.docx
+++ b/klagomål/A 12622-2026 FSC-klagomål.docx
@@ -1416,7 +1416,7 @@
     <w:r>
       <w:tab/>
       <w:tab/>
-      <w:t>2026-06-24</w:t>
+      <w:t>2026-06-25</w:t>
       <w:br/>
       <w:br/>
     </w:r>

--- a/klagomål/A 12622-2026 FSC-klagomål.docx
+++ b/klagomål/A 12622-2026 FSC-klagomål.docx
@@ -1416,7 +1416,7 @@
     <w:r>
       <w:tab/>
       <w:tab/>
-      <w:t>2026-06-25</w:t>
+      <w:t>2026-06-26</w:t>
       <w:br/>
       <w:br/>
     </w:r>

--- a/klagomål/A 12622-2026 FSC-klagomål.docx
+++ b/klagomål/A 12622-2026 FSC-klagomål.docx
@@ -1416,7 +1416,7 @@
     <w:r>
       <w:tab/>
       <w:tab/>
-      <w:t>2026-06-26</w:t>
+      <w:t>2026-06-27</w:t>
       <w:br/>
       <w:br/>
     </w:r>

--- a/klagomål/A 12622-2026 FSC-klagomål.docx
+++ b/klagomål/A 12622-2026 FSC-klagomål.docx
@@ -1416,7 +1416,7 @@
     <w:r>
       <w:tab/>
       <w:tab/>
-      <w:t>2026-06-27</w:t>
+      <w:t>2026-06-28</w:t>
       <w:br/>
       <w:br/>
     </w:r>

--- a/klagomål/A 12622-2026 FSC-klagomål.docx
+++ b/klagomål/A 12622-2026 FSC-klagomål.docx
@@ -1416,7 +1416,7 @@
     <w:r>
       <w:tab/>
       <w:tab/>
-      <w:t>2026-06-28</w:t>
+      <w:t>2026-06-29</w:t>
       <w:br/>
       <w:br/>
     </w:r>

--- a/klagomål/A 12622-2026 FSC-klagomål.docx
+++ b/klagomål/A 12622-2026 FSC-klagomål.docx
@@ -1416,7 +1416,7 @@
     <w:r>
       <w:tab/>
       <w:tab/>
-      <w:t>2026-06-29</w:t>
+      <w:t>2026-06-30</w:t>
       <w:br/>
       <w:br/>
     </w:r>

--- a/klagomål/A 12622-2026 FSC-klagomål.docx
+++ b/klagomål/A 12622-2026 FSC-klagomål.docx
@@ -1416,7 +1416,7 @@
     <w:r>
       <w:tab/>
       <w:tab/>
-      <w:t>2026-06-30</w:t>
+      <w:t>2026-07-01</w:t>
       <w:br/>
       <w:br/>
     </w:r>

--- a/klagomål/A 12622-2026 FSC-klagomål.docx
+++ b/klagomål/A 12622-2026 FSC-klagomål.docx
@@ -1416,7 +1416,7 @@
     <w:r>
       <w:tab/>
       <w:tab/>
-      <w:t>2026-07-01</w:t>
+      <w:t>2026-07-02</w:t>
       <w:br/>
       <w:br/>
     </w:r>

--- a/klagomål/A 12622-2026 FSC-klagomål.docx
+++ b/klagomål/A 12622-2026 FSC-klagomål.docx
@@ -1405,7 +1405,7 @@
     <w:r>
       <w:tab/>
       <w:tab/>
-      <w:t>2026-07-13</w:t>
+      <w:t>2026-07-14</w:t>
       <w:br/>
       <w:br/>
     </w:r>

--- a/klagomål/A 12622-2026 FSC-klagomål.docx
+++ b/klagomål/A 12622-2026 FSC-klagomål.docx
@@ -1405,7 +1405,7 @@
     <w:r>
       <w:tab/>
       <w:tab/>
-      <w:t>2026-07-14</w:t>
+      <w:t>2026-07-15</w:t>
       <w:br/>
       <w:br/>
     </w:r>

--- a/klagomål/A 12622-2026 FSC-klagomål.docx
+++ b/klagomål/A 12622-2026 FSC-klagomål.docx
@@ -1405,7 +1405,7 @@
     <w:r>
       <w:tab/>
       <w:tab/>
-      <w:t>2026-07-15</w:t>
+      <w:t>2026-07-16</w:t>
       <w:br/>
       <w:br/>
     </w:r>

--- a/klagomål/A 12622-2026 FSC-klagomål.docx
+++ b/klagomål/A 12622-2026 FSC-klagomål.docx
@@ -1405,7 +1405,7 @@
     <w:r>
       <w:tab/>
       <w:tab/>
-      <w:t>2026-07-16</w:t>
+      <w:t>2026-07-17</w:t>
       <w:br/>
       <w:br/>
     </w:r>

--- a/klagomål/A 12622-2026 FSC-klagomål.docx
+++ b/klagomål/A 12622-2026 FSC-klagomål.docx
@@ -1405,7 +1405,7 @@
     <w:r>
       <w:tab/>
       <w:tab/>
-      <w:t>2026-07-17</w:t>
+      <w:t>2026-07-18</w:t>
       <w:br/>
       <w:br/>
     </w:r>

--- a/klagomål/A 12622-2026 FSC-klagomål.docx
+++ b/klagomål/A 12622-2026 FSC-klagomål.docx
@@ -1405,7 +1405,7 @@
     <w:r>
       <w:tab/>
       <w:tab/>
-      <w:t>2026-07-18</w:t>
+      <w:t>2026-07-19</w:t>
       <w:br/>
       <w:br/>
     </w:r>

--- a/klagomål/A 12622-2026 FSC-klagomål.docx
+++ b/klagomål/A 12622-2026 FSC-klagomål.docx
@@ -1405,7 +1405,7 @@
     <w:r>
       <w:tab/>
       <w:tab/>
-      <w:t>2026-07-19</w:t>
+      <w:t>2026-07-20</w:t>
       <w:br/>
       <w:br/>
     </w:r>

--- a/klagomål/A 12622-2026 FSC-klagomål.docx
+++ b/klagomål/A 12622-2026 FSC-klagomål.docx
@@ -1405,7 +1405,7 @@
     <w:r>
       <w:tab/>
       <w:tab/>
-      <w:t>2026-07-20</w:t>
+      <w:t>2026-07-21</w:t>
       <w:br/>
       <w:br/>
     </w:r>

--- a/klagomål/A 12622-2026 FSC-klagomål.docx
+++ b/klagomål/A 12622-2026 FSC-klagomål.docx
@@ -1405,7 +1405,7 @@
     <w:r>
       <w:tab/>
       <w:tab/>
-      <w:t>2026-07-21</w:t>
+      <w:t>2026-07-22</w:t>
       <w:br/>
       <w:br/>
     </w:r>

--- a/klagomål/A 12622-2026 FSC-klagomål.docx
+++ b/klagomål/A 12622-2026 FSC-klagomål.docx
@@ -1405,7 +1405,7 @@
     <w:r>
       <w:tab/>
       <w:tab/>
-      <w:t>2026-07-22</w:t>
+      <w:t>2026-07-23</w:t>
       <w:br/>
       <w:br/>
     </w:r>

--- a/klagomål/A 12622-2026 FSC-klagomål.docx
+++ b/klagomål/A 12622-2026 FSC-klagomål.docx
@@ -1405,7 +1405,7 @@
     <w:r>
       <w:tab/>
       <w:tab/>
-      <w:t>2026-07-23</w:t>
+      <w:t>2026-07-24</w:t>
       <w:br/>
       <w:br/>
     </w:r>

--- a/klagomål/A 12622-2026 FSC-klagomål.docx
+++ b/klagomål/A 12622-2026 FSC-klagomål.docx
@@ -1405,7 +1405,7 @@
     <w:r>
       <w:tab/>
       <w:tab/>
-      <w:t>2026-07-24</w:t>
+      <w:t>2026-07-25</w:t>
       <w:br/>
       <w:br/>
     </w:r>

--- a/klagomål/A 12622-2026 FSC-klagomål.docx
+++ b/klagomål/A 12622-2026 FSC-klagomål.docx
@@ -1405,7 +1405,7 @@
     <w:r>
       <w:tab/>
       <w:tab/>
-      <w:t>2026-07-25</w:t>
+      <w:t>2026-07-26</w:t>
       <w:br/>
       <w:br/>
     </w:r>

--- a/klagomål/A 12622-2026 FSC-klagomål.docx
+++ b/klagomål/A 12622-2026 FSC-klagomål.docx
@@ -1405,7 +1405,7 @@
     <w:r>
       <w:tab/>
       <w:tab/>
-      <w:t>2026-07-26</w:t>
+      <w:t>2026-07-27</w:t>
       <w:br/>
       <w:br/>
     </w:r>

--- a/klagomål/A 12622-2026 FSC-klagomål.docx
+++ b/klagomål/A 12622-2026 FSC-klagomål.docx
@@ -1405,7 +1405,7 @@
     <w:r>
       <w:tab/>
       <w:tab/>
-      <w:t>2026-07-27</w:t>
+      <w:t>2026-07-28</w:t>
       <w:br/>
       <w:br/>
     </w:r>

--- a/klagomål/A 12622-2026 FSC-klagomål.docx
+++ b/klagomål/A 12622-2026 FSC-klagomål.docx
@@ -1405,7 +1405,7 @@
     <w:r>
       <w:tab/>
       <w:tab/>
-      <w:t>2026-07-28</w:t>
+      <w:t>2026-07-29</w:t>
       <w:br/>
       <w:br/>
     </w:r>

--- a/klagomål/A 12622-2026 FSC-klagomål.docx
+++ b/klagomål/A 12622-2026 FSC-klagomål.docx
@@ -1405,7 +1405,7 @@
     <w:r>
       <w:tab/>
       <w:tab/>
-      <w:t>2026-07-29</w:t>
+      <w:t>2026-07-30</w:t>
       <w:br/>
       <w:br/>
     </w:r>

--- a/klagomål/A 12622-2026 FSC-klagomål.docx
+++ b/klagomål/A 12622-2026 FSC-klagomål.docx
@@ -1405,7 +1405,7 @@
     <w:r>
       <w:tab/>
       <w:tab/>
-      <w:t>2026-07-30</w:t>
+      <w:t>2026-07-31</w:t>
       <w:br/>
       <w:br/>
     </w:r>

--- a/klagomål/A 12622-2026 FSC-klagomål.docx
+++ b/klagomål/A 12622-2026 FSC-klagomål.docx
@@ -1405,7 +1405,7 @@
     <w:r>
       <w:tab/>
       <w:tab/>
-      <w:t>2026-07-31</w:t>
+      <w:t>2026-08-01</w:t>
       <w:br/>
       <w:br/>
     </w:r>

--- a/klagomål/A 12622-2026 FSC-klagomål.docx
+++ b/klagomål/A 12622-2026 FSC-klagomål.docx
@@ -1405,7 +1405,7 @@
     <w:r>
       <w:tab/>
       <w:tab/>
-      <w:t>2026-08-01</w:t>
+      <w:t>2026-08-02</w:t>
       <w:br/>
       <w:br/>
     </w:r>

--- a/klagomål/A 12622-2026 FSC-klagomål.docx
+++ b/klagomål/A 12622-2026 FSC-klagomål.docx
@@ -1405,7 +1405,7 @@
     <w:r>
       <w:tab/>
       <w:tab/>
-      <w:t>2026-08-02</w:t>
+      <w:t>2026-08-03</w:t>
       <w:br/>
       <w:br/>
     </w:r>

--- a/klagomål/A 12622-2026 FSC-klagomål.docx
+++ b/klagomål/A 12622-2026 FSC-klagomål.docx
@@ -1405,7 +1405,7 @@
     <w:r>
       <w:tab/>
       <w:tab/>
-      <w:t>2026-08-03</w:t>
+      <w:t>2026-08-05</w:t>
       <w:br/>
       <w:br/>
     </w:r>

--- a/klagomål/A 12622-2026 FSC-klagomål.docx
+++ b/klagomål/A 12622-2026 FSC-klagomål.docx
@@ -1405,7 +1405,7 @@
     <w:r>
       <w:tab/>
       <w:tab/>
-      <w:t>2026-08-05</w:t>
+      <w:t>2026-08-07</w:t>
       <w:br/>
       <w:br/>
     </w:r>

--- a/klagomål/A 12622-2026 FSC-klagomål.docx
+++ b/klagomål/A 12622-2026 FSC-klagomål.docx
@@ -1405,7 +1405,7 @@
     <w:r>
       <w:tab/>
       <w:tab/>
-      <w:t>2026-08-07</w:t>
+      <w:t>2026-08-08</w:t>
       <w:br/>
       <w:br/>
     </w:r>

--- a/klagomål/A 12622-2026 FSC-klagomål.docx
+++ b/klagomål/A 12622-2026 FSC-klagomål.docx
@@ -216,7 +216,7 @@
         <w:spacing w:after="240"/>
       </w:pPr>
       <w:r>
-        <w:t>Figur 1. Fyndplatser för naturvårdsarter i och inom 24 meter från avverkningsanmälan. Markörer utan svart kant är placerade på fyndplatsen. Markörer med svart kant är placerade vid sidan av fyndplatsen har ett svart streck som visar fyndplatsens exakta position. Kartans mittpunktskoordinat är N 7117811, E 505126 i SWEREF 99 TM.</w:t>
+        <w:t>Figur 1. Fyndplatser för naturvårdsarter i och inom 24 meter från avverkningsanmälan. Markörer utan svart kant är placerade på fyndplatsen. Markörer med svart kant är placerade vid sidan av fyndplatsen och har ett svart streck som visar fyndplatsens exakta position. Kartans mittpunktskoordinat är N 7117811, E 505126 i SWEREF 99 TM.</w:t>
       </w:r>
     </w:p>
     <w:p>
@@ -1405,7 +1405,7 @@
     <w:r>
       <w:tab/>
       <w:tab/>
-      <w:t>2026-08-14</w:t>
+      <w:t>2026-08-15</w:t>
       <w:br/>
       <w:br/>
     </w:r>

--- a/klagomål/A 12622-2026 FSC-klagomål.docx
+++ b/klagomål/A 12622-2026 FSC-klagomål.docx
@@ -1405,7 +1405,7 @@
     <w:r>
       <w:tab/>
       <w:tab/>
-      <w:t>2026-08-15</w:t>
+      <w:t>2026-08-16</w:t>
       <w:br/>
       <w:br/>
     </w:r>

--- a/klagomål/A 12622-2026 FSC-klagomål.docx
+++ b/klagomål/A 12622-2026 FSC-klagomål.docx
@@ -1405,7 +1405,7 @@
     <w:r>
       <w:tab/>
       <w:tab/>
-      <w:t>2026-08-16</w:t>
+      <w:t>2026-08-17</w:t>
       <w:br/>
       <w:br/>
     </w:r>

--- a/klagomål/A 12622-2026 FSC-klagomål.docx
+++ b/klagomål/A 12622-2026 FSC-klagomål.docx
@@ -1405,7 +1405,7 @@
     <w:r>
       <w:tab/>
       <w:tab/>
-      <w:t>2026-08-17</w:t>
+      <w:t>2026-08-18</w:t>
       <w:br/>
       <w:br/>
     </w:r>

--- a/klagomål/A 12622-2026 FSC-klagomål.docx
+++ b/klagomål/A 12622-2026 FSC-klagomål.docx
@@ -1405,7 +1405,7 @@
     <w:r>
       <w:tab/>
       <w:tab/>
-      <w:t>2026-08-18</w:t>
+      <w:t>2026-08-19</w:t>
       <w:br/>
       <w:br/>
     </w:r>

--- a/klagomål/A 12622-2026 FSC-klagomål.docx
+++ b/klagomål/A 12622-2026 FSC-klagomål.docx
@@ -1405,7 +1405,7 @@
     <w:r>
       <w:tab/>
       <w:tab/>
-      <w:t>2026-08-19</w:t>
+      <w:t>2026-08-20</w:t>
       <w:br/>
       <w:br/>
     </w:r>

--- a/klagomål/A 12622-2026 FSC-klagomål.docx
+++ b/klagomål/A 12622-2026 FSC-klagomål.docx
@@ -1405,7 +1405,7 @@
     <w:r>
       <w:tab/>
       <w:tab/>
-      <w:t>2026-08-20</w:t>
+      <w:t>2026-08-21</w:t>
       <w:br/>
       <w:br/>
     </w:r>

--- a/klagomål/A 12622-2026 FSC-klagomål.docx
+++ b/klagomål/A 12622-2026 FSC-klagomål.docx
@@ -1405,7 +1405,7 @@
     <w:r>
       <w:tab/>
       <w:tab/>
-      <w:t>2026-08-21</w:t>
+      <w:t>2026-08-22</w:t>
       <w:br/>
       <w:br/>
     </w:r>

--- a/klagomål/A 12622-2026 FSC-klagomål.docx
+++ b/klagomål/A 12622-2026 FSC-klagomål.docx
@@ -1405,7 +1405,7 @@
     <w:r>
       <w:tab/>
       <w:tab/>
-      <w:t>2026-08-22</w:t>
+      <w:t>2026-08-23</w:t>
       <w:br/>
       <w:br/>
     </w:r>

--- a/klagomål/A 12622-2026 FSC-klagomål.docx
+++ b/klagomål/A 12622-2026 FSC-klagomål.docx
@@ -1405,7 +1405,7 @@
     <w:r>
       <w:tab/>
       <w:tab/>
-      <w:t>2026-08-23</w:t>
+      <w:t>2026-08-24</w:t>
       <w:br/>
       <w:br/>
     </w:r>

--- a/klagomål/A 12622-2026 FSC-klagomål.docx
+++ b/klagomål/A 12622-2026 FSC-klagomål.docx
@@ -1405,7 +1405,7 @@
     <w:r>
       <w:tab/>
       <w:tab/>
-      <w:t>2026-08-24</w:t>
+      <w:t>2026-08-25</w:t>
       <w:br/>
       <w:br/>
     </w:r>

--- a/klagomål/A 12622-2026 FSC-klagomål.docx
+++ b/klagomål/A 12622-2026 FSC-klagomål.docx
@@ -1405,7 +1405,7 @@
     <w:r>
       <w:tab/>
       <w:tab/>
-      <w:t>2026-08-25</w:t>
+      <w:t>2026-08-26</w:t>
       <w:br/>
       <w:br/>
     </w:r>

--- a/klagomål/A 12622-2026 FSC-klagomål.docx
+++ b/klagomål/A 12622-2026 FSC-klagomål.docx
@@ -1405,7 +1405,7 @@
     <w:r>
       <w:tab/>
       <w:tab/>
-      <w:t>2026-08-26</w:t>
+      <w:t>2026-08-27</w:t>
       <w:br/>
       <w:br/>
     </w:r>

--- a/klagomål/A 12622-2026 FSC-klagomål.docx
+++ b/klagomål/A 12622-2026 FSC-klagomål.docx
@@ -1405,7 +1405,7 @@
     <w:r>
       <w:tab/>
       <w:tab/>
-      <w:t>2026-08-27</w:t>
+      <w:t>2026-08-28</w:t>
       <w:br/>
       <w:br/>
     </w:r>

--- a/klagomål/A 12622-2026 FSC-klagomål.docx
+++ b/klagomål/A 12622-2026 FSC-klagomål.docx
@@ -1405,7 +1405,7 @@
     <w:r>
       <w:tab/>
       <w:tab/>
-      <w:t>2026-08-28</w:t>
+      <w:t>2026-08-29</w:t>
       <w:br/>
       <w:br/>
     </w:r>

--- a/klagomål/A 12622-2026 FSC-klagomål.docx
+++ b/klagomål/A 12622-2026 FSC-klagomål.docx
@@ -1405,7 +1405,7 @@
     <w:r>
       <w:tab/>
       <w:tab/>
-      <w:t>2026-08-29</w:t>
+      <w:t>2026-08-31</w:t>
       <w:br/>
       <w:br/>
     </w:r>

--- a/klagomål/A 12622-2026 FSC-klagomål.docx
+++ b/klagomål/A 12622-2026 FSC-klagomål.docx
@@ -1405,7 +1405,7 @@
     <w:r>
       <w:tab/>
       <w:tab/>
-      <w:t>2026-08-31</w:t>
+      <w:t>2026-09-01</w:t>
       <w:br/>
       <w:br/>
     </w:r>

--- a/klagomål/A 12622-2026 FSC-klagomål.docx
+++ b/klagomål/A 12622-2026 FSC-klagomål.docx
@@ -1405,7 +1405,7 @@
     <w:r>
       <w:tab/>
       <w:tab/>
-      <w:t>2026-09-01</w:t>
+      <w:t>2026-09-02</w:t>
       <w:br/>
       <w:br/>
     </w:r>

--- a/klagomål/A 12622-2026 FSC-klagomål.docx
+++ b/klagomål/A 12622-2026 FSC-klagomål.docx
@@ -1405,7 +1405,7 @@
     <w:r>
       <w:tab/>
       <w:tab/>
-      <w:t>2026-09-02</w:t>
+      <w:t>2026-09-03</w:t>
       <w:br/>
       <w:br/>
     </w:r>

--- a/klagomål/A 12622-2026 FSC-klagomål.docx
+++ b/klagomål/A 12622-2026 FSC-klagomål.docx
@@ -1405,7 +1405,7 @@
     <w:r>
       <w:tab/>
       <w:tab/>
-      <w:t>2026-09-03</w:t>
+      <w:t>2026-09-04</w:t>
       <w:br/>
       <w:br/>
     </w:r>

--- a/klagomål/A 12622-2026 FSC-klagomål.docx
+++ b/klagomål/A 12622-2026 FSC-klagomål.docx
@@ -1405,7 +1405,7 @@
     <w:r>
       <w:tab/>
       <w:tab/>
-      <w:t>2026-09-04</w:t>
+      <w:t>2026-09-05</w:t>
       <w:br/>
       <w:br/>
     </w:r>

--- a/klagomål/A 12622-2026 FSC-klagomål.docx
+++ b/klagomål/A 12622-2026 FSC-klagomål.docx
@@ -1405,7 +1405,7 @@
     <w:r>
       <w:tab/>
       <w:tab/>
-      <w:t>2026-09-05</w:t>
+      <w:t>2026-09-06</w:t>
       <w:br/>
       <w:br/>
     </w:r>

--- a/klagomål/A 12622-2026 FSC-klagomål.docx
+++ b/klagomål/A 12622-2026 FSC-klagomål.docx
@@ -1405,7 +1405,7 @@
     <w:r>
       <w:tab/>
       <w:tab/>
-      <w:t>2026-09-06</w:t>
+      <w:t>2026-09-07</w:t>
       <w:br/>
       <w:br/>
     </w:r>

--- a/klagomål/A 12622-2026 FSC-klagomål.docx
+++ b/klagomål/A 12622-2026 FSC-klagomål.docx
@@ -1405,7 +1405,7 @@
     <w:r>
       <w:tab/>
       <w:tab/>
-      <w:t>2026-09-07</w:t>
+      <w:t>2026-09-08</w:t>
       <w:br/>
       <w:br/>
     </w:r>

--- a/klagomål/A 12622-2026 FSC-klagomål.docx
+++ b/klagomål/A 12622-2026 FSC-klagomål.docx
@@ -1405,7 +1405,7 @@
     <w:r>
       <w:tab/>
       <w:tab/>
-      <w:t>2026-09-08</w:t>
+      <w:t>2026-09-09</w:t>
       <w:br/>
       <w:br/>
     </w:r>

--- a/klagomål/A 12622-2026 FSC-klagomål.docx
+++ b/klagomål/A 12622-2026 FSC-klagomål.docx
@@ -1405,7 +1405,7 @@
     <w:r>
       <w:tab/>
       <w:tab/>
-      <w:t>2026-09-09</w:t>
+      <w:t>2026-09-10</w:t>
       <w:br/>
       <w:br/>
     </w:r>

--- a/klagomål/A 12622-2026 FSC-klagomål.docx
+++ b/klagomål/A 12622-2026 FSC-klagomål.docx
@@ -1405,7 +1405,7 @@
     <w:r>
       <w:tab/>
       <w:tab/>
-      <w:t>2026-09-10</w:t>
+      <w:t>2026-09-11</w:t>
       <w:br/>
       <w:br/>
     </w:r>

--- a/klagomål/A 12622-2026 FSC-klagomål.docx
+++ b/klagomål/A 12622-2026 FSC-klagomål.docx
@@ -1405,7 +1405,7 @@
     <w:r>
       <w:tab/>
       <w:tab/>
-      <w:t>2026-09-11</w:t>
+      <w:t>2026-09-12</w:t>
       <w:br/>
       <w:br/>
     </w:r>
